--- a/Assignment5/CD05-104.docx
+++ b/Assignment5/CD05-104.docx
@@ -1,99 +1,119 @@
 
 <file path=word/document.xml><?xml version="1.0" encoding="utf-8"?>
-<w:document xmlns:wpc="http://schemas.microsoft.com/office/word/2010/wordprocessingCanvas" xmlns:cx="http://schemas.microsoft.com/office/drawing/2014/chartex" xmlns:cx1="http://schemas.microsoft.com/office/drawing/2015/9/8/chartex" xmlns:cx2="http://schemas.microsoft.com/office/drawing/2015/10/21/chartex" xmlns:cx3="http://schemas.microsoft.com/office/drawing/2016/5/9/chartex" xmlns:cx4="http://schemas.microsoft.com/office/drawing/2016/5/10/chartex" xmlns:cx5="http://schemas.microsoft.com/office/drawing/2016/5/11/chartex" xmlns:cx6="http://schemas.microsoft.com/office/drawing/2016/5/12/chartex" xmlns:cx7="http://schemas.microsoft.com/office/drawing/2016/5/13/chartex" xmlns:cx8="http://schemas.microsoft.com/office/drawing/2016/5/14/chartex" xmlns:mc="http://schemas.openxmlformats.org/markup-compatibility/2006" xmlns:aink="http://schemas.microsoft.com/office/drawing/2016/ink" xmlns:am3d="http://schemas.microsoft.com/office/drawing/2017/model3d" xmlns:o="urn:schemas-microsoft-com:office:office" xmlns:oel="http://schemas.microsoft.com/office/2019/extlst" xmlns:r="http://schemas.openxmlformats.org/officeDocument/2006/relationships" xmlns:m="http://schemas.openxmlformats.org/officeDocument/2006/math" xmlns:v="urn:schemas-microsoft-com:vml" xmlns:wp14="http://schemas.microsoft.com/office/word/2010/wordprocessingDrawing" xmlns:wp="http://schemas.openxmlformats.org/drawingml/2006/wordprocessingDrawing" xmlns:w10="urn:schemas-microsoft-com:office:word" xmlns:w="http://schemas.openxmlformats.org/wordprocessingml/2006/main" xmlns:w14="http://schemas.microsoft.com/office/word/2010/wordml" xmlns:w15="http://schemas.microsoft.com/office/word/2012/wordml" xmlns:w16cex="http://schemas.microsoft.com/office/word/2018/wordml/cex" xmlns:w16cid="http://schemas.microsoft.com/office/word/2016/wordml/cid" xmlns:w16="http://schemas.microsoft.com/office/word/2018/wordml" xmlns:w16du="http://schemas.microsoft.com/office/word/2023/wordml/word16du" xmlns:w16sdtdh="http://schemas.microsoft.com/office/word/2020/wordml/sdtdatahash" xmlns:w16sdtfl="http://schemas.microsoft.com/office/word/2024/wordml/sdtformatlock" xmlns:w16se="http://schemas.microsoft.com/office/word/2015/wordml/symex" xmlns:wpg="http://schemas.microsoft.com/office/word/2010/wordprocessingGroup" xmlns:wpi="http://schemas.microsoft.com/office/word/2010/wordprocessingInk" xmlns:wne="http://schemas.microsoft.com/office/word/2006/wordml" xmlns:wps="http://schemas.microsoft.com/office/word/2010/wordprocessingShape" mc:Ignorable="w14 w15 w16se w16cid w16 w16cex w16sdtdh w16sdtfl w16du wp14">
+<w:document xmlns:wpc="http://schemas.microsoft.com/office/word/2010/wordprocessingCanvas" xmlns:cx="http://schemas.microsoft.com/office/drawing/2014/chartex" xmlns:cx1="http://schemas.microsoft.com/office/drawing/2015/9/8/chartex" xmlns:cx2="http://schemas.microsoft.com/office/drawing/2015/10/21/chartex" xmlns:cx3="http://schemas.microsoft.com/office/drawing/2016/5/9/chartex" xmlns:cx4="http://schemas.microsoft.com/office/drawing/2016/5/10/chartex" xmlns:cx5="http://schemas.microsoft.com/office/drawing/2016/5/11/chartex" xmlns:cx6="http://schemas.microsoft.com/office/drawing/2016/5/12/chartex" xmlns:cx7="http://schemas.microsoft.com/office/drawing/2016/5/13/chartex" xmlns:cx8="http://schemas.microsoft.com/office/drawing/2016/5/14/chartex" xmlns:mc="http://schemas.openxmlformats.org/markup-compatibility/2006" xmlns:aink="http://schemas.microsoft.com/office/drawing/2016/ink" xmlns:am3d="http://schemas.microsoft.com/office/drawing/2017/model3d" xmlns:o="urn:schemas-microsoft-com:office:office" xmlns:oel="http://schemas.microsoft.com/office/2019/extlst" xmlns:r="http://schemas.openxmlformats.org/officeDocument/2006/relationships" xmlns:m="http://schemas.openxmlformats.org/officeDocument/2006/math" xmlns:v="urn:schemas-microsoft-com:vml" xmlns:wp14="http://schemas.microsoft.com/office/word/2010/wordprocessingDrawing" xmlns:wp="http://schemas.openxmlformats.org/drawingml/2006/wordprocessingDrawing" xmlns:w10="urn:schemas-microsoft-com:office:word" xmlns:w="http://schemas.openxmlformats.org/wordprocessingml/2006/main" xmlns:w14="http://schemas.microsoft.com/office/word/2010/wordml" xmlns:w15="http://schemas.microsoft.com/office/word/2012/wordml" xmlns:w16cex="http://schemas.microsoft.com/office/word/2018/wordml/cex" xmlns:w16cid="http://schemas.microsoft.com/office/word/2016/wordml/cid" xmlns:w16="http://schemas.microsoft.com/office/word/2018/wordml" xmlns:w16du="http://schemas.microsoft.com/office/word/2023/wordml/word16du" xmlns:w16sdtdh="http://schemas.microsoft.com/office/word/2020/wordml/sdtdatahash" xmlns:w16se="http://schemas.microsoft.com/office/word/2015/wordml/symex" xmlns:wpg="http://schemas.microsoft.com/office/word/2010/wordprocessingGroup" xmlns:wpi="http://schemas.microsoft.com/office/word/2010/wordprocessingInk" xmlns:wne="http://schemas.microsoft.com/office/word/2006/wordml" xmlns:wps="http://schemas.microsoft.com/office/word/2010/wordprocessingShape" mc:Ignorable="w14 w15 w16se w16cid w16 w16cex w16sdtdh wp14">
   <w:body>
     <w:tbl>
       <w:tblPr>
         <w:tblStyle w:val="TableGrid"/>
         <w:tblW w:w="10206" w:type="dxa"/>
+        <w:tblBorders>
+          <w:top w:val="none" w:sz="0" w:space="0" w:color="auto"/>
+          <w:left w:val="none" w:sz="0" w:space="0" w:color="auto"/>
+          <w:bottom w:val="none" w:sz="0" w:space="0" w:color="auto"/>
+          <w:right w:val="none" w:sz="0" w:space="0" w:color="auto"/>
+          <w:insideH w:val="none" w:sz="0" w:space="0" w:color="auto"/>
+          <w:insideV w:val="none" w:sz="0" w:space="0" w:color="auto"/>
+        </w:tblBorders>
         <w:tblLook w:val="04A0" w:firstRow="1" w:lastRow="0" w:firstColumn="1" w:lastColumn="0" w:noHBand="0" w:noVBand="1"/>
       </w:tblPr>
       <w:tblGrid>
-        <w:gridCol w:w="5104"/>
-        <w:gridCol w:w="5102"/>
+        <w:gridCol w:w="5103"/>
+        <w:gridCol w:w="5103"/>
       </w:tblGrid>
       <w:tr>
         <w:trPr>
-          <w:trHeight w:val="570"/>
+          <w:trHeight w:val="275"/>
         </w:trPr>
         <w:tc>
           <w:tcPr>
             <w:tcW w:w="5103" w:type="dxa"/>
-            <w:tcBorders>
-              <w:top w:val="nil"/>
-              <w:left w:val="nil"/>
-              <w:bottom w:val="nil"/>
-              <w:right w:val="nil"/>
-            </w:tcBorders>
           </w:tcPr>
           <w:p>
             <w:pPr>
-              <w:spacing w:after="0" w:line="240" w:lineRule="auto"/>
+              <w:spacing w:after="100"/>
             </w:pPr>
             <w:r>
-              <w:t>Exp. No: 5</w:t>
+              <w:rPr>
+                <w:b/>
+              </w:rPr>
+              <w:t>Name:</w:t>
+            </w:r>
+            <w:r>
+              <w:rPr>
+                <w:b w:val="0"/>
+              </w:rPr>
+              <w:t xml:space="preserve"> Rahul V S</w:t>
             </w:r>
           </w:p>
         </w:tc>
         <w:tc>
           <w:tcPr>
-            <w:tcW w:w="5102" w:type="dxa"/>
-            <w:tcBorders>
-              <w:top w:val="nil"/>
-              <w:left w:val="nil"/>
-              <w:bottom w:val="nil"/>
-              <w:right w:val="nil"/>
-            </w:tcBorders>
+            <w:tcW w:w="5103" w:type="dxa"/>
           </w:tcPr>
           <w:p>
             <w:pPr>
-              <w:spacing w:after="0" w:line="240" w:lineRule="auto"/>
+              <w:spacing w:after="100"/>
             </w:pPr>
             <w:r>
-              <w:t>Date: 07-08-2026</w:t>
+              <w:rPr>
+                <w:b/>
+              </w:rPr>
+              <w:t>Reg. No:</w:t>
+            </w:r>
+            <w:r>
+              <w:rPr>
+                <w:b w:val="0"/>
+              </w:rPr>
+              <w:t xml:space="preserve"> 3122235001104</w:t>
             </w:r>
           </w:p>
         </w:tc>
       </w:tr>
       <w:tr>
         <w:trPr>
-          <w:trHeight w:val="570"/>
+          <w:trHeight w:val="275"/>
         </w:trPr>
         <w:tc>
           <w:tcPr>
             <w:tcW w:w="5103" w:type="dxa"/>
-            <w:tcBorders>
-              <w:top w:val="nil"/>
-              <w:left w:val="nil"/>
-              <w:bottom w:val="nil"/>
-              <w:right w:val="nil"/>
-            </w:tcBorders>
           </w:tcPr>
           <w:p>
             <w:pPr>
-              <w:spacing w:after="0" w:line="240" w:lineRule="auto"/>
+              <w:spacing w:after="100"/>
             </w:pPr>
             <w:r>
-              <w:t>Name: Rahul V S</w:t>
+              <w:rPr>
+                <w:b/>
+              </w:rPr>
+              <w:t>Exp. No:</w:t>
+            </w:r>
+            <w:r>
+              <w:rPr>
+                <w:b w:val="0"/>
+              </w:rPr>
+              <w:t xml:space="preserve"> 5</w:t>
             </w:r>
           </w:p>
         </w:tc>
         <w:tc>
           <w:tcPr>
-            <w:tcW w:w="5102" w:type="dxa"/>
-            <w:tcBorders>
-              <w:top w:val="nil"/>
-              <w:left w:val="nil"/>
-              <w:bottom w:val="nil"/>
-              <w:right w:val="nil"/>
-            </w:tcBorders>
+            <w:tcW w:w="5103" w:type="dxa"/>
           </w:tcPr>
           <w:p>
             <w:pPr>
-              <w:spacing w:after="0" w:line="240" w:lineRule="auto"/>
+              <w:spacing w:after="100"/>
             </w:pPr>
             <w:r>
-              <w:t>Reg. No: 3122235001104</w:t>
+              <w:rPr>
+                <w:b/>
+              </w:rPr>
+              <w:t>Date:</w:t>
+            </w:r>
+            <w:r>
+              <w:rPr>
+                <w:b w:val="0"/>
+              </w:rPr>
+              <w:t xml:space="preserve"> 07-08-2026</w:t>
             </w:r>
           </w:p>
         </w:tc>
@@ -102,564 +122,4317 @@
     <w:p/>
     <w:p>
       <w:pPr>
+        <w:spacing w:before="120" w:after="160"/>
         <w:jc w:val="center"/>
       </w:pPr>
       <w:r>
         <w:rPr>
           <w:b/>
+          <w:sz w:val="28"/>
         </w:rPr>
         <w:t>Implementation of Syntax Checker using Lex and Yacc Tools</w:t>
       </w:r>
     </w:p>
     <w:p>
+      <w:pPr>
+        <w:keepNext/>
+        <w:spacing w:before="80" w:after="80"/>
+      </w:pPr>
       <w:r>
         <w:rPr>
           <w:b/>
-        </w:rPr>
-        <w:t>Aim</w:t>
-      </w:r>
-    </w:p>
-    <w:p>
-      <w:r>
+          <w:sz w:val="24"/>
+        </w:rPr>
+        <w:t>Aim:</w:t>
+      </w:r>
+    </w:p>
+    <w:p>
+      <w:pPr>
+        <w:spacing w:before="0" w:after="120"/>
+      </w:pPr>
+      <w:r>
+        <w:rPr>
+          <w:i w:val="0"/>
+          <w:sz w:val="22"/>
+        </w:rPr>
         <w:t>To develop a syntax checker using Lex and Yacc that recognizes assignment statements, conditional statements, looping statements and declaration statements by writing suitable grammars for each.</w:t>
       </w:r>
     </w:p>
-    <w:p/>
-    <w:p>
+    <w:p>
+      <w:pPr>
+        <w:keepNext/>
+        <w:spacing w:before="200" w:after="80"/>
+      </w:pPr>
       <w:r>
         <w:rPr>
           <w:b/>
-        </w:rPr>
-        <w:t>Tools Used</w:t>
-      </w:r>
-    </w:p>
-    <w:p>
-      <w:r>
+          <w:sz w:val="24"/>
+        </w:rPr>
+        <w:t>Tools Used:</w:t>
+      </w:r>
+    </w:p>
+    <w:p>
+      <w:pPr>
+        <w:pStyle w:val="ListParagraph"/>
+        <w:numPr>
+          <w:ilvl w:val="0"/>
+          <w:numId w:val="90"/>
+        </w:numPr>
+        <w:spacing w:before="0" w:after="60" w:line="264" w:lineRule="auto"/>
+      </w:pPr>
+      <w:r>
+        <w:rPr>
+          <w:sz w:val="22"/>
+        </w:rPr>
         <w:t>LEX / Flex (lexical analyzer generator)</w:t>
       </w:r>
     </w:p>
     <w:p>
-      <w:r>
+      <w:pPr>
+        <w:pStyle w:val="ListParagraph"/>
+        <w:numPr>
+          <w:ilvl w:val="0"/>
+          <w:numId w:val="90"/>
+        </w:numPr>
+        <w:spacing w:before="0" w:after="60" w:line="264" w:lineRule="auto"/>
+      </w:pPr>
+      <w:r>
+        <w:rPr>
+          <w:sz w:val="22"/>
+        </w:rPr>
         <w:t>YACC / Bison (parser generator)</w:t>
       </w:r>
     </w:p>
     <w:p>
-      <w:r>
+      <w:pPr>
+        <w:pStyle w:val="ListParagraph"/>
+        <w:numPr>
+          <w:ilvl w:val="0"/>
+          <w:numId w:val="90"/>
+        </w:numPr>
+        <w:spacing w:before="0" w:after="60" w:line="264" w:lineRule="auto"/>
+      </w:pPr>
+      <w:r>
+        <w:rPr>
+          <w:sz w:val="22"/>
+        </w:rPr>
         <w:t>GCC Compiler</w:t>
       </w:r>
     </w:p>
     <w:p>
-      <w:r>
-        <w:t>Linux Terminal</w:t>
-      </w:r>
-    </w:p>
-    <w:p/>
-    <w:p>
+      <w:pPr>
+        <w:pStyle w:val="ListParagraph"/>
+        <w:numPr>
+          <w:ilvl w:val="0"/>
+          <w:numId w:val="90"/>
+        </w:numPr>
+        <w:spacing w:before="0" w:after="60" w:line="264" w:lineRule="auto"/>
+      </w:pPr>
+      <w:r>
+        <w:rPr>
+          <w:sz w:val="22"/>
+        </w:rPr>
+        <w:t>Linux terminal (Ubuntu on WSL)</w:t>
+      </w:r>
+    </w:p>
+    <w:p>
+      <w:pPr>
+        <w:keepNext/>
+        <w:spacing w:before="200" w:after="80"/>
+      </w:pPr>
       <w:r>
         <w:rPr>
           <w:b/>
-        </w:rPr>
-        <w:t>Code (syntax.l)</w:t>
-      </w:r>
-    </w:p>
-    <w:p>
-      <w:r>
+          <w:sz w:val="24"/>
+        </w:rPr>
+        <w:t>Code:</w:t>
+      </w:r>
+    </w:p>
+    <w:p>
+      <w:pPr>
+        <w:keepNext/>
+        <w:spacing w:before="120" w:after="60"/>
+      </w:pPr>
+      <w:r>
+        <w:rPr>
+          <w:b/>
+          <w:sz w:val="22"/>
+        </w:rPr>
+        <w:t>syntax.l</w:t>
+      </w:r>
+    </w:p>
+    <w:p>
+      <w:pPr>
+        <w:pBdr>
+          <w:top w:val="single" w:sz="4" w:space="2" w:color="BFBFBF"/>
+          <w:left w:val="single" w:sz="4" w:space="2" w:color="BFBFBF"/>
+          <w:bottom w:val="single" w:sz="4" w:space="2" w:color="BFBFBF"/>
+          <w:right w:val="single" w:sz="4" w:space="2" w:color="BFBFBF"/>
+        </w:pBdr>
+        <w:shd w:val="clear" w:color="auto" w:fill="F5F5F5"/>
+        <w:spacing w:before="0" w:after="0" w:line="240" w:lineRule="auto"/>
+        <w:ind w:left="113" w:right="113"/>
+        <w:rPr>
+          <w:rFonts w:ascii="Consolas" w:hAnsi="Consolas" w:cs="Consolas"/>
+          <w:noProof/>
+          <w:sz w:val="17"/>
+        </w:rPr>
+      </w:pPr>
+      <w:r>
+        <w:rPr>
+          <w:rFonts w:ascii="Consolas" w:hAnsi="Consolas" w:cs="Consolas" w:eastAsia="Consolas"/>
+          <w:noProof/>
+          <w:sz w:val="17"/>
+        </w:rPr>
         <w:t>%{</w:t>
       </w:r>
     </w:p>
     <w:p>
-      <w:r>
+      <w:pPr>
+        <w:pBdr>
+          <w:top w:val="single" w:sz="4" w:space="2" w:color="BFBFBF"/>
+          <w:left w:val="single" w:sz="4" w:space="2" w:color="BFBFBF"/>
+          <w:bottom w:val="single" w:sz="4" w:space="2" w:color="BFBFBF"/>
+          <w:right w:val="single" w:sz="4" w:space="2" w:color="BFBFBF"/>
+        </w:pBdr>
+        <w:shd w:val="clear" w:color="auto" w:fill="F5F5F5"/>
+        <w:spacing w:before="0" w:after="0" w:line="240" w:lineRule="auto"/>
+        <w:ind w:left="113" w:right="113"/>
+        <w:rPr>
+          <w:rFonts w:ascii="Consolas" w:hAnsi="Consolas" w:cs="Consolas"/>
+          <w:noProof/>
+          <w:sz w:val="17"/>
+        </w:rPr>
+      </w:pPr>
+      <w:r>
+        <w:rPr>
+          <w:rFonts w:ascii="Consolas" w:hAnsi="Consolas" w:cs="Consolas" w:eastAsia="Consolas"/>
+          <w:noProof/>
+          <w:sz w:val="17"/>
+        </w:rPr>
         <w:t>#include "y.tab.h"</w:t>
       </w:r>
     </w:p>
     <w:p>
-      <w:r>
+      <w:pPr>
+        <w:pBdr>
+          <w:top w:val="single" w:sz="4" w:space="2" w:color="BFBFBF"/>
+          <w:left w:val="single" w:sz="4" w:space="2" w:color="BFBFBF"/>
+          <w:bottom w:val="single" w:sz="4" w:space="2" w:color="BFBFBF"/>
+          <w:right w:val="single" w:sz="4" w:space="2" w:color="BFBFBF"/>
+        </w:pBdr>
+        <w:shd w:val="clear" w:color="auto" w:fill="F5F5F5"/>
+        <w:spacing w:before="0" w:after="0" w:line="240" w:lineRule="auto"/>
+        <w:ind w:left="113" w:right="113"/>
+        <w:rPr>
+          <w:rFonts w:ascii="Consolas" w:hAnsi="Consolas" w:cs="Consolas"/>
+          <w:noProof/>
+          <w:sz w:val="17"/>
+        </w:rPr>
+      </w:pPr>
+      <w:r>
+        <w:rPr>
+          <w:rFonts w:ascii="Consolas" w:hAnsi="Consolas" w:cs="Consolas" w:eastAsia="Consolas"/>
+          <w:noProof/>
+          <w:sz w:val="17"/>
+        </w:rPr>
         <w:t>%}</w:t>
       </w:r>
     </w:p>
-    <w:p/>
-    <w:p>
-      <w:r>
+    <w:p>
+      <w:pPr>
+        <w:pBdr>
+          <w:top w:val="single" w:sz="4" w:space="2" w:color="BFBFBF"/>
+          <w:left w:val="single" w:sz="4" w:space="2" w:color="BFBFBF"/>
+          <w:bottom w:val="single" w:sz="4" w:space="2" w:color="BFBFBF"/>
+          <w:right w:val="single" w:sz="4" w:space="2" w:color="BFBFBF"/>
+        </w:pBdr>
+        <w:shd w:val="clear" w:color="auto" w:fill="F5F5F5"/>
+        <w:spacing w:before="0" w:after="0" w:line="240" w:lineRule="auto"/>
+        <w:ind w:left="113" w:right="113"/>
+        <w:rPr>
+          <w:rFonts w:ascii="Consolas" w:hAnsi="Consolas" w:cs="Consolas"/>
+          <w:noProof/>
+          <w:sz w:val="17"/>
+        </w:rPr>
+      </w:pPr>
+    </w:p>
+    <w:p>
+      <w:pPr>
+        <w:pBdr>
+          <w:top w:val="single" w:sz="4" w:space="2" w:color="BFBFBF"/>
+          <w:left w:val="single" w:sz="4" w:space="2" w:color="BFBFBF"/>
+          <w:bottom w:val="single" w:sz="4" w:space="2" w:color="BFBFBF"/>
+          <w:right w:val="single" w:sz="4" w:space="2" w:color="BFBFBF"/>
+        </w:pBdr>
+        <w:shd w:val="clear" w:color="auto" w:fill="F5F5F5"/>
+        <w:spacing w:before="0" w:after="0" w:line="240" w:lineRule="auto"/>
+        <w:ind w:left="113" w:right="113"/>
+        <w:rPr>
+          <w:rFonts w:ascii="Consolas" w:hAnsi="Consolas" w:cs="Consolas"/>
+          <w:noProof/>
+          <w:sz w:val="17"/>
+        </w:rPr>
+      </w:pPr>
+      <w:r>
+        <w:rPr>
+          <w:rFonts w:ascii="Consolas" w:hAnsi="Consolas" w:cs="Consolas" w:eastAsia="Consolas"/>
+          <w:noProof/>
+          <w:sz w:val="17"/>
+        </w:rPr>
+        <w:t>%option yylineno</w:t>
+      </w:r>
+    </w:p>
+    <w:p>
+      <w:pPr>
+        <w:pBdr>
+          <w:top w:val="single" w:sz="4" w:space="2" w:color="BFBFBF"/>
+          <w:left w:val="single" w:sz="4" w:space="2" w:color="BFBFBF"/>
+          <w:bottom w:val="single" w:sz="4" w:space="2" w:color="BFBFBF"/>
+          <w:right w:val="single" w:sz="4" w:space="2" w:color="BFBFBF"/>
+        </w:pBdr>
+        <w:shd w:val="clear" w:color="auto" w:fill="F5F5F5"/>
+        <w:spacing w:before="0" w:after="0" w:line="240" w:lineRule="auto"/>
+        <w:ind w:left="113" w:right="113"/>
+        <w:rPr>
+          <w:rFonts w:ascii="Consolas" w:hAnsi="Consolas" w:cs="Consolas"/>
+          <w:noProof/>
+          <w:sz w:val="17"/>
+        </w:rPr>
+      </w:pPr>
+    </w:p>
+    <w:p>
+      <w:pPr>
+        <w:pBdr>
+          <w:top w:val="single" w:sz="4" w:space="2" w:color="BFBFBF"/>
+          <w:left w:val="single" w:sz="4" w:space="2" w:color="BFBFBF"/>
+          <w:bottom w:val="single" w:sz="4" w:space="2" w:color="BFBFBF"/>
+          <w:right w:val="single" w:sz="4" w:space="2" w:color="BFBFBF"/>
+        </w:pBdr>
+        <w:shd w:val="clear" w:color="auto" w:fill="F5F5F5"/>
+        <w:spacing w:before="0" w:after="0" w:line="240" w:lineRule="auto"/>
+        <w:ind w:left="113" w:right="113"/>
+        <w:rPr>
+          <w:rFonts w:ascii="Consolas" w:hAnsi="Consolas" w:cs="Consolas"/>
+          <w:noProof/>
+          <w:sz w:val="17"/>
+        </w:rPr>
+      </w:pPr>
+      <w:r>
+        <w:rPr>
+          <w:rFonts w:ascii="Consolas" w:hAnsi="Consolas" w:cs="Consolas" w:eastAsia="Consolas"/>
+          <w:noProof/>
+          <w:sz w:val="17"/>
+        </w:rPr>
         <w:t>DIGIT   [0-9]</w:t>
       </w:r>
     </w:p>
     <w:p>
-      <w:r>
+      <w:pPr>
+        <w:pBdr>
+          <w:top w:val="single" w:sz="4" w:space="2" w:color="BFBFBF"/>
+          <w:left w:val="single" w:sz="4" w:space="2" w:color="BFBFBF"/>
+          <w:bottom w:val="single" w:sz="4" w:space="2" w:color="BFBFBF"/>
+          <w:right w:val="single" w:sz="4" w:space="2" w:color="BFBFBF"/>
+        </w:pBdr>
+        <w:shd w:val="clear" w:color="auto" w:fill="F5F5F5"/>
+        <w:spacing w:before="0" w:after="0" w:line="240" w:lineRule="auto"/>
+        <w:ind w:left="113" w:right="113"/>
+        <w:rPr>
+          <w:rFonts w:ascii="Consolas" w:hAnsi="Consolas" w:cs="Consolas"/>
+          <w:noProof/>
+          <w:sz w:val="17"/>
+        </w:rPr>
+      </w:pPr>
+      <w:r>
+        <w:rPr>
+          <w:rFonts w:ascii="Consolas" w:hAnsi="Consolas" w:cs="Consolas" w:eastAsia="Consolas"/>
+          <w:noProof/>
+          <w:sz w:val="17"/>
+        </w:rPr>
         <w:t>LETTER  [a-zA-Z_]</w:t>
       </w:r>
     </w:p>
-    <w:p/>
-    <w:p>
-      <w:r>
+    <w:p>
+      <w:pPr>
+        <w:pBdr>
+          <w:top w:val="single" w:sz="4" w:space="2" w:color="BFBFBF"/>
+          <w:left w:val="single" w:sz="4" w:space="2" w:color="BFBFBF"/>
+          <w:bottom w:val="single" w:sz="4" w:space="2" w:color="BFBFBF"/>
+          <w:right w:val="single" w:sz="4" w:space="2" w:color="BFBFBF"/>
+        </w:pBdr>
+        <w:shd w:val="clear" w:color="auto" w:fill="F5F5F5"/>
+        <w:spacing w:before="0" w:after="0" w:line="240" w:lineRule="auto"/>
+        <w:ind w:left="113" w:right="113"/>
+        <w:rPr>
+          <w:rFonts w:ascii="Consolas" w:hAnsi="Consolas" w:cs="Consolas"/>
+          <w:noProof/>
+          <w:sz w:val="17"/>
+        </w:rPr>
+      </w:pPr>
+    </w:p>
+    <w:p>
+      <w:pPr>
+        <w:pBdr>
+          <w:top w:val="single" w:sz="4" w:space="2" w:color="BFBFBF"/>
+          <w:left w:val="single" w:sz="4" w:space="2" w:color="BFBFBF"/>
+          <w:bottom w:val="single" w:sz="4" w:space="2" w:color="BFBFBF"/>
+          <w:right w:val="single" w:sz="4" w:space="2" w:color="BFBFBF"/>
+        </w:pBdr>
+        <w:shd w:val="clear" w:color="auto" w:fill="F5F5F5"/>
+        <w:spacing w:before="0" w:after="0" w:line="240" w:lineRule="auto"/>
+        <w:ind w:left="113" w:right="113"/>
+        <w:rPr>
+          <w:rFonts w:ascii="Consolas" w:hAnsi="Consolas" w:cs="Consolas"/>
+          <w:noProof/>
+          <w:sz w:val="17"/>
+        </w:rPr>
+      </w:pPr>
+      <w:r>
+        <w:rPr>
+          <w:rFonts w:ascii="Consolas" w:hAnsi="Consolas" w:cs="Consolas" w:eastAsia="Consolas"/>
+          <w:noProof/>
+          <w:sz w:val="17"/>
+        </w:rPr>
         <w:t>%%</w:t>
       </w:r>
     </w:p>
-    <w:p/>
-    <w:p>
-      <w:r>
-        <w:t>"int"|"float"|"char"|"double"      { return TYPE; }</w:t>
-      </w:r>
-    </w:p>
-    <w:p>
-      <w:r>
+    <w:p>
+      <w:pPr>
+        <w:pBdr>
+          <w:top w:val="single" w:sz="4" w:space="2" w:color="BFBFBF"/>
+          <w:left w:val="single" w:sz="4" w:space="2" w:color="BFBFBF"/>
+          <w:bottom w:val="single" w:sz="4" w:space="2" w:color="BFBFBF"/>
+          <w:right w:val="single" w:sz="4" w:space="2" w:color="BFBFBF"/>
+        </w:pBdr>
+        <w:shd w:val="clear" w:color="auto" w:fill="F5F5F5"/>
+        <w:spacing w:before="0" w:after="0" w:line="240" w:lineRule="auto"/>
+        <w:ind w:left="113" w:right="113"/>
+        <w:rPr>
+          <w:rFonts w:ascii="Consolas" w:hAnsi="Consolas" w:cs="Consolas"/>
+          <w:noProof/>
+          <w:sz w:val="17"/>
+        </w:rPr>
+      </w:pPr>
+    </w:p>
+    <w:p>
+      <w:pPr>
+        <w:pBdr>
+          <w:top w:val="single" w:sz="4" w:space="2" w:color="BFBFBF"/>
+          <w:left w:val="single" w:sz="4" w:space="2" w:color="BFBFBF"/>
+          <w:bottom w:val="single" w:sz="4" w:space="2" w:color="BFBFBF"/>
+          <w:right w:val="single" w:sz="4" w:space="2" w:color="BFBFBF"/>
+        </w:pBdr>
+        <w:shd w:val="clear" w:color="auto" w:fill="F5F5F5"/>
+        <w:spacing w:before="0" w:after="0" w:line="240" w:lineRule="auto"/>
+        <w:ind w:left="113" w:right="113"/>
+        <w:rPr>
+          <w:rFonts w:ascii="Consolas" w:hAnsi="Consolas" w:cs="Consolas"/>
+          <w:noProof/>
+          <w:sz w:val="17"/>
+        </w:rPr>
+      </w:pPr>
+      <w:r>
+        <w:rPr>
+          <w:rFonts w:ascii="Consolas" w:hAnsi="Consolas" w:cs="Consolas" w:eastAsia="Consolas"/>
+          <w:noProof/>
+          <w:sz w:val="17"/>
+        </w:rPr>
+        <w:t>"//".*                              ;</w:t>
+      </w:r>
+    </w:p>
+    <w:p>
+      <w:pPr>
+        <w:pBdr>
+          <w:top w:val="single" w:sz="4" w:space="2" w:color="BFBFBF"/>
+          <w:left w:val="single" w:sz="4" w:space="2" w:color="BFBFBF"/>
+          <w:bottom w:val="single" w:sz="4" w:space="2" w:color="BFBFBF"/>
+          <w:right w:val="single" w:sz="4" w:space="2" w:color="BFBFBF"/>
+        </w:pBdr>
+        <w:shd w:val="clear" w:color="auto" w:fill="F5F5F5"/>
+        <w:spacing w:before="0" w:after="0" w:line="240" w:lineRule="auto"/>
+        <w:ind w:left="113" w:right="113"/>
+        <w:rPr>
+          <w:rFonts w:ascii="Consolas" w:hAnsi="Consolas" w:cs="Consolas"/>
+          <w:noProof/>
+          <w:sz w:val="17"/>
+        </w:rPr>
+      </w:pPr>
+      <w:r>
+        <w:rPr>
+          <w:rFonts w:ascii="Consolas" w:hAnsi="Consolas" w:cs="Consolas" w:eastAsia="Consolas"/>
+          <w:noProof/>
+          <w:sz w:val="17"/>
+        </w:rPr>
+        <w:t>"/*"([^*]|\*+[^*/])*\*+"/"          ;</w:t>
+      </w:r>
+    </w:p>
+    <w:p>
+      <w:pPr>
+        <w:pBdr>
+          <w:top w:val="single" w:sz="4" w:space="2" w:color="BFBFBF"/>
+          <w:left w:val="single" w:sz="4" w:space="2" w:color="BFBFBF"/>
+          <w:bottom w:val="single" w:sz="4" w:space="2" w:color="BFBFBF"/>
+          <w:right w:val="single" w:sz="4" w:space="2" w:color="BFBFBF"/>
+        </w:pBdr>
+        <w:shd w:val="clear" w:color="auto" w:fill="F5F5F5"/>
+        <w:spacing w:before="0" w:after="0" w:line="240" w:lineRule="auto"/>
+        <w:ind w:left="113" w:right="113"/>
+        <w:rPr>
+          <w:rFonts w:ascii="Consolas" w:hAnsi="Consolas" w:cs="Consolas"/>
+          <w:noProof/>
+          <w:sz w:val="17"/>
+        </w:rPr>
+      </w:pPr>
+    </w:p>
+    <w:p>
+      <w:pPr>
+        <w:pBdr>
+          <w:top w:val="single" w:sz="4" w:space="2" w:color="BFBFBF"/>
+          <w:left w:val="single" w:sz="4" w:space="2" w:color="BFBFBF"/>
+          <w:bottom w:val="single" w:sz="4" w:space="2" w:color="BFBFBF"/>
+          <w:right w:val="single" w:sz="4" w:space="2" w:color="BFBFBF"/>
+        </w:pBdr>
+        <w:shd w:val="clear" w:color="auto" w:fill="F5F5F5"/>
+        <w:spacing w:before="0" w:after="0" w:line="240" w:lineRule="auto"/>
+        <w:ind w:left="113" w:right="113"/>
+        <w:rPr>
+          <w:rFonts w:ascii="Consolas" w:hAnsi="Consolas" w:cs="Consolas"/>
+          <w:noProof/>
+          <w:sz w:val="17"/>
+        </w:rPr>
+      </w:pPr>
+      <w:r>
+        <w:rPr>
+          <w:rFonts w:ascii="Consolas" w:hAnsi="Consolas" w:cs="Consolas" w:eastAsia="Consolas"/>
+          <w:noProof/>
+          <w:sz w:val="17"/>
+        </w:rPr>
+        <w:t>"int"|"float"|"char"|"double"       { return TYPE; }</w:t>
+      </w:r>
+    </w:p>
+    <w:p>
+      <w:pPr>
+        <w:pBdr>
+          <w:top w:val="single" w:sz="4" w:space="2" w:color="BFBFBF"/>
+          <w:left w:val="single" w:sz="4" w:space="2" w:color="BFBFBF"/>
+          <w:bottom w:val="single" w:sz="4" w:space="2" w:color="BFBFBF"/>
+          <w:right w:val="single" w:sz="4" w:space="2" w:color="BFBFBF"/>
+        </w:pBdr>
+        <w:shd w:val="clear" w:color="auto" w:fill="F5F5F5"/>
+        <w:spacing w:before="0" w:after="0" w:line="240" w:lineRule="auto"/>
+        <w:ind w:left="113" w:right="113"/>
+        <w:rPr>
+          <w:rFonts w:ascii="Consolas" w:hAnsi="Consolas" w:cs="Consolas"/>
+          <w:noProof/>
+          <w:sz w:val="17"/>
+        </w:rPr>
+      </w:pPr>
+      <w:r>
+        <w:rPr>
+          <w:rFonts w:ascii="Consolas" w:hAnsi="Consolas" w:cs="Consolas" w:eastAsia="Consolas"/>
+          <w:noProof/>
+          <w:sz w:val="17"/>
+        </w:rPr>
         <w:t>"if"                                { return IF; }</w:t>
       </w:r>
     </w:p>
     <w:p>
-      <w:r>
+      <w:pPr>
+        <w:pBdr>
+          <w:top w:val="single" w:sz="4" w:space="2" w:color="BFBFBF"/>
+          <w:left w:val="single" w:sz="4" w:space="2" w:color="BFBFBF"/>
+          <w:bottom w:val="single" w:sz="4" w:space="2" w:color="BFBFBF"/>
+          <w:right w:val="single" w:sz="4" w:space="2" w:color="BFBFBF"/>
+        </w:pBdr>
+        <w:shd w:val="clear" w:color="auto" w:fill="F5F5F5"/>
+        <w:spacing w:before="0" w:after="0" w:line="240" w:lineRule="auto"/>
+        <w:ind w:left="113" w:right="113"/>
+        <w:rPr>
+          <w:rFonts w:ascii="Consolas" w:hAnsi="Consolas" w:cs="Consolas"/>
+          <w:noProof/>
+          <w:sz w:val="17"/>
+        </w:rPr>
+      </w:pPr>
+      <w:r>
+        <w:rPr>
+          <w:rFonts w:ascii="Consolas" w:hAnsi="Consolas" w:cs="Consolas" w:eastAsia="Consolas"/>
+          <w:noProof/>
+          <w:sz w:val="17"/>
+        </w:rPr>
         <w:t>"else"                              { return ELSE; }</w:t>
       </w:r>
     </w:p>
     <w:p>
-      <w:r>
+      <w:pPr>
+        <w:pBdr>
+          <w:top w:val="single" w:sz="4" w:space="2" w:color="BFBFBF"/>
+          <w:left w:val="single" w:sz="4" w:space="2" w:color="BFBFBF"/>
+          <w:bottom w:val="single" w:sz="4" w:space="2" w:color="BFBFBF"/>
+          <w:right w:val="single" w:sz="4" w:space="2" w:color="BFBFBF"/>
+        </w:pBdr>
+        <w:shd w:val="clear" w:color="auto" w:fill="F5F5F5"/>
+        <w:spacing w:before="0" w:after="0" w:line="240" w:lineRule="auto"/>
+        <w:ind w:left="113" w:right="113"/>
+        <w:rPr>
+          <w:rFonts w:ascii="Consolas" w:hAnsi="Consolas" w:cs="Consolas"/>
+          <w:noProof/>
+          <w:sz w:val="17"/>
+        </w:rPr>
+      </w:pPr>
+      <w:r>
+        <w:rPr>
+          <w:rFonts w:ascii="Consolas" w:hAnsi="Consolas" w:cs="Consolas" w:eastAsia="Consolas"/>
+          <w:noProof/>
+          <w:sz w:val="17"/>
+        </w:rPr>
         <w:t>"while"                             { return WHILE; }</w:t>
       </w:r>
     </w:p>
     <w:p>
-      <w:r>
-        <w:t>"=="|"!="|"&lt;="|"&gt;="|"&lt;"|"&gt;"         { return RELOP; }</w:t>
-      </w:r>
-    </w:p>
-    <w:p>
-      <w:r>
+      <w:pPr>
+        <w:pBdr>
+          <w:top w:val="single" w:sz="4" w:space="2" w:color="BFBFBF"/>
+          <w:left w:val="single" w:sz="4" w:space="2" w:color="BFBFBF"/>
+          <w:bottom w:val="single" w:sz="4" w:space="2" w:color="BFBFBF"/>
+          <w:right w:val="single" w:sz="4" w:space="2" w:color="BFBFBF"/>
+        </w:pBdr>
+        <w:shd w:val="clear" w:color="auto" w:fill="F5F5F5"/>
+        <w:spacing w:before="0" w:after="0" w:line="240" w:lineRule="auto"/>
+        <w:ind w:left="113" w:right="113"/>
+        <w:rPr>
+          <w:rFonts w:ascii="Consolas" w:hAnsi="Consolas" w:cs="Consolas"/>
+          <w:noProof/>
+          <w:sz w:val="17"/>
+        </w:rPr>
+      </w:pPr>
+      <w:r>
+        <w:rPr>
+          <w:rFonts w:ascii="Consolas" w:hAnsi="Consolas" w:cs="Consolas" w:eastAsia="Consolas"/>
+          <w:noProof/>
+          <w:sz w:val="17"/>
+        </w:rPr>
+        <w:t>"do"                                { return DO; }</w:t>
+      </w:r>
+    </w:p>
+    <w:p>
+      <w:pPr>
+        <w:pBdr>
+          <w:top w:val="single" w:sz="4" w:space="2" w:color="BFBFBF"/>
+          <w:left w:val="single" w:sz="4" w:space="2" w:color="BFBFBF"/>
+          <w:bottom w:val="single" w:sz="4" w:space="2" w:color="BFBFBF"/>
+          <w:right w:val="single" w:sz="4" w:space="2" w:color="BFBFBF"/>
+        </w:pBdr>
+        <w:shd w:val="clear" w:color="auto" w:fill="F5F5F5"/>
+        <w:spacing w:before="0" w:after="0" w:line="240" w:lineRule="auto"/>
+        <w:ind w:left="113" w:right="113"/>
+        <w:rPr>
+          <w:rFonts w:ascii="Consolas" w:hAnsi="Consolas" w:cs="Consolas"/>
+          <w:noProof/>
+          <w:sz w:val="17"/>
+        </w:rPr>
+      </w:pPr>
+      <w:r>
+        <w:rPr>
+          <w:rFonts w:ascii="Consolas" w:hAnsi="Consolas" w:cs="Consolas" w:eastAsia="Consolas"/>
+          <w:noProof/>
+          <w:sz w:val="17"/>
+        </w:rPr>
+        <w:t>"for"                               { return FOR; }</w:t>
+      </w:r>
+    </w:p>
+    <w:p>
+      <w:pPr>
+        <w:pBdr>
+          <w:top w:val="single" w:sz="4" w:space="2" w:color="BFBFBF"/>
+          <w:left w:val="single" w:sz="4" w:space="2" w:color="BFBFBF"/>
+          <w:bottom w:val="single" w:sz="4" w:space="2" w:color="BFBFBF"/>
+          <w:right w:val="single" w:sz="4" w:space="2" w:color="BFBFBF"/>
+        </w:pBdr>
+        <w:shd w:val="clear" w:color="auto" w:fill="F5F5F5"/>
+        <w:spacing w:before="0" w:after="0" w:line="240" w:lineRule="auto"/>
+        <w:ind w:left="113" w:right="113"/>
+        <w:rPr>
+          <w:rFonts w:ascii="Consolas" w:hAnsi="Consolas" w:cs="Consolas"/>
+          <w:noProof/>
+          <w:sz w:val="17"/>
+        </w:rPr>
+      </w:pPr>
+    </w:p>
+    <w:p>
+      <w:pPr>
+        <w:pBdr>
+          <w:top w:val="single" w:sz="4" w:space="2" w:color="BFBFBF"/>
+          <w:left w:val="single" w:sz="4" w:space="2" w:color="BFBFBF"/>
+          <w:bottom w:val="single" w:sz="4" w:space="2" w:color="BFBFBF"/>
+          <w:right w:val="single" w:sz="4" w:space="2" w:color="BFBFBF"/>
+        </w:pBdr>
+        <w:shd w:val="clear" w:color="auto" w:fill="F5F5F5"/>
+        <w:spacing w:before="0" w:after="0" w:line="240" w:lineRule="auto"/>
+        <w:ind w:left="113" w:right="113"/>
+        <w:rPr>
+          <w:rFonts w:ascii="Consolas" w:hAnsi="Consolas" w:cs="Consolas"/>
+          <w:noProof/>
+          <w:sz w:val="17"/>
+        </w:rPr>
+      </w:pPr>
+      <w:r>
+        <w:rPr>
+          <w:rFonts w:ascii="Consolas" w:hAnsi="Consolas" w:cs="Consolas" w:eastAsia="Consolas"/>
+          <w:noProof/>
+          <w:sz w:val="17"/>
+        </w:rPr>
+        <w:t>{LETTER}({LETTER}|{DIGIT})*         { return ID; }</w:t>
+      </w:r>
+    </w:p>
+    <w:p>
+      <w:pPr>
+        <w:pBdr>
+          <w:top w:val="single" w:sz="4" w:space="2" w:color="BFBFBF"/>
+          <w:left w:val="single" w:sz="4" w:space="2" w:color="BFBFBF"/>
+          <w:bottom w:val="single" w:sz="4" w:space="2" w:color="BFBFBF"/>
+          <w:right w:val="single" w:sz="4" w:space="2" w:color="BFBFBF"/>
+        </w:pBdr>
+        <w:shd w:val="clear" w:color="auto" w:fill="F5F5F5"/>
+        <w:spacing w:before="0" w:after="0" w:line="240" w:lineRule="auto"/>
+        <w:ind w:left="113" w:right="113"/>
+        <w:rPr>
+          <w:rFonts w:ascii="Consolas" w:hAnsi="Consolas" w:cs="Consolas"/>
+          <w:noProof/>
+          <w:sz w:val="17"/>
+        </w:rPr>
+      </w:pPr>
+      <w:r>
+        <w:rPr>
+          <w:rFonts w:ascii="Consolas" w:hAnsi="Consolas" w:cs="Consolas" w:eastAsia="Consolas"/>
+          <w:noProof/>
+          <w:sz w:val="17"/>
+        </w:rPr>
+        <w:t>{DIGIT}+(\.{DIGIT}+)?               { return NUM; }</w:t>
+      </w:r>
+    </w:p>
+    <w:p>
+      <w:pPr>
+        <w:pBdr>
+          <w:top w:val="single" w:sz="4" w:space="2" w:color="BFBFBF"/>
+          <w:left w:val="single" w:sz="4" w:space="2" w:color="BFBFBF"/>
+          <w:bottom w:val="single" w:sz="4" w:space="2" w:color="BFBFBF"/>
+          <w:right w:val="single" w:sz="4" w:space="2" w:color="BFBFBF"/>
+        </w:pBdr>
+        <w:shd w:val="clear" w:color="auto" w:fill="F5F5F5"/>
+        <w:spacing w:before="0" w:after="0" w:line="240" w:lineRule="auto"/>
+        <w:ind w:left="113" w:right="113"/>
+        <w:rPr>
+          <w:rFonts w:ascii="Consolas" w:hAnsi="Consolas" w:cs="Consolas"/>
+          <w:noProof/>
+          <w:sz w:val="17"/>
+        </w:rPr>
+      </w:pPr>
+    </w:p>
+    <w:p>
+      <w:pPr>
+        <w:pBdr>
+          <w:top w:val="single" w:sz="4" w:space="2" w:color="BFBFBF"/>
+          <w:left w:val="single" w:sz="4" w:space="2" w:color="BFBFBF"/>
+          <w:bottom w:val="single" w:sz="4" w:space="2" w:color="BFBFBF"/>
+          <w:right w:val="single" w:sz="4" w:space="2" w:color="BFBFBF"/>
+        </w:pBdr>
+        <w:shd w:val="clear" w:color="auto" w:fill="F5F5F5"/>
+        <w:spacing w:before="0" w:after="0" w:line="240" w:lineRule="auto"/>
+        <w:ind w:left="113" w:right="113"/>
+        <w:rPr>
+          <w:rFonts w:ascii="Consolas" w:hAnsi="Consolas" w:cs="Consolas"/>
+          <w:noProof/>
+          <w:sz w:val="17"/>
+        </w:rPr>
+      </w:pPr>
+      <w:r>
+        <w:rPr>
+          <w:rFonts w:ascii="Consolas" w:hAnsi="Consolas" w:cs="Consolas" w:eastAsia="Consolas"/>
+          <w:noProof/>
+          <w:sz w:val="17"/>
+        </w:rPr>
+        <w:t>"++"                                { return INC; }</w:t>
+      </w:r>
+    </w:p>
+    <w:p>
+      <w:pPr>
+        <w:pBdr>
+          <w:top w:val="single" w:sz="4" w:space="2" w:color="BFBFBF"/>
+          <w:left w:val="single" w:sz="4" w:space="2" w:color="BFBFBF"/>
+          <w:bottom w:val="single" w:sz="4" w:space="2" w:color="BFBFBF"/>
+          <w:right w:val="single" w:sz="4" w:space="2" w:color="BFBFBF"/>
+        </w:pBdr>
+        <w:shd w:val="clear" w:color="auto" w:fill="F5F5F5"/>
+        <w:spacing w:before="0" w:after="0" w:line="240" w:lineRule="auto"/>
+        <w:ind w:left="113" w:right="113"/>
+        <w:rPr>
+          <w:rFonts w:ascii="Consolas" w:hAnsi="Consolas" w:cs="Consolas"/>
+          <w:noProof/>
+          <w:sz w:val="17"/>
+        </w:rPr>
+      </w:pPr>
+      <w:r>
+        <w:rPr>
+          <w:rFonts w:ascii="Consolas" w:hAnsi="Consolas" w:cs="Consolas" w:eastAsia="Consolas"/>
+          <w:noProof/>
+          <w:sz w:val="17"/>
+        </w:rPr>
+        <w:t>"--"                                { return DEC; }</w:t>
+      </w:r>
+    </w:p>
+    <w:p>
+      <w:pPr>
+        <w:pBdr>
+          <w:top w:val="single" w:sz="4" w:space="2" w:color="BFBFBF"/>
+          <w:left w:val="single" w:sz="4" w:space="2" w:color="BFBFBF"/>
+          <w:bottom w:val="single" w:sz="4" w:space="2" w:color="BFBFBF"/>
+          <w:right w:val="single" w:sz="4" w:space="2" w:color="BFBFBF"/>
+        </w:pBdr>
+        <w:shd w:val="clear" w:color="auto" w:fill="F5F5F5"/>
+        <w:spacing w:before="0" w:after="0" w:line="240" w:lineRule="auto"/>
+        <w:ind w:left="113" w:right="113"/>
+        <w:rPr>
+          <w:rFonts w:ascii="Consolas" w:hAnsi="Consolas" w:cs="Consolas"/>
+          <w:noProof/>
+          <w:sz w:val="17"/>
+        </w:rPr>
+      </w:pPr>
+      <w:r>
+        <w:rPr>
+          <w:rFonts w:ascii="Consolas" w:hAnsi="Consolas" w:cs="Consolas" w:eastAsia="Consolas"/>
+          <w:noProof/>
+          <w:sz w:val="17"/>
+        </w:rPr>
+        <w:t>"&amp;&amp;"                                { return AND; }</w:t>
+      </w:r>
+    </w:p>
+    <w:p>
+      <w:pPr>
+        <w:pBdr>
+          <w:top w:val="single" w:sz="4" w:space="2" w:color="BFBFBF"/>
+          <w:left w:val="single" w:sz="4" w:space="2" w:color="BFBFBF"/>
+          <w:bottom w:val="single" w:sz="4" w:space="2" w:color="BFBFBF"/>
+          <w:right w:val="single" w:sz="4" w:space="2" w:color="BFBFBF"/>
+        </w:pBdr>
+        <w:shd w:val="clear" w:color="auto" w:fill="F5F5F5"/>
+        <w:spacing w:before="0" w:after="0" w:line="240" w:lineRule="auto"/>
+        <w:ind w:left="113" w:right="113"/>
+        <w:rPr>
+          <w:rFonts w:ascii="Consolas" w:hAnsi="Consolas" w:cs="Consolas"/>
+          <w:noProof/>
+          <w:sz w:val="17"/>
+        </w:rPr>
+      </w:pPr>
+      <w:r>
+        <w:rPr>
+          <w:rFonts w:ascii="Consolas" w:hAnsi="Consolas" w:cs="Consolas" w:eastAsia="Consolas"/>
+          <w:noProof/>
+          <w:sz w:val="17"/>
+        </w:rPr>
+        <w:t>"||"                                { return OR; }</w:t>
+      </w:r>
+    </w:p>
+    <w:p>
+      <w:pPr>
+        <w:pBdr>
+          <w:top w:val="single" w:sz="4" w:space="2" w:color="BFBFBF"/>
+          <w:left w:val="single" w:sz="4" w:space="2" w:color="BFBFBF"/>
+          <w:bottom w:val="single" w:sz="4" w:space="2" w:color="BFBFBF"/>
+          <w:right w:val="single" w:sz="4" w:space="2" w:color="BFBFBF"/>
+        </w:pBdr>
+        <w:shd w:val="clear" w:color="auto" w:fill="F5F5F5"/>
+        <w:spacing w:before="0" w:after="0" w:line="240" w:lineRule="auto"/>
+        <w:ind w:left="113" w:right="113"/>
+        <w:rPr>
+          <w:rFonts w:ascii="Consolas" w:hAnsi="Consolas" w:cs="Consolas"/>
+          <w:noProof/>
+          <w:sz w:val="17"/>
+        </w:rPr>
+      </w:pPr>
+      <w:r>
+        <w:rPr>
+          <w:rFonts w:ascii="Consolas" w:hAnsi="Consolas" w:cs="Consolas" w:eastAsia="Consolas"/>
+          <w:noProof/>
+          <w:sz w:val="17"/>
+        </w:rPr>
+        <w:t>"=="|"!="                           { return EQOP; }</w:t>
+      </w:r>
+    </w:p>
+    <w:p>
+      <w:pPr>
+        <w:pBdr>
+          <w:top w:val="single" w:sz="4" w:space="2" w:color="BFBFBF"/>
+          <w:left w:val="single" w:sz="4" w:space="2" w:color="BFBFBF"/>
+          <w:bottom w:val="single" w:sz="4" w:space="2" w:color="BFBFBF"/>
+          <w:right w:val="single" w:sz="4" w:space="2" w:color="BFBFBF"/>
+        </w:pBdr>
+        <w:shd w:val="clear" w:color="auto" w:fill="F5F5F5"/>
+        <w:spacing w:before="0" w:after="0" w:line="240" w:lineRule="auto"/>
+        <w:ind w:left="113" w:right="113"/>
+        <w:rPr>
+          <w:rFonts w:ascii="Consolas" w:hAnsi="Consolas" w:cs="Consolas"/>
+          <w:noProof/>
+          <w:sz w:val="17"/>
+        </w:rPr>
+      </w:pPr>
+      <w:r>
+        <w:rPr>
+          <w:rFonts w:ascii="Consolas" w:hAnsi="Consolas" w:cs="Consolas" w:eastAsia="Consolas"/>
+          <w:noProof/>
+          <w:sz w:val="17"/>
+        </w:rPr>
+        <w:t>"&lt;="|"&gt;="|"&lt;"|"&gt;"                   { return RELOP; }</w:t>
+      </w:r>
+    </w:p>
+    <w:p>
+      <w:pPr>
+        <w:pBdr>
+          <w:top w:val="single" w:sz="4" w:space="2" w:color="BFBFBF"/>
+          <w:left w:val="single" w:sz="4" w:space="2" w:color="BFBFBF"/>
+          <w:bottom w:val="single" w:sz="4" w:space="2" w:color="BFBFBF"/>
+          <w:right w:val="single" w:sz="4" w:space="2" w:color="BFBFBF"/>
+        </w:pBdr>
+        <w:shd w:val="clear" w:color="auto" w:fill="F5F5F5"/>
+        <w:spacing w:before="0" w:after="0" w:line="240" w:lineRule="auto"/>
+        <w:ind w:left="113" w:right="113"/>
+        <w:rPr>
+          <w:rFonts w:ascii="Consolas" w:hAnsi="Consolas" w:cs="Consolas"/>
+          <w:noProof/>
+          <w:sz w:val="17"/>
+        </w:rPr>
+      </w:pPr>
+      <w:r>
+        <w:rPr>
+          <w:rFonts w:ascii="Consolas" w:hAnsi="Consolas" w:cs="Consolas" w:eastAsia="Consolas"/>
+          <w:noProof/>
+          <w:sz w:val="17"/>
+        </w:rPr>
+        <w:t>"!"                                 { return NOT; }</w:t>
+      </w:r>
+    </w:p>
+    <w:p>
+      <w:pPr>
+        <w:pBdr>
+          <w:top w:val="single" w:sz="4" w:space="2" w:color="BFBFBF"/>
+          <w:left w:val="single" w:sz="4" w:space="2" w:color="BFBFBF"/>
+          <w:bottom w:val="single" w:sz="4" w:space="2" w:color="BFBFBF"/>
+          <w:right w:val="single" w:sz="4" w:space="2" w:color="BFBFBF"/>
+        </w:pBdr>
+        <w:shd w:val="clear" w:color="auto" w:fill="F5F5F5"/>
+        <w:spacing w:before="0" w:after="0" w:line="240" w:lineRule="auto"/>
+        <w:ind w:left="113" w:right="113"/>
+        <w:rPr>
+          <w:rFonts w:ascii="Consolas" w:hAnsi="Consolas" w:cs="Consolas"/>
+          <w:noProof/>
+          <w:sz w:val="17"/>
+        </w:rPr>
+      </w:pPr>
+      <w:r>
+        <w:rPr>
+          <w:rFonts w:ascii="Consolas" w:hAnsi="Consolas" w:cs="Consolas" w:eastAsia="Consolas"/>
+          <w:noProof/>
+          <w:sz w:val="17"/>
+        </w:rPr>
         <w:t>"="                                 { return '='; }</w:t>
       </w:r>
     </w:p>
     <w:p>
-      <w:r>
-        <w:t>{LETTER}({LETTER}|{DIGIT})*         { return ID; }</w:t>
-      </w:r>
-    </w:p>
-    <w:p>
-      <w:r>
-        <w:t>{DIGIT}+(\.{DIGIT}+)?                { return NUM; }</w:t>
-      </w:r>
-    </w:p>
-    <w:p>
-      <w:r>
-        <w:t>[+\-*/]                             { return yytext[0]; }</w:t>
-      </w:r>
-    </w:p>
-    <w:p>
-      <w:r>
+      <w:pPr>
+        <w:pBdr>
+          <w:top w:val="single" w:sz="4" w:space="2" w:color="BFBFBF"/>
+          <w:left w:val="single" w:sz="4" w:space="2" w:color="BFBFBF"/>
+          <w:bottom w:val="single" w:sz="4" w:space="2" w:color="BFBFBF"/>
+          <w:right w:val="single" w:sz="4" w:space="2" w:color="BFBFBF"/>
+        </w:pBdr>
+        <w:shd w:val="clear" w:color="auto" w:fill="F5F5F5"/>
+        <w:spacing w:before="0" w:after="0" w:line="240" w:lineRule="auto"/>
+        <w:ind w:left="113" w:right="113"/>
+        <w:rPr>
+          <w:rFonts w:ascii="Consolas" w:hAnsi="Consolas" w:cs="Consolas"/>
+          <w:noProof/>
+          <w:sz w:val="17"/>
+        </w:rPr>
+      </w:pPr>
+      <w:r>
+        <w:rPr>
+          <w:rFonts w:ascii="Consolas" w:hAnsi="Consolas" w:cs="Consolas" w:eastAsia="Consolas"/>
+          <w:noProof/>
+          <w:sz w:val="17"/>
+        </w:rPr>
+        <w:t>[+\-*/%]                            { return yytext[0]; }</w:t>
+      </w:r>
+    </w:p>
+    <w:p>
+      <w:pPr>
+        <w:pBdr>
+          <w:top w:val="single" w:sz="4" w:space="2" w:color="BFBFBF"/>
+          <w:left w:val="single" w:sz="4" w:space="2" w:color="BFBFBF"/>
+          <w:bottom w:val="single" w:sz="4" w:space="2" w:color="BFBFBF"/>
+          <w:right w:val="single" w:sz="4" w:space="2" w:color="BFBFBF"/>
+        </w:pBdr>
+        <w:shd w:val="clear" w:color="auto" w:fill="F5F5F5"/>
+        <w:spacing w:before="0" w:after="0" w:line="240" w:lineRule="auto"/>
+        <w:ind w:left="113" w:right="113"/>
+        <w:rPr>
+          <w:rFonts w:ascii="Consolas" w:hAnsi="Consolas" w:cs="Consolas"/>
+          <w:noProof/>
+          <w:sz w:val="17"/>
+        </w:rPr>
+      </w:pPr>
+      <w:r>
+        <w:rPr>
+          <w:rFonts w:ascii="Consolas" w:hAnsi="Consolas" w:cs="Consolas" w:eastAsia="Consolas"/>
+          <w:noProof/>
+          <w:sz w:val="17"/>
+        </w:rPr>
         <w:t>[(){};,]                            { return yytext[0]; }</w:t>
       </w:r>
     </w:p>
     <w:p>
-      <w:r>
-        <w:t>[ \t\n]                             ;</w:t>
-      </w:r>
-    </w:p>
-    <w:p>
-      <w:r>
-        <w:t>.                                   ;</w:t>
-      </w:r>
-    </w:p>
-    <w:p/>
-    <w:p>
-      <w:r>
+      <w:pPr>
+        <w:pBdr>
+          <w:top w:val="single" w:sz="4" w:space="2" w:color="BFBFBF"/>
+          <w:left w:val="single" w:sz="4" w:space="2" w:color="BFBFBF"/>
+          <w:bottom w:val="single" w:sz="4" w:space="2" w:color="BFBFBF"/>
+          <w:right w:val="single" w:sz="4" w:space="2" w:color="BFBFBF"/>
+        </w:pBdr>
+        <w:shd w:val="clear" w:color="auto" w:fill="F5F5F5"/>
+        <w:spacing w:before="0" w:after="0" w:line="240" w:lineRule="auto"/>
+        <w:ind w:left="113" w:right="113"/>
+        <w:rPr>
+          <w:rFonts w:ascii="Consolas" w:hAnsi="Consolas" w:cs="Consolas"/>
+          <w:noProof/>
+          <w:sz w:val="17"/>
+        </w:rPr>
+      </w:pPr>
+    </w:p>
+    <w:p>
+      <w:pPr>
+        <w:pBdr>
+          <w:top w:val="single" w:sz="4" w:space="2" w:color="BFBFBF"/>
+          <w:left w:val="single" w:sz="4" w:space="2" w:color="BFBFBF"/>
+          <w:bottom w:val="single" w:sz="4" w:space="2" w:color="BFBFBF"/>
+          <w:right w:val="single" w:sz="4" w:space="2" w:color="BFBFBF"/>
+        </w:pBdr>
+        <w:shd w:val="clear" w:color="auto" w:fill="F5F5F5"/>
+        <w:spacing w:before="0" w:after="0" w:line="240" w:lineRule="auto"/>
+        <w:ind w:left="113" w:right="113"/>
+        <w:rPr>
+          <w:rFonts w:ascii="Consolas" w:hAnsi="Consolas" w:cs="Consolas"/>
+          <w:noProof/>
+          <w:sz w:val="17"/>
+        </w:rPr>
+      </w:pPr>
+      <w:r>
+        <w:rPr>
+          <w:rFonts w:ascii="Consolas" w:hAnsi="Consolas" w:cs="Consolas" w:eastAsia="Consolas"/>
+          <w:noProof/>
+          <w:sz w:val="17"/>
+        </w:rPr>
+        <w:t>[ \t\r\n]                           ;</w:t>
+      </w:r>
+    </w:p>
+    <w:p>
+      <w:pPr>
+        <w:pBdr>
+          <w:top w:val="single" w:sz="4" w:space="2" w:color="BFBFBF"/>
+          <w:left w:val="single" w:sz="4" w:space="2" w:color="BFBFBF"/>
+          <w:bottom w:val="single" w:sz="4" w:space="2" w:color="BFBFBF"/>
+          <w:right w:val="single" w:sz="4" w:space="2" w:color="BFBFBF"/>
+        </w:pBdr>
+        <w:shd w:val="clear" w:color="auto" w:fill="F5F5F5"/>
+        <w:spacing w:before="0" w:after="0" w:line="240" w:lineRule="auto"/>
+        <w:ind w:left="113" w:right="113"/>
+        <w:rPr>
+          <w:rFonts w:ascii="Consolas" w:hAnsi="Consolas" w:cs="Consolas"/>
+          <w:noProof/>
+          <w:sz w:val="17"/>
+        </w:rPr>
+      </w:pPr>
+      <w:r>
+        <w:rPr>
+          <w:rFonts w:ascii="Consolas" w:hAnsi="Consolas" w:cs="Consolas" w:eastAsia="Consolas"/>
+          <w:noProof/>
+          <w:sz w:val="17"/>
+        </w:rPr>
+        <w:t>.                                   { return yytext[0]; }</w:t>
+      </w:r>
+    </w:p>
+    <w:p>
+      <w:pPr>
+        <w:pBdr>
+          <w:top w:val="single" w:sz="4" w:space="2" w:color="BFBFBF"/>
+          <w:left w:val="single" w:sz="4" w:space="2" w:color="BFBFBF"/>
+          <w:bottom w:val="single" w:sz="4" w:space="2" w:color="BFBFBF"/>
+          <w:right w:val="single" w:sz="4" w:space="2" w:color="BFBFBF"/>
+        </w:pBdr>
+        <w:shd w:val="clear" w:color="auto" w:fill="F5F5F5"/>
+        <w:spacing w:before="0" w:after="0" w:line="240" w:lineRule="auto"/>
+        <w:ind w:left="113" w:right="113"/>
+        <w:rPr>
+          <w:rFonts w:ascii="Consolas" w:hAnsi="Consolas" w:cs="Consolas"/>
+          <w:noProof/>
+          <w:sz w:val="17"/>
+        </w:rPr>
+      </w:pPr>
+    </w:p>
+    <w:p>
+      <w:pPr>
+        <w:pBdr>
+          <w:top w:val="single" w:sz="4" w:space="2" w:color="BFBFBF"/>
+          <w:left w:val="single" w:sz="4" w:space="2" w:color="BFBFBF"/>
+          <w:bottom w:val="single" w:sz="4" w:space="2" w:color="BFBFBF"/>
+          <w:right w:val="single" w:sz="4" w:space="2" w:color="BFBFBF"/>
+        </w:pBdr>
+        <w:shd w:val="clear" w:color="auto" w:fill="F5F5F5"/>
+        <w:spacing w:before="0" w:after="0" w:line="240" w:lineRule="auto"/>
+        <w:ind w:left="113" w:right="113"/>
+        <w:rPr>
+          <w:rFonts w:ascii="Consolas" w:hAnsi="Consolas" w:cs="Consolas"/>
+          <w:noProof/>
+          <w:sz w:val="17"/>
+        </w:rPr>
+      </w:pPr>
+      <w:r>
+        <w:rPr>
+          <w:rFonts w:ascii="Consolas" w:hAnsi="Consolas" w:cs="Consolas" w:eastAsia="Consolas"/>
+          <w:noProof/>
+          <w:sz w:val="17"/>
+        </w:rPr>
         <w:t>%%</w:t>
       </w:r>
     </w:p>
-    <w:p/>
-    <w:p>
-      <w:r>
+    <w:p>
+      <w:pPr>
+        <w:pBdr>
+          <w:top w:val="single" w:sz="4" w:space="2" w:color="BFBFBF"/>
+          <w:left w:val="single" w:sz="4" w:space="2" w:color="BFBFBF"/>
+          <w:bottom w:val="single" w:sz="4" w:space="2" w:color="BFBFBF"/>
+          <w:right w:val="single" w:sz="4" w:space="2" w:color="BFBFBF"/>
+        </w:pBdr>
+        <w:shd w:val="clear" w:color="auto" w:fill="F5F5F5"/>
+        <w:spacing w:before="0" w:after="0" w:line="240" w:lineRule="auto"/>
+        <w:ind w:left="113" w:right="113"/>
+        <w:rPr>
+          <w:rFonts w:ascii="Consolas" w:hAnsi="Consolas" w:cs="Consolas"/>
+          <w:noProof/>
+          <w:sz w:val="17"/>
+        </w:rPr>
+      </w:pPr>
+    </w:p>
+    <w:p>
+      <w:pPr>
+        <w:pBdr>
+          <w:top w:val="single" w:sz="4" w:space="2" w:color="BFBFBF"/>
+          <w:left w:val="single" w:sz="4" w:space="2" w:color="BFBFBF"/>
+          <w:bottom w:val="single" w:sz="4" w:space="2" w:color="BFBFBF"/>
+          <w:right w:val="single" w:sz="4" w:space="2" w:color="BFBFBF"/>
+        </w:pBdr>
+        <w:shd w:val="clear" w:color="auto" w:fill="F5F5F5"/>
+        <w:spacing w:before="0" w:after="0" w:line="240" w:lineRule="auto"/>
+        <w:ind w:left="113" w:right="113"/>
+        <w:rPr>
+          <w:rFonts w:ascii="Consolas" w:hAnsi="Consolas" w:cs="Consolas"/>
+          <w:noProof/>
+          <w:sz w:val="17"/>
+        </w:rPr>
+      </w:pPr>
+      <w:r>
+        <w:rPr>
+          <w:rFonts w:ascii="Consolas" w:hAnsi="Consolas" w:cs="Consolas" w:eastAsia="Consolas"/>
+          <w:noProof/>
+          <w:sz w:val="17"/>
+        </w:rPr>
         <w:t>int yywrap(void) {</w:t>
       </w:r>
     </w:p>
     <w:p>
-      <w:r>
+      <w:pPr>
+        <w:pBdr>
+          <w:top w:val="single" w:sz="4" w:space="2" w:color="BFBFBF"/>
+          <w:left w:val="single" w:sz="4" w:space="2" w:color="BFBFBF"/>
+          <w:bottom w:val="single" w:sz="4" w:space="2" w:color="BFBFBF"/>
+          <w:right w:val="single" w:sz="4" w:space="2" w:color="BFBFBF"/>
+        </w:pBdr>
+        <w:shd w:val="clear" w:color="auto" w:fill="F5F5F5"/>
+        <w:spacing w:before="0" w:after="0" w:line="240" w:lineRule="auto"/>
+        <w:ind w:left="113" w:right="113"/>
+        <w:rPr>
+          <w:rFonts w:ascii="Consolas" w:hAnsi="Consolas" w:cs="Consolas"/>
+          <w:noProof/>
+          <w:sz w:val="17"/>
+        </w:rPr>
+      </w:pPr>
+      <w:r>
+        <w:rPr>
+          <w:rFonts w:ascii="Consolas" w:hAnsi="Consolas" w:cs="Consolas" w:eastAsia="Consolas"/>
+          <w:noProof/>
+          <w:sz w:val="17"/>
+        </w:rPr>
         <w:t xml:space="preserve">    return 1;</w:t>
       </w:r>
     </w:p>
     <w:p>
-      <w:r>
+      <w:pPr>
+        <w:pBdr>
+          <w:top w:val="single" w:sz="4" w:space="2" w:color="BFBFBF"/>
+          <w:left w:val="single" w:sz="4" w:space="2" w:color="BFBFBF"/>
+          <w:bottom w:val="single" w:sz="4" w:space="2" w:color="BFBFBF"/>
+          <w:right w:val="single" w:sz="4" w:space="2" w:color="BFBFBF"/>
+        </w:pBdr>
+        <w:shd w:val="clear" w:color="auto" w:fill="F5F5F5"/>
+        <w:spacing w:before="0" w:after="0" w:line="240" w:lineRule="auto"/>
+        <w:ind w:left="113" w:right="113"/>
+        <w:rPr>
+          <w:rFonts w:ascii="Consolas" w:hAnsi="Consolas" w:cs="Consolas"/>
+          <w:noProof/>
+          <w:sz w:val="17"/>
+        </w:rPr>
+      </w:pPr>
+      <w:r>
+        <w:rPr>
+          <w:rFonts w:ascii="Consolas" w:hAnsi="Consolas" w:cs="Consolas" w:eastAsia="Consolas"/>
+          <w:noProof/>
+          <w:sz w:val="17"/>
+        </w:rPr>
         <w:t>}</w:t>
       </w:r>
     </w:p>
-    <w:p/>
-    <w:p>
+    <w:p>
+      <w:pPr>
+        <w:spacing w:before="0" w:after="0" w:line="144" w:lineRule="auto"/>
+      </w:pPr>
+    </w:p>
+    <w:p>
+      <w:pPr>
+        <w:keepNext/>
+        <w:spacing w:before="120" w:after="60"/>
+      </w:pPr>
       <w:r>
         <w:rPr>
           <w:b/>
-        </w:rPr>
-        <w:t>Code (syntax.y)</w:t>
-      </w:r>
-    </w:p>
-    <w:p>
-      <w:r>
+          <w:sz w:val="22"/>
+        </w:rPr>
+        <w:t>syntax.y</w:t>
+      </w:r>
+    </w:p>
+    <w:p>
+      <w:pPr>
+        <w:pBdr>
+          <w:top w:val="single" w:sz="4" w:space="2" w:color="BFBFBF"/>
+          <w:left w:val="single" w:sz="4" w:space="2" w:color="BFBFBF"/>
+          <w:bottom w:val="single" w:sz="4" w:space="2" w:color="BFBFBF"/>
+          <w:right w:val="single" w:sz="4" w:space="2" w:color="BFBFBF"/>
+        </w:pBdr>
+        <w:shd w:val="clear" w:color="auto" w:fill="F5F5F5"/>
+        <w:spacing w:before="0" w:after="0" w:line="240" w:lineRule="auto"/>
+        <w:ind w:left="113" w:right="113"/>
+        <w:rPr>
+          <w:rFonts w:ascii="Consolas" w:hAnsi="Consolas" w:cs="Consolas"/>
+          <w:noProof/>
+          <w:sz w:val="17"/>
+        </w:rPr>
+      </w:pPr>
+      <w:r>
+        <w:rPr>
+          <w:rFonts w:ascii="Consolas" w:hAnsi="Consolas" w:cs="Consolas" w:eastAsia="Consolas"/>
+          <w:noProof/>
+          <w:sz w:val="17"/>
+        </w:rPr>
         <w:t>%{</w:t>
       </w:r>
     </w:p>
     <w:p>
-      <w:r>
+      <w:pPr>
+        <w:pBdr>
+          <w:top w:val="single" w:sz="4" w:space="2" w:color="BFBFBF"/>
+          <w:left w:val="single" w:sz="4" w:space="2" w:color="BFBFBF"/>
+          <w:bottom w:val="single" w:sz="4" w:space="2" w:color="BFBFBF"/>
+          <w:right w:val="single" w:sz="4" w:space="2" w:color="BFBFBF"/>
+        </w:pBdr>
+        <w:shd w:val="clear" w:color="auto" w:fill="F5F5F5"/>
+        <w:spacing w:before="0" w:after="0" w:line="240" w:lineRule="auto"/>
+        <w:ind w:left="113" w:right="113"/>
+        <w:rPr>
+          <w:rFonts w:ascii="Consolas" w:hAnsi="Consolas" w:cs="Consolas"/>
+          <w:noProof/>
+          <w:sz w:val="17"/>
+        </w:rPr>
+      </w:pPr>
+      <w:r>
+        <w:rPr>
+          <w:rFonts w:ascii="Consolas" w:hAnsi="Consolas" w:cs="Consolas" w:eastAsia="Consolas"/>
+          <w:noProof/>
+          <w:sz w:val="17"/>
+        </w:rPr>
         <w:t>#include &lt;stdio.h&gt;</w:t>
       </w:r>
     </w:p>
-    <w:p/>
-    <w:p>
-      <w:r>
+    <w:p>
+      <w:pPr>
+        <w:pBdr>
+          <w:top w:val="single" w:sz="4" w:space="2" w:color="BFBFBF"/>
+          <w:left w:val="single" w:sz="4" w:space="2" w:color="BFBFBF"/>
+          <w:bottom w:val="single" w:sz="4" w:space="2" w:color="BFBFBF"/>
+          <w:right w:val="single" w:sz="4" w:space="2" w:color="BFBFBF"/>
+        </w:pBdr>
+        <w:shd w:val="clear" w:color="auto" w:fill="F5F5F5"/>
+        <w:spacing w:before="0" w:after="0" w:line="240" w:lineRule="auto"/>
+        <w:ind w:left="113" w:right="113"/>
+        <w:rPr>
+          <w:rFonts w:ascii="Consolas" w:hAnsi="Consolas" w:cs="Consolas"/>
+          <w:noProof/>
+          <w:sz w:val="17"/>
+        </w:rPr>
+      </w:pPr>
+    </w:p>
+    <w:p>
+      <w:pPr>
+        <w:pBdr>
+          <w:top w:val="single" w:sz="4" w:space="2" w:color="BFBFBF"/>
+          <w:left w:val="single" w:sz="4" w:space="2" w:color="BFBFBF"/>
+          <w:bottom w:val="single" w:sz="4" w:space="2" w:color="BFBFBF"/>
+          <w:right w:val="single" w:sz="4" w:space="2" w:color="BFBFBF"/>
+        </w:pBdr>
+        <w:shd w:val="clear" w:color="auto" w:fill="F5F5F5"/>
+        <w:spacing w:before="0" w:after="0" w:line="240" w:lineRule="auto"/>
+        <w:ind w:left="113" w:right="113"/>
+        <w:rPr>
+          <w:rFonts w:ascii="Consolas" w:hAnsi="Consolas" w:cs="Consolas"/>
+          <w:noProof/>
+          <w:sz w:val="17"/>
+        </w:rPr>
+      </w:pPr>
+      <w:r>
+        <w:rPr>
+          <w:rFonts w:ascii="Consolas" w:hAnsi="Consolas" w:cs="Consolas" w:eastAsia="Consolas"/>
+          <w:noProof/>
+          <w:sz w:val="17"/>
+        </w:rPr>
         <w:t>int yylex(void);</w:t>
       </w:r>
     </w:p>
     <w:p>
-      <w:r>
+      <w:pPr>
+        <w:pBdr>
+          <w:top w:val="single" w:sz="4" w:space="2" w:color="BFBFBF"/>
+          <w:left w:val="single" w:sz="4" w:space="2" w:color="BFBFBF"/>
+          <w:bottom w:val="single" w:sz="4" w:space="2" w:color="BFBFBF"/>
+          <w:right w:val="single" w:sz="4" w:space="2" w:color="BFBFBF"/>
+        </w:pBdr>
+        <w:shd w:val="clear" w:color="auto" w:fill="F5F5F5"/>
+        <w:spacing w:before="0" w:after="0" w:line="240" w:lineRule="auto"/>
+        <w:ind w:left="113" w:right="113"/>
+        <w:rPr>
+          <w:rFonts w:ascii="Consolas" w:hAnsi="Consolas" w:cs="Consolas"/>
+          <w:noProof/>
+          <w:sz w:val="17"/>
+        </w:rPr>
+      </w:pPr>
+      <w:r>
+        <w:rPr>
+          <w:rFonts w:ascii="Consolas" w:hAnsi="Consolas" w:cs="Consolas" w:eastAsia="Consolas"/>
+          <w:noProof/>
+          <w:sz w:val="17"/>
+        </w:rPr>
         <w:t>void yyerror(const char *s);</w:t>
       </w:r>
     </w:p>
     <w:p>
-      <w:r>
+      <w:pPr>
+        <w:pBdr>
+          <w:top w:val="single" w:sz="4" w:space="2" w:color="BFBFBF"/>
+          <w:left w:val="single" w:sz="4" w:space="2" w:color="BFBFBF"/>
+          <w:bottom w:val="single" w:sz="4" w:space="2" w:color="BFBFBF"/>
+          <w:right w:val="single" w:sz="4" w:space="2" w:color="BFBFBF"/>
+        </w:pBdr>
+        <w:shd w:val="clear" w:color="auto" w:fill="F5F5F5"/>
+        <w:spacing w:before="0" w:after="0" w:line="240" w:lineRule="auto"/>
+        <w:ind w:left="113" w:right="113"/>
+        <w:rPr>
+          <w:rFonts w:ascii="Consolas" w:hAnsi="Consolas" w:cs="Consolas"/>
+          <w:noProof/>
+          <w:sz w:val="17"/>
+        </w:rPr>
+      </w:pPr>
+    </w:p>
+    <w:p>
+      <w:pPr>
+        <w:pBdr>
+          <w:top w:val="single" w:sz="4" w:space="2" w:color="BFBFBF"/>
+          <w:left w:val="single" w:sz="4" w:space="2" w:color="BFBFBF"/>
+          <w:bottom w:val="single" w:sz="4" w:space="2" w:color="BFBFBF"/>
+          <w:right w:val="single" w:sz="4" w:space="2" w:color="BFBFBF"/>
+        </w:pBdr>
+        <w:shd w:val="clear" w:color="auto" w:fill="F5F5F5"/>
+        <w:spacing w:before="0" w:after="0" w:line="240" w:lineRule="auto"/>
+        <w:ind w:left="113" w:right="113"/>
+        <w:rPr>
+          <w:rFonts w:ascii="Consolas" w:hAnsi="Consolas" w:cs="Consolas"/>
+          <w:noProof/>
+          <w:sz w:val="17"/>
+        </w:rPr>
+      </w:pPr>
+      <w:r>
+        <w:rPr>
+          <w:rFonts w:ascii="Consolas" w:hAnsi="Consolas" w:cs="Consolas" w:eastAsia="Consolas"/>
+          <w:noProof/>
+          <w:sz w:val="17"/>
+        </w:rPr>
+        <w:t>extern int   yylineno;</w:t>
+      </w:r>
+    </w:p>
+    <w:p>
+      <w:pPr>
+        <w:pBdr>
+          <w:top w:val="single" w:sz="4" w:space="2" w:color="BFBFBF"/>
+          <w:left w:val="single" w:sz="4" w:space="2" w:color="BFBFBF"/>
+          <w:bottom w:val="single" w:sz="4" w:space="2" w:color="BFBFBF"/>
+          <w:right w:val="single" w:sz="4" w:space="2" w:color="BFBFBF"/>
+        </w:pBdr>
+        <w:shd w:val="clear" w:color="auto" w:fill="F5F5F5"/>
+        <w:spacing w:before="0" w:after="0" w:line="240" w:lineRule="auto"/>
+        <w:ind w:left="113" w:right="113"/>
+        <w:rPr>
+          <w:rFonts w:ascii="Consolas" w:hAnsi="Consolas" w:cs="Consolas"/>
+          <w:noProof/>
+          <w:sz w:val="17"/>
+        </w:rPr>
+      </w:pPr>
+      <w:r>
+        <w:rPr>
+          <w:rFonts w:ascii="Consolas" w:hAnsi="Consolas" w:cs="Consolas" w:eastAsia="Consolas"/>
+          <w:noProof/>
+          <w:sz w:val="17"/>
+        </w:rPr>
+        <w:t>extern char *yytext;</w:t>
+      </w:r>
+    </w:p>
+    <w:p>
+      <w:pPr>
+        <w:pBdr>
+          <w:top w:val="single" w:sz="4" w:space="2" w:color="BFBFBF"/>
+          <w:left w:val="single" w:sz="4" w:space="2" w:color="BFBFBF"/>
+          <w:bottom w:val="single" w:sz="4" w:space="2" w:color="BFBFBF"/>
+          <w:right w:val="single" w:sz="4" w:space="2" w:color="BFBFBF"/>
+        </w:pBdr>
+        <w:shd w:val="clear" w:color="auto" w:fill="F5F5F5"/>
+        <w:spacing w:before="0" w:after="0" w:line="240" w:lineRule="auto"/>
+        <w:ind w:left="113" w:right="113"/>
+        <w:rPr>
+          <w:rFonts w:ascii="Consolas" w:hAnsi="Consolas" w:cs="Consolas"/>
+          <w:noProof/>
+          <w:sz w:val="17"/>
+        </w:rPr>
+      </w:pPr>
+      <w:r>
+        <w:rPr>
+          <w:rFonts w:ascii="Consolas" w:hAnsi="Consolas" w:cs="Consolas" w:eastAsia="Consolas"/>
+          <w:noProof/>
+          <w:sz w:val="17"/>
+        </w:rPr>
         <w:t>%}</w:t>
       </w:r>
     </w:p>
-    <w:p/>
-    <w:p>
-      <w:r>
-        <w:t>%token TYPE IF ELSE WHILE RELOP ID NUM</w:t>
-      </w:r>
-    </w:p>
-    <w:p/>
-    <w:p>
-      <w:r>
+    <w:p>
+      <w:pPr>
+        <w:pBdr>
+          <w:top w:val="single" w:sz="4" w:space="2" w:color="BFBFBF"/>
+          <w:left w:val="single" w:sz="4" w:space="2" w:color="BFBFBF"/>
+          <w:bottom w:val="single" w:sz="4" w:space="2" w:color="BFBFBF"/>
+          <w:right w:val="single" w:sz="4" w:space="2" w:color="BFBFBF"/>
+        </w:pBdr>
+        <w:shd w:val="clear" w:color="auto" w:fill="F5F5F5"/>
+        <w:spacing w:before="0" w:after="0" w:line="240" w:lineRule="auto"/>
+        <w:ind w:left="113" w:right="113"/>
+        <w:rPr>
+          <w:rFonts w:ascii="Consolas" w:hAnsi="Consolas" w:cs="Consolas"/>
+          <w:noProof/>
+          <w:sz w:val="17"/>
+        </w:rPr>
+      </w:pPr>
+    </w:p>
+    <w:p>
+      <w:pPr>
+        <w:pBdr>
+          <w:top w:val="single" w:sz="4" w:space="2" w:color="BFBFBF"/>
+          <w:left w:val="single" w:sz="4" w:space="2" w:color="BFBFBF"/>
+          <w:bottom w:val="single" w:sz="4" w:space="2" w:color="BFBFBF"/>
+          <w:right w:val="single" w:sz="4" w:space="2" w:color="BFBFBF"/>
+        </w:pBdr>
+        <w:shd w:val="clear" w:color="auto" w:fill="F5F5F5"/>
+        <w:spacing w:before="0" w:after="0" w:line="240" w:lineRule="auto"/>
+        <w:ind w:left="113" w:right="113"/>
+        <w:rPr>
+          <w:rFonts w:ascii="Consolas" w:hAnsi="Consolas" w:cs="Consolas"/>
+          <w:noProof/>
+          <w:sz w:val="17"/>
+        </w:rPr>
+      </w:pPr>
+      <w:r>
+        <w:rPr>
+          <w:rFonts w:ascii="Consolas" w:hAnsi="Consolas" w:cs="Consolas" w:eastAsia="Consolas"/>
+          <w:noProof/>
+          <w:sz w:val="17"/>
+        </w:rPr>
+        <w:t>%token TYPE IF ELSE WHILE DO FOR ID NUM</w:t>
+      </w:r>
+    </w:p>
+    <w:p>
+      <w:pPr>
+        <w:pBdr>
+          <w:top w:val="single" w:sz="4" w:space="2" w:color="BFBFBF"/>
+          <w:left w:val="single" w:sz="4" w:space="2" w:color="BFBFBF"/>
+          <w:bottom w:val="single" w:sz="4" w:space="2" w:color="BFBFBF"/>
+          <w:right w:val="single" w:sz="4" w:space="2" w:color="BFBFBF"/>
+        </w:pBdr>
+        <w:shd w:val="clear" w:color="auto" w:fill="F5F5F5"/>
+        <w:spacing w:before="0" w:after="0" w:line="240" w:lineRule="auto"/>
+        <w:ind w:left="113" w:right="113"/>
+        <w:rPr>
+          <w:rFonts w:ascii="Consolas" w:hAnsi="Consolas" w:cs="Consolas"/>
+          <w:noProof/>
+          <w:sz w:val="17"/>
+        </w:rPr>
+      </w:pPr>
+      <w:r>
+        <w:rPr>
+          <w:rFonts w:ascii="Consolas" w:hAnsi="Consolas" w:cs="Consolas" w:eastAsia="Consolas"/>
+          <w:noProof/>
+          <w:sz w:val="17"/>
+        </w:rPr>
+        <w:t>%token INC DEC AND OR EQOP RELOP NOT</w:t>
+      </w:r>
+    </w:p>
+    <w:p>
+      <w:pPr>
+        <w:pBdr>
+          <w:top w:val="single" w:sz="4" w:space="2" w:color="BFBFBF"/>
+          <w:left w:val="single" w:sz="4" w:space="2" w:color="BFBFBF"/>
+          <w:bottom w:val="single" w:sz="4" w:space="2" w:color="BFBFBF"/>
+          <w:right w:val="single" w:sz="4" w:space="2" w:color="BFBFBF"/>
+        </w:pBdr>
+        <w:shd w:val="clear" w:color="auto" w:fill="F5F5F5"/>
+        <w:spacing w:before="0" w:after="0" w:line="240" w:lineRule="auto"/>
+        <w:ind w:left="113" w:right="113"/>
+        <w:rPr>
+          <w:rFonts w:ascii="Consolas" w:hAnsi="Consolas" w:cs="Consolas"/>
+          <w:noProof/>
+          <w:sz w:val="17"/>
+        </w:rPr>
+      </w:pPr>
+    </w:p>
+    <w:p>
+      <w:pPr>
+        <w:pBdr>
+          <w:top w:val="single" w:sz="4" w:space="2" w:color="BFBFBF"/>
+          <w:left w:val="single" w:sz="4" w:space="2" w:color="BFBFBF"/>
+          <w:bottom w:val="single" w:sz="4" w:space="2" w:color="BFBFBF"/>
+          <w:right w:val="single" w:sz="4" w:space="2" w:color="BFBFBF"/>
+        </w:pBdr>
+        <w:shd w:val="clear" w:color="auto" w:fill="F5F5F5"/>
+        <w:spacing w:before="0" w:after="0" w:line="240" w:lineRule="auto"/>
+        <w:ind w:left="113" w:right="113"/>
+        <w:rPr>
+          <w:rFonts w:ascii="Consolas" w:hAnsi="Consolas" w:cs="Consolas"/>
+          <w:noProof/>
+          <w:sz w:val="17"/>
+        </w:rPr>
+      </w:pPr>
+      <w:r>
+        <w:rPr>
+          <w:rFonts w:ascii="Consolas" w:hAnsi="Consolas" w:cs="Consolas" w:eastAsia="Consolas"/>
+          <w:noProof/>
+          <w:sz w:val="17"/>
+        </w:rPr>
+        <w:t>%left  OR</w:t>
+      </w:r>
+    </w:p>
+    <w:p>
+      <w:pPr>
+        <w:pBdr>
+          <w:top w:val="single" w:sz="4" w:space="2" w:color="BFBFBF"/>
+          <w:left w:val="single" w:sz="4" w:space="2" w:color="BFBFBF"/>
+          <w:bottom w:val="single" w:sz="4" w:space="2" w:color="BFBFBF"/>
+          <w:right w:val="single" w:sz="4" w:space="2" w:color="BFBFBF"/>
+        </w:pBdr>
+        <w:shd w:val="clear" w:color="auto" w:fill="F5F5F5"/>
+        <w:spacing w:before="0" w:after="0" w:line="240" w:lineRule="auto"/>
+        <w:ind w:left="113" w:right="113"/>
+        <w:rPr>
+          <w:rFonts w:ascii="Consolas" w:hAnsi="Consolas" w:cs="Consolas"/>
+          <w:noProof/>
+          <w:sz w:val="17"/>
+        </w:rPr>
+      </w:pPr>
+      <w:r>
+        <w:rPr>
+          <w:rFonts w:ascii="Consolas" w:hAnsi="Consolas" w:cs="Consolas" w:eastAsia="Consolas"/>
+          <w:noProof/>
+          <w:sz w:val="17"/>
+        </w:rPr>
+        <w:t>%left  AND</w:t>
+      </w:r>
+    </w:p>
+    <w:p>
+      <w:pPr>
+        <w:pBdr>
+          <w:top w:val="single" w:sz="4" w:space="2" w:color="BFBFBF"/>
+          <w:left w:val="single" w:sz="4" w:space="2" w:color="BFBFBF"/>
+          <w:bottom w:val="single" w:sz="4" w:space="2" w:color="BFBFBF"/>
+          <w:right w:val="single" w:sz="4" w:space="2" w:color="BFBFBF"/>
+        </w:pBdr>
+        <w:shd w:val="clear" w:color="auto" w:fill="F5F5F5"/>
+        <w:spacing w:before="0" w:after="0" w:line="240" w:lineRule="auto"/>
+        <w:ind w:left="113" w:right="113"/>
+        <w:rPr>
+          <w:rFonts w:ascii="Consolas" w:hAnsi="Consolas" w:cs="Consolas"/>
+          <w:noProof/>
+          <w:sz w:val="17"/>
+        </w:rPr>
+      </w:pPr>
+      <w:r>
+        <w:rPr>
+          <w:rFonts w:ascii="Consolas" w:hAnsi="Consolas" w:cs="Consolas" w:eastAsia="Consolas"/>
+          <w:noProof/>
+          <w:sz w:val="17"/>
+        </w:rPr>
+        <w:t>%left  EQOP</w:t>
+      </w:r>
+    </w:p>
+    <w:p>
+      <w:pPr>
+        <w:pBdr>
+          <w:top w:val="single" w:sz="4" w:space="2" w:color="BFBFBF"/>
+          <w:left w:val="single" w:sz="4" w:space="2" w:color="BFBFBF"/>
+          <w:bottom w:val="single" w:sz="4" w:space="2" w:color="BFBFBF"/>
+          <w:right w:val="single" w:sz="4" w:space="2" w:color="BFBFBF"/>
+        </w:pBdr>
+        <w:shd w:val="clear" w:color="auto" w:fill="F5F5F5"/>
+        <w:spacing w:before="0" w:after="0" w:line="240" w:lineRule="auto"/>
+        <w:ind w:left="113" w:right="113"/>
+        <w:rPr>
+          <w:rFonts w:ascii="Consolas" w:hAnsi="Consolas" w:cs="Consolas"/>
+          <w:noProof/>
+          <w:sz w:val="17"/>
+        </w:rPr>
+      </w:pPr>
+      <w:r>
+        <w:rPr>
+          <w:rFonts w:ascii="Consolas" w:hAnsi="Consolas" w:cs="Consolas" w:eastAsia="Consolas"/>
+          <w:noProof/>
+          <w:sz w:val="17"/>
+        </w:rPr>
+        <w:t>%left  RELOP</w:t>
+      </w:r>
+    </w:p>
+    <w:p>
+      <w:pPr>
+        <w:pBdr>
+          <w:top w:val="single" w:sz="4" w:space="2" w:color="BFBFBF"/>
+          <w:left w:val="single" w:sz="4" w:space="2" w:color="BFBFBF"/>
+          <w:bottom w:val="single" w:sz="4" w:space="2" w:color="BFBFBF"/>
+          <w:right w:val="single" w:sz="4" w:space="2" w:color="BFBFBF"/>
+        </w:pBdr>
+        <w:shd w:val="clear" w:color="auto" w:fill="F5F5F5"/>
+        <w:spacing w:before="0" w:after="0" w:line="240" w:lineRule="auto"/>
+        <w:ind w:left="113" w:right="113"/>
+        <w:rPr>
+          <w:rFonts w:ascii="Consolas" w:hAnsi="Consolas" w:cs="Consolas"/>
+          <w:noProof/>
+          <w:sz w:val="17"/>
+        </w:rPr>
+      </w:pPr>
+      <w:r>
+        <w:rPr>
+          <w:rFonts w:ascii="Consolas" w:hAnsi="Consolas" w:cs="Consolas" w:eastAsia="Consolas"/>
+          <w:noProof/>
+          <w:sz w:val="17"/>
+        </w:rPr>
+        <w:t>%left  '+' '-'</w:t>
+      </w:r>
+    </w:p>
+    <w:p>
+      <w:pPr>
+        <w:pBdr>
+          <w:top w:val="single" w:sz="4" w:space="2" w:color="BFBFBF"/>
+          <w:left w:val="single" w:sz="4" w:space="2" w:color="BFBFBF"/>
+          <w:bottom w:val="single" w:sz="4" w:space="2" w:color="BFBFBF"/>
+          <w:right w:val="single" w:sz="4" w:space="2" w:color="BFBFBF"/>
+        </w:pBdr>
+        <w:shd w:val="clear" w:color="auto" w:fill="F5F5F5"/>
+        <w:spacing w:before="0" w:after="0" w:line="240" w:lineRule="auto"/>
+        <w:ind w:left="113" w:right="113"/>
+        <w:rPr>
+          <w:rFonts w:ascii="Consolas" w:hAnsi="Consolas" w:cs="Consolas"/>
+          <w:noProof/>
+          <w:sz w:val="17"/>
+        </w:rPr>
+      </w:pPr>
+      <w:r>
+        <w:rPr>
+          <w:rFonts w:ascii="Consolas" w:hAnsi="Consolas" w:cs="Consolas" w:eastAsia="Consolas"/>
+          <w:noProof/>
+          <w:sz w:val="17"/>
+        </w:rPr>
+        <w:t>%left  '*' '/' '%'</w:t>
+      </w:r>
+    </w:p>
+    <w:p>
+      <w:pPr>
+        <w:pBdr>
+          <w:top w:val="single" w:sz="4" w:space="2" w:color="BFBFBF"/>
+          <w:left w:val="single" w:sz="4" w:space="2" w:color="BFBFBF"/>
+          <w:bottom w:val="single" w:sz="4" w:space="2" w:color="BFBFBF"/>
+          <w:right w:val="single" w:sz="4" w:space="2" w:color="BFBFBF"/>
+        </w:pBdr>
+        <w:shd w:val="clear" w:color="auto" w:fill="F5F5F5"/>
+        <w:spacing w:before="0" w:after="0" w:line="240" w:lineRule="auto"/>
+        <w:ind w:left="113" w:right="113"/>
+        <w:rPr>
+          <w:rFonts w:ascii="Consolas" w:hAnsi="Consolas" w:cs="Consolas"/>
+          <w:noProof/>
+          <w:sz w:val="17"/>
+        </w:rPr>
+      </w:pPr>
+      <w:r>
+        <w:rPr>
+          <w:rFonts w:ascii="Consolas" w:hAnsi="Consolas" w:cs="Consolas" w:eastAsia="Consolas"/>
+          <w:noProof/>
+          <w:sz w:val="17"/>
+        </w:rPr>
+        <w:t>%right NOT UMINUS</w:t>
+      </w:r>
+    </w:p>
+    <w:p>
+      <w:pPr>
+        <w:pBdr>
+          <w:top w:val="single" w:sz="4" w:space="2" w:color="BFBFBF"/>
+          <w:left w:val="single" w:sz="4" w:space="2" w:color="BFBFBF"/>
+          <w:bottom w:val="single" w:sz="4" w:space="2" w:color="BFBFBF"/>
+          <w:right w:val="single" w:sz="4" w:space="2" w:color="BFBFBF"/>
+        </w:pBdr>
+        <w:shd w:val="clear" w:color="auto" w:fill="F5F5F5"/>
+        <w:spacing w:before="0" w:after="0" w:line="240" w:lineRule="auto"/>
+        <w:ind w:left="113" w:right="113"/>
+        <w:rPr>
+          <w:rFonts w:ascii="Consolas" w:hAnsi="Consolas" w:cs="Consolas"/>
+          <w:noProof/>
+          <w:sz w:val="17"/>
+        </w:rPr>
+      </w:pPr>
+    </w:p>
+    <w:p>
+      <w:pPr>
+        <w:pBdr>
+          <w:top w:val="single" w:sz="4" w:space="2" w:color="BFBFBF"/>
+          <w:left w:val="single" w:sz="4" w:space="2" w:color="BFBFBF"/>
+          <w:bottom w:val="single" w:sz="4" w:space="2" w:color="BFBFBF"/>
+          <w:right w:val="single" w:sz="4" w:space="2" w:color="BFBFBF"/>
+        </w:pBdr>
+        <w:shd w:val="clear" w:color="auto" w:fill="F5F5F5"/>
+        <w:spacing w:before="0" w:after="0" w:line="240" w:lineRule="auto"/>
+        <w:ind w:left="113" w:right="113"/>
+        <w:rPr>
+          <w:rFonts w:ascii="Consolas" w:hAnsi="Consolas" w:cs="Consolas"/>
+          <w:noProof/>
+          <w:sz w:val="17"/>
+        </w:rPr>
+      </w:pPr>
+      <w:r>
+        <w:rPr>
+          <w:rFonts w:ascii="Consolas" w:hAnsi="Consolas" w:cs="Consolas" w:eastAsia="Consolas"/>
+          <w:noProof/>
+          <w:sz w:val="17"/>
+        </w:rPr>
+        <w:t>%nonassoc LOWER_THAN_ELSE</w:t>
+      </w:r>
+    </w:p>
+    <w:p>
+      <w:pPr>
+        <w:pBdr>
+          <w:top w:val="single" w:sz="4" w:space="2" w:color="BFBFBF"/>
+          <w:left w:val="single" w:sz="4" w:space="2" w:color="BFBFBF"/>
+          <w:bottom w:val="single" w:sz="4" w:space="2" w:color="BFBFBF"/>
+          <w:right w:val="single" w:sz="4" w:space="2" w:color="BFBFBF"/>
+        </w:pBdr>
+        <w:shd w:val="clear" w:color="auto" w:fill="F5F5F5"/>
+        <w:spacing w:before="0" w:after="0" w:line="240" w:lineRule="auto"/>
+        <w:ind w:left="113" w:right="113"/>
+        <w:rPr>
+          <w:rFonts w:ascii="Consolas" w:hAnsi="Consolas" w:cs="Consolas"/>
+          <w:noProof/>
+          <w:sz w:val="17"/>
+        </w:rPr>
+      </w:pPr>
+      <w:r>
+        <w:rPr>
+          <w:rFonts w:ascii="Consolas" w:hAnsi="Consolas" w:cs="Consolas" w:eastAsia="Consolas"/>
+          <w:noProof/>
+          <w:sz w:val="17"/>
+        </w:rPr>
+        <w:t>%nonassoc ELSE</w:t>
+      </w:r>
+    </w:p>
+    <w:p>
+      <w:pPr>
+        <w:pBdr>
+          <w:top w:val="single" w:sz="4" w:space="2" w:color="BFBFBF"/>
+          <w:left w:val="single" w:sz="4" w:space="2" w:color="BFBFBF"/>
+          <w:bottom w:val="single" w:sz="4" w:space="2" w:color="BFBFBF"/>
+          <w:right w:val="single" w:sz="4" w:space="2" w:color="BFBFBF"/>
+        </w:pBdr>
+        <w:shd w:val="clear" w:color="auto" w:fill="F5F5F5"/>
+        <w:spacing w:before="0" w:after="0" w:line="240" w:lineRule="auto"/>
+        <w:ind w:left="113" w:right="113"/>
+        <w:rPr>
+          <w:rFonts w:ascii="Consolas" w:hAnsi="Consolas" w:cs="Consolas"/>
+          <w:noProof/>
+          <w:sz w:val="17"/>
+        </w:rPr>
+      </w:pPr>
+    </w:p>
+    <w:p>
+      <w:pPr>
+        <w:pBdr>
+          <w:top w:val="single" w:sz="4" w:space="2" w:color="BFBFBF"/>
+          <w:left w:val="single" w:sz="4" w:space="2" w:color="BFBFBF"/>
+          <w:bottom w:val="single" w:sz="4" w:space="2" w:color="BFBFBF"/>
+          <w:right w:val="single" w:sz="4" w:space="2" w:color="BFBFBF"/>
+        </w:pBdr>
+        <w:shd w:val="clear" w:color="auto" w:fill="F5F5F5"/>
+        <w:spacing w:before="0" w:after="0" w:line="240" w:lineRule="auto"/>
+        <w:ind w:left="113" w:right="113"/>
+        <w:rPr>
+          <w:rFonts w:ascii="Consolas" w:hAnsi="Consolas" w:cs="Consolas"/>
+          <w:noProof/>
+          <w:sz w:val="17"/>
+        </w:rPr>
+      </w:pPr>
+      <w:r>
+        <w:rPr>
+          <w:rFonts w:ascii="Consolas" w:hAnsi="Consolas" w:cs="Consolas" w:eastAsia="Consolas"/>
+          <w:noProof/>
+          <w:sz w:val="17"/>
+        </w:rPr>
         <w:t>%%</w:t>
       </w:r>
     </w:p>
-    <w:p/>
-    <w:p>
-      <w:r>
+    <w:p>
+      <w:pPr>
+        <w:pBdr>
+          <w:top w:val="single" w:sz="4" w:space="2" w:color="BFBFBF"/>
+          <w:left w:val="single" w:sz="4" w:space="2" w:color="BFBFBF"/>
+          <w:bottom w:val="single" w:sz="4" w:space="2" w:color="BFBFBF"/>
+          <w:right w:val="single" w:sz="4" w:space="2" w:color="BFBFBF"/>
+        </w:pBdr>
+        <w:shd w:val="clear" w:color="auto" w:fill="F5F5F5"/>
+        <w:spacing w:before="0" w:after="0" w:line="240" w:lineRule="auto"/>
+        <w:ind w:left="113" w:right="113"/>
+        <w:rPr>
+          <w:rFonts w:ascii="Consolas" w:hAnsi="Consolas" w:cs="Consolas"/>
+          <w:noProof/>
+          <w:sz w:val="17"/>
+        </w:rPr>
+      </w:pPr>
+    </w:p>
+    <w:p>
+      <w:pPr>
+        <w:pBdr>
+          <w:top w:val="single" w:sz="4" w:space="2" w:color="BFBFBF"/>
+          <w:left w:val="single" w:sz="4" w:space="2" w:color="BFBFBF"/>
+          <w:bottom w:val="single" w:sz="4" w:space="2" w:color="BFBFBF"/>
+          <w:right w:val="single" w:sz="4" w:space="2" w:color="BFBFBF"/>
+        </w:pBdr>
+        <w:shd w:val="clear" w:color="auto" w:fill="F5F5F5"/>
+        <w:spacing w:before="0" w:after="0" w:line="240" w:lineRule="auto"/>
+        <w:ind w:left="113" w:right="113"/>
+        <w:rPr>
+          <w:rFonts w:ascii="Consolas" w:hAnsi="Consolas" w:cs="Consolas"/>
+          <w:noProof/>
+          <w:sz w:val="17"/>
+        </w:rPr>
+      </w:pPr>
+      <w:r>
+        <w:rPr>
+          <w:rFonts w:ascii="Consolas" w:hAnsi="Consolas" w:cs="Consolas" w:eastAsia="Consolas"/>
+          <w:noProof/>
+          <w:sz w:val="17"/>
+        </w:rPr>
         <w:t>program     : stmt_list</w:t>
       </w:r>
     </w:p>
     <w:p>
-      <w:r>
+      <w:pPr>
+        <w:pBdr>
+          <w:top w:val="single" w:sz="4" w:space="2" w:color="BFBFBF"/>
+          <w:left w:val="single" w:sz="4" w:space="2" w:color="BFBFBF"/>
+          <w:bottom w:val="single" w:sz="4" w:space="2" w:color="BFBFBF"/>
+          <w:right w:val="single" w:sz="4" w:space="2" w:color="BFBFBF"/>
+        </w:pBdr>
+        <w:shd w:val="clear" w:color="auto" w:fill="F5F5F5"/>
+        <w:spacing w:before="0" w:after="0" w:line="240" w:lineRule="auto"/>
+        <w:ind w:left="113" w:right="113"/>
+        <w:rPr>
+          <w:rFonts w:ascii="Consolas" w:hAnsi="Consolas" w:cs="Consolas"/>
+          <w:noProof/>
+          <w:sz w:val="17"/>
+        </w:rPr>
+      </w:pPr>
+      <w:r>
+        <w:rPr>
+          <w:rFonts w:ascii="Consolas" w:hAnsi="Consolas" w:cs="Consolas" w:eastAsia="Consolas"/>
+          <w:noProof/>
+          <w:sz w:val="17"/>
+        </w:rPr>
         <w:t xml:space="preserve">            ;</w:t>
       </w:r>
     </w:p>
-    <w:p/>
-    <w:p>
-      <w:r>
+    <w:p>
+      <w:pPr>
+        <w:pBdr>
+          <w:top w:val="single" w:sz="4" w:space="2" w:color="BFBFBF"/>
+          <w:left w:val="single" w:sz="4" w:space="2" w:color="BFBFBF"/>
+          <w:bottom w:val="single" w:sz="4" w:space="2" w:color="BFBFBF"/>
+          <w:right w:val="single" w:sz="4" w:space="2" w:color="BFBFBF"/>
+        </w:pBdr>
+        <w:shd w:val="clear" w:color="auto" w:fill="F5F5F5"/>
+        <w:spacing w:before="0" w:after="0" w:line="240" w:lineRule="auto"/>
+        <w:ind w:left="113" w:right="113"/>
+        <w:rPr>
+          <w:rFonts w:ascii="Consolas" w:hAnsi="Consolas" w:cs="Consolas"/>
+          <w:noProof/>
+          <w:sz w:val="17"/>
+        </w:rPr>
+      </w:pPr>
+    </w:p>
+    <w:p>
+      <w:pPr>
+        <w:pBdr>
+          <w:top w:val="single" w:sz="4" w:space="2" w:color="BFBFBF"/>
+          <w:left w:val="single" w:sz="4" w:space="2" w:color="BFBFBF"/>
+          <w:bottom w:val="single" w:sz="4" w:space="2" w:color="BFBFBF"/>
+          <w:right w:val="single" w:sz="4" w:space="2" w:color="BFBFBF"/>
+        </w:pBdr>
+        <w:shd w:val="clear" w:color="auto" w:fill="F5F5F5"/>
+        <w:spacing w:before="0" w:after="0" w:line="240" w:lineRule="auto"/>
+        <w:ind w:left="113" w:right="113"/>
+        <w:rPr>
+          <w:rFonts w:ascii="Consolas" w:hAnsi="Consolas" w:cs="Consolas"/>
+          <w:noProof/>
+          <w:sz w:val="17"/>
+        </w:rPr>
+      </w:pPr>
+      <w:r>
+        <w:rPr>
+          <w:rFonts w:ascii="Consolas" w:hAnsi="Consolas" w:cs="Consolas" w:eastAsia="Consolas"/>
+          <w:noProof/>
+          <w:sz w:val="17"/>
+        </w:rPr>
         <w:t>stmt_list   : stmt_list stmt</w:t>
       </w:r>
     </w:p>
     <w:p>
-      <w:r>
+      <w:pPr>
+        <w:pBdr>
+          <w:top w:val="single" w:sz="4" w:space="2" w:color="BFBFBF"/>
+          <w:left w:val="single" w:sz="4" w:space="2" w:color="BFBFBF"/>
+          <w:bottom w:val="single" w:sz="4" w:space="2" w:color="BFBFBF"/>
+          <w:right w:val="single" w:sz="4" w:space="2" w:color="BFBFBF"/>
+        </w:pBdr>
+        <w:shd w:val="clear" w:color="auto" w:fill="F5F5F5"/>
+        <w:spacing w:before="0" w:after="0" w:line="240" w:lineRule="auto"/>
+        <w:ind w:left="113" w:right="113"/>
+        <w:rPr>
+          <w:rFonts w:ascii="Consolas" w:hAnsi="Consolas" w:cs="Consolas"/>
+          <w:noProof/>
+          <w:sz w:val="17"/>
+        </w:rPr>
+      </w:pPr>
+      <w:r>
+        <w:rPr>
+          <w:rFonts w:ascii="Consolas" w:hAnsi="Consolas" w:cs="Consolas" w:eastAsia="Consolas"/>
+          <w:noProof/>
+          <w:sz w:val="17"/>
+        </w:rPr>
         <w:t xml:space="preserve">            | stmt</w:t>
       </w:r>
     </w:p>
     <w:p>
-      <w:r>
+      <w:pPr>
+        <w:pBdr>
+          <w:top w:val="single" w:sz="4" w:space="2" w:color="BFBFBF"/>
+          <w:left w:val="single" w:sz="4" w:space="2" w:color="BFBFBF"/>
+          <w:bottom w:val="single" w:sz="4" w:space="2" w:color="BFBFBF"/>
+          <w:right w:val="single" w:sz="4" w:space="2" w:color="BFBFBF"/>
+        </w:pBdr>
+        <w:shd w:val="clear" w:color="auto" w:fill="F5F5F5"/>
+        <w:spacing w:before="0" w:after="0" w:line="240" w:lineRule="auto"/>
+        <w:ind w:left="113" w:right="113"/>
+        <w:rPr>
+          <w:rFonts w:ascii="Consolas" w:hAnsi="Consolas" w:cs="Consolas"/>
+          <w:noProof/>
+          <w:sz w:val="17"/>
+        </w:rPr>
+      </w:pPr>
+      <w:r>
+        <w:rPr>
+          <w:rFonts w:ascii="Consolas" w:hAnsi="Consolas" w:cs="Consolas" w:eastAsia="Consolas"/>
+          <w:noProof/>
+          <w:sz w:val="17"/>
+        </w:rPr>
         <w:t xml:space="preserve">            ;</w:t>
       </w:r>
     </w:p>
-    <w:p/>
-    <w:p>
-      <w:r>
+    <w:p>
+      <w:pPr>
+        <w:pBdr>
+          <w:top w:val="single" w:sz="4" w:space="2" w:color="BFBFBF"/>
+          <w:left w:val="single" w:sz="4" w:space="2" w:color="BFBFBF"/>
+          <w:bottom w:val="single" w:sz="4" w:space="2" w:color="BFBFBF"/>
+          <w:right w:val="single" w:sz="4" w:space="2" w:color="BFBFBF"/>
+        </w:pBdr>
+        <w:shd w:val="clear" w:color="auto" w:fill="F5F5F5"/>
+        <w:spacing w:before="0" w:after="0" w:line="240" w:lineRule="auto"/>
+        <w:ind w:left="113" w:right="113"/>
+        <w:rPr>
+          <w:rFonts w:ascii="Consolas" w:hAnsi="Consolas" w:cs="Consolas"/>
+          <w:noProof/>
+          <w:sz w:val="17"/>
+        </w:rPr>
+      </w:pPr>
+    </w:p>
+    <w:p>
+      <w:pPr>
+        <w:pBdr>
+          <w:top w:val="single" w:sz="4" w:space="2" w:color="BFBFBF"/>
+          <w:left w:val="single" w:sz="4" w:space="2" w:color="BFBFBF"/>
+          <w:bottom w:val="single" w:sz="4" w:space="2" w:color="BFBFBF"/>
+          <w:right w:val="single" w:sz="4" w:space="2" w:color="BFBFBF"/>
+        </w:pBdr>
+        <w:shd w:val="clear" w:color="auto" w:fill="F5F5F5"/>
+        <w:spacing w:before="0" w:after="0" w:line="240" w:lineRule="auto"/>
+        <w:ind w:left="113" w:right="113"/>
+        <w:rPr>
+          <w:rFonts w:ascii="Consolas" w:hAnsi="Consolas" w:cs="Consolas"/>
+          <w:noProof/>
+          <w:sz w:val="17"/>
+        </w:rPr>
+      </w:pPr>
+      <w:r>
+        <w:rPr>
+          <w:rFonts w:ascii="Consolas" w:hAnsi="Consolas" w:cs="Consolas" w:eastAsia="Consolas"/>
+          <w:noProof/>
+          <w:sz w:val="17"/>
+        </w:rPr>
         <w:t>stmt        : decl_stmt</w:t>
       </w:r>
     </w:p>
     <w:p>
-      <w:r>
+      <w:pPr>
+        <w:pBdr>
+          <w:top w:val="single" w:sz="4" w:space="2" w:color="BFBFBF"/>
+          <w:left w:val="single" w:sz="4" w:space="2" w:color="BFBFBF"/>
+          <w:bottom w:val="single" w:sz="4" w:space="2" w:color="BFBFBF"/>
+          <w:right w:val="single" w:sz="4" w:space="2" w:color="BFBFBF"/>
+        </w:pBdr>
+        <w:shd w:val="clear" w:color="auto" w:fill="F5F5F5"/>
+        <w:spacing w:before="0" w:after="0" w:line="240" w:lineRule="auto"/>
+        <w:ind w:left="113" w:right="113"/>
+        <w:rPr>
+          <w:rFonts w:ascii="Consolas" w:hAnsi="Consolas" w:cs="Consolas"/>
+          <w:noProof/>
+          <w:sz w:val="17"/>
+        </w:rPr>
+      </w:pPr>
+      <w:r>
+        <w:rPr>
+          <w:rFonts w:ascii="Consolas" w:hAnsi="Consolas" w:cs="Consolas" w:eastAsia="Consolas"/>
+          <w:noProof/>
+          <w:sz w:val="17"/>
+        </w:rPr>
         <w:t xml:space="preserve">            | assign_stmt</w:t>
       </w:r>
     </w:p>
     <w:p>
-      <w:r>
+      <w:pPr>
+        <w:pBdr>
+          <w:top w:val="single" w:sz="4" w:space="2" w:color="BFBFBF"/>
+          <w:left w:val="single" w:sz="4" w:space="2" w:color="BFBFBF"/>
+          <w:bottom w:val="single" w:sz="4" w:space="2" w:color="BFBFBF"/>
+          <w:right w:val="single" w:sz="4" w:space="2" w:color="BFBFBF"/>
+        </w:pBdr>
+        <w:shd w:val="clear" w:color="auto" w:fill="F5F5F5"/>
+        <w:spacing w:before="0" w:after="0" w:line="240" w:lineRule="auto"/>
+        <w:ind w:left="113" w:right="113"/>
+        <w:rPr>
+          <w:rFonts w:ascii="Consolas" w:hAnsi="Consolas" w:cs="Consolas"/>
+          <w:noProof/>
+          <w:sz w:val="17"/>
+        </w:rPr>
+      </w:pPr>
+      <w:r>
+        <w:rPr>
+          <w:rFonts w:ascii="Consolas" w:hAnsi="Consolas" w:cs="Consolas" w:eastAsia="Consolas"/>
+          <w:noProof/>
+          <w:sz w:val="17"/>
+        </w:rPr>
         <w:t xml:space="preserve">            | if_stmt</w:t>
       </w:r>
     </w:p>
     <w:p>
-      <w:r>
+      <w:pPr>
+        <w:pBdr>
+          <w:top w:val="single" w:sz="4" w:space="2" w:color="BFBFBF"/>
+          <w:left w:val="single" w:sz="4" w:space="2" w:color="BFBFBF"/>
+          <w:bottom w:val="single" w:sz="4" w:space="2" w:color="BFBFBF"/>
+          <w:right w:val="single" w:sz="4" w:space="2" w:color="BFBFBF"/>
+        </w:pBdr>
+        <w:shd w:val="clear" w:color="auto" w:fill="F5F5F5"/>
+        <w:spacing w:before="0" w:after="0" w:line="240" w:lineRule="auto"/>
+        <w:ind w:left="113" w:right="113"/>
+        <w:rPr>
+          <w:rFonts w:ascii="Consolas" w:hAnsi="Consolas" w:cs="Consolas"/>
+          <w:noProof/>
+          <w:sz w:val="17"/>
+        </w:rPr>
+      </w:pPr>
+      <w:r>
+        <w:rPr>
+          <w:rFonts w:ascii="Consolas" w:hAnsi="Consolas" w:cs="Consolas" w:eastAsia="Consolas"/>
+          <w:noProof/>
+          <w:sz w:val="17"/>
+        </w:rPr>
         <w:t xml:space="preserve">            | while_stmt</w:t>
       </w:r>
     </w:p>
     <w:p>
-      <w:r>
+      <w:pPr>
+        <w:pBdr>
+          <w:top w:val="single" w:sz="4" w:space="2" w:color="BFBFBF"/>
+          <w:left w:val="single" w:sz="4" w:space="2" w:color="BFBFBF"/>
+          <w:bottom w:val="single" w:sz="4" w:space="2" w:color="BFBFBF"/>
+          <w:right w:val="single" w:sz="4" w:space="2" w:color="BFBFBF"/>
+        </w:pBdr>
+        <w:shd w:val="clear" w:color="auto" w:fill="F5F5F5"/>
+        <w:spacing w:before="0" w:after="0" w:line="240" w:lineRule="auto"/>
+        <w:ind w:left="113" w:right="113"/>
+        <w:rPr>
+          <w:rFonts w:ascii="Consolas" w:hAnsi="Consolas" w:cs="Consolas"/>
+          <w:noProof/>
+          <w:sz w:val="17"/>
+        </w:rPr>
+      </w:pPr>
+      <w:r>
+        <w:rPr>
+          <w:rFonts w:ascii="Consolas" w:hAnsi="Consolas" w:cs="Consolas" w:eastAsia="Consolas"/>
+          <w:noProof/>
+          <w:sz w:val="17"/>
+        </w:rPr>
+        <w:t xml:space="preserve">            | do_stmt</w:t>
+      </w:r>
+    </w:p>
+    <w:p>
+      <w:pPr>
+        <w:pBdr>
+          <w:top w:val="single" w:sz="4" w:space="2" w:color="BFBFBF"/>
+          <w:left w:val="single" w:sz="4" w:space="2" w:color="BFBFBF"/>
+          <w:bottom w:val="single" w:sz="4" w:space="2" w:color="BFBFBF"/>
+          <w:right w:val="single" w:sz="4" w:space="2" w:color="BFBFBF"/>
+        </w:pBdr>
+        <w:shd w:val="clear" w:color="auto" w:fill="F5F5F5"/>
+        <w:spacing w:before="0" w:after="0" w:line="240" w:lineRule="auto"/>
+        <w:ind w:left="113" w:right="113"/>
+        <w:rPr>
+          <w:rFonts w:ascii="Consolas" w:hAnsi="Consolas" w:cs="Consolas"/>
+          <w:noProof/>
+          <w:sz w:val="17"/>
+        </w:rPr>
+      </w:pPr>
+      <w:r>
+        <w:rPr>
+          <w:rFonts w:ascii="Consolas" w:hAnsi="Consolas" w:cs="Consolas" w:eastAsia="Consolas"/>
+          <w:noProof/>
+          <w:sz w:val="17"/>
+        </w:rPr>
+        <w:t xml:space="preserve">            | for_stmt</w:t>
+      </w:r>
+    </w:p>
+    <w:p>
+      <w:pPr>
+        <w:pBdr>
+          <w:top w:val="single" w:sz="4" w:space="2" w:color="BFBFBF"/>
+          <w:left w:val="single" w:sz="4" w:space="2" w:color="BFBFBF"/>
+          <w:bottom w:val="single" w:sz="4" w:space="2" w:color="BFBFBF"/>
+          <w:right w:val="single" w:sz="4" w:space="2" w:color="BFBFBF"/>
+        </w:pBdr>
+        <w:shd w:val="clear" w:color="auto" w:fill="F5F5F5"/>
+        <w:spacing w:before="0" w:after="0" w:line="240" w:lineRule="auto"/>
+        <w:ind w:left="113" w:right="113"/>
+        <w:rPr>
+          <w:rFonts w:ascii="Consolas" w:hAnsi="Consolas" w:cs="Consolas"/>
+          <w:noProof/>
+          <w:sz w:val="17"/>
+        </w:rPr>
+      </w:pPr>
+      <w:r>
+        <w:rPr>
+          <w:rFonts w:ascii="Consolas" w:hAnsi="Consolas" w:cs="Consolas" w:eastAsia="Consolas"/>
+          <w:noProof/>
+          <w:sz w:val="17"/>
+        </w:rPr>
         <w:t xml:space="preserve">            | block</w:t>
       </w:r>
     </w:p>
     <w:p>
-      <w:r>
+      <w:pPr>
+        <w:pBdr>
+          <w:top w:val="single" w:sz="4" w:space="2" w:color="BFBFBF"/>
+          <w:left w:val="single" w:sz="4" w:space="2" w:color="BFBFBF"/>
+          <w:bottom w:val="single" w:sz="4" w:space="2" w:color="BFBFBF"/>
+          <w:right w:val="single" w:sz="4" w:space="2" w:color="BFBFBF"/>
+        </w:pBdr>
+        <w:shd w:val="clear" w:color="auto" w:fill="F5F5F5"/>
+        <w:spacing w:before="0" w:after="0" w:line="240" w:lineRule="auto"/>
+        <w:ind w:left="113" w:right="113"/>
+        <w:rPr>
+          <w:rFonts w:ascii="Consolas" w:hAnsi="Consolas" w:cs="Consolas"/>
+          <w:noProof/>
+          <w:sz w:val="17"/>
+        </w:rPr>
+      </w:pPr>
+      <w:r>
+        <w:rPr>
+          <w:rFonts w:ascii="Consolas" w:hAnsi="Consolas" w:cs="Consolas" w:eastAsia="Consolas"/>
+          <w:noProof/>
+          <w:sz w:val="17"/>
+        </w:rPr>
+        <w:t xml:space="preserve">            | ';'</w:t>
+      </w:r>
+    </w:p>
+    <w:p>
+      <w:pPr>
+        <w:pBdr>
+          <w:top w:val="single" w:sz="4" w:space="2" w:color="BFBFBF"/>
+          <w:left w:val="single" w:sz="4" w:space="2" w:color="BFBFBF"/>
+          <w:bottom w:val="single" w:sz="4" w:space="2" w:color="BFBFBF"/>
+          <w:right w:val="single" w:sz="4" w:space="2" w:color="BFBFBF"/>
+        </w:pBdr>
+        <w:shd w:val="clear" w:color="auto" w:fill="F5F5F5"/>
+        <w:spacing w:before="0" w:after="0" w:line="240" w:lineRule="auto"/>
+        <w:ind w:left="113" w:right="113"/>
+        <w:rPr>
+          <w:rFonts w:ascii="Consolas" w:hAnsi="Consolas" w:cs="Consolas"/>
+          <w:noProof/>
+          <w:sz w:val="17"/>
+        </w:rPr>
+      </w:pPr>
+      <w:r>
+        <w:rPr>
+          <w:rFonts w:ascii="Consolas" w:hAnsi="Consolas" w:cs="Consolas" w:eastAsia="Consolas"/>
+          <w:noProof/>
+          <w:sz w:val="17"/>
+        </w:rPr>
         <w:t xml:space="preserve">            ;</w:t>
       </w:r>
     </w:p>
-    <w:p/>
-    <w:p>
-      <w:r>
+    <w:p>
+      <w:pPr>
+        <w:pBdr>
+          <w:top w:val="single" w:sz="4" w:space="2" w:color="BFBFBF"/>
+          <w:left w:val="single" w:sz="4" w:space="2" w:color="BFBFBF"/>
+          <w:bottom w:val="single" w:sz="4" w:space="2" w:color="BFBFBF"/>
+          <w:right w:val="single" w:sz="4" w:space="2" w:color="BFBFBF"/>
+        </w:pBdr>
+        <w:shd w:val="clear" w:color="auto" w:fill="F5F5F5"/>
+        <w:spacing w:before="0" w:after="0" w:line="240" w:lineRule="auto"/>
+        <w:ind w:left="113" w:right="113"/>
+        <w:rPr>
+          <w:rFonts w:ascii="Consolas" w:hAnsi="Consolas" w:cs="Consolas"/>
+          <w:noProof/>
+          <w:sz w:val="17"/>
+        </w:rPr>
+      </w:pPr>
+    </w:p>
+    <w:p>
+      <w:pPr>
+        <w:pBdr>
+          <w:top w:val="single" w:sz="4" w:space="2" w:color="BFBFBF"/>
+          <w:left w:val="single" w:sz="4" w:space="2" w:color="BFBFBF"/>
+          <w:bottom w:val="single" w:sz="4" w:space="2" w:color="BFBFBF"/>
+          <w:right w:val="single" w:sz="4" w:space="2" w:color="BFBFBF"/>
+        </w:pBdr>
+        <w:shd w:val="clear" w:color="auto" w:fill="F5F5F5"/>
+        <w:spacing w:before="0" w:after="0" w:line="240" w:lineRule="auto"/>
+        <w:ind w:left="113" w:right="113"/>
+        <w:rPr>
+          <w:rFonts w:ascii="Consolas" w:hAnsi="Consolas" w:cs="Consolas"/>
+          <w:noProof/>
+          <w:sz w:val="17"/>
+        </w:rPr>
+      </w:pPr>
+      <w:r>
+        <w:rPr>
+          <w:rFonts w:ascii="Consolas" w:hAnsi="Consolas" w:cs="Consolas" w:eastAsia="Consolas"/>
+          <w:noProof/>
+          <w:sz w:val="17"/>
+        </w:rPr>
         <w:t>block       : '{' stmt_list '}'</w:t>
       </w:r>
     </w:p>
     <w:p>
-      <w:r>
+      <w:pPr>
+        <w:pBdr>
+          <w:top w:val="single" w:sz="4" w:space="2" w:color="BFBFBF"/>
+          <w:left w:val="single" w:sz="4" w:space="2" w:color="BFBFBF"/>
+          <w:bottom w:val="single" w:sz="4" w:space="2" w:color="BFBFBF"/>
+          <w:right w:val="single" w:sz="4" w:space="2" w:color="BFBFBF"/>
+        </w:pBdr>
+        <w:shd w:val="clear" w:color="auto" w:fill="F5F5F5"/>
+        <w:spacing w:before="0" w:after="0" w:line="240" w:lineRule="auto"/>
+        <w:ind w:left="113" w:right="113"/>
+        <w:rPr>
+          <w:rFonts w:ascii="Consolas" w:hAnsi="Consolas" w:cs="Consolas"/>
+          <w:noProof/>
+          <w:sz w:val="17"/>
+        </w:rPr>
+      </w:pPr>
+      <w:r>
+        <w:rPr>
+          <w:rFonts w:ascii="Consolas" w:hAnsi="Consolas" w:cs="Consolas" w:eastAsia="Consolas"/>
+          <w:noProof/>
+          <w:sz w:val="17"/>
+        </w:rPr>
+        <w:t xml:space="preserve">            | '{' '}'</w:t>
+      </w:r>
+    </w:p>
+    <w:p>
+      <w:pPr>
+        <w:pBdr>
+          <w:top w:val="single" w:sz="4" w:space="2" w:color="BFBFBF"/>
+          <w:left w:val="single" w:sz="4" w:space="2" w:color="BFBFBF"/>
+          <w:bottom w:val="single" w:sz="4" w:space="2" w:color="BFBFBF"/>
+          <w:right w:val="single" w:sz="4" w:space="2" w:color="BFBFBF"/>
+        </w:pBdr>
+        <w:shd w:val="clear" w:color="auto" w:fill="F5F5F5"/>
+        <w:spacing w:before="0" w:after="0" w:line="240" w:lineRule="auto"/>
+        <w:ind w:left="113" w:right="113"/>
+        <w:rPr>
+          <w:rFonts w:ascii="Consolas" w:hAnsi="Consolas" w:cs="Consolas"/>
+          <w:noProof/>
+          <w:sz w:val="17"/>
+        </w:rPr>
+      </w:pPr>
+      <w:r>
+        <w:rPr>
+          <w:rFonts w:ascii="Consolas" w:hAnsi="Consolas" w:cs="Consolas" w:eastAsia="Consolas"/>
+          <w:noProof/>
+          <w:sz w:val="17"/>
+        </w:rPr>
         <w:t xml:space="preserve">            ;</w:t>
       </w:r>
     </w:p>
-    <w:p/>
-    <w:p>
-      <w:r>
-        <w:t>decl_stmt   : TYPE id_list ';'</w:t>
-      </w:r>
-    </w:p>
-    <w:p>
-      <w:r>
+    <w:p>
+      <w:pPr>
+        <w:pBdr>
+          <w:top w:val="single" w:sz="4" w:space="2" w:color="BFBFBF"/>
+          <w:left w:val="single" w:sz="4" w:space="2" w:color="BFBFBF"/>
+          <w:bottom w:val="single" w:sz="4" w:space="2" w:color="BFBFBF"/>
+          <w:right w:val="single" w:sz="4" w:space="2" w:color="BFBFBF"/>
+        </w:pBdr>
+        <w:shd w:val="clear" w:color="auto" w:fill="F5F5F5"/>
+        <w:spacing w:before="0" w:after="0" w:line="240" w:lineRule="auto"/>
+        <w:ind w:left="113" w:right="113"/>
+        <w:rPr>
+          <w:rFonts w:ascii="Consolas" w:hAnsi="Consolas" w:cs="Consolas"/>
+          <w:noProof/>
+          <w:sz w:val="17"/>
+        </w:rPr>
+      </w:pPr>
+    </w:p>
+    <w:p>
+      <w:pPr>
+        <w:pBdr>
+          <w:top w:val="single" w:sz="4" w:space="2" w:color="BFBFBF"/>
+          <w:left w:val="single" w:sz="4" w:space="2" w:color="BFBFBF"/>
+          <w:bottom w:val="single" w:sz="4" w:space="2" w:color="BFBFBF"/>
+          <w:right w:val="single" w:sz="4" w:space="2" w:color="BFBFBF"/>
+        </w:pBdr>
+        <w:shd w:val="clear" w:color="auto" w:fill="F5F5F5"/>
+        <w:spacing w:before="0" w:after="0" w:line="240" w:lineRule="auto"/>
+        <w:ind w:left="113" w:right="113"/>
+        <w:rPr>
+          <w:rFonts w:ascii="Consolas" w:hAnsi="Consolas" w:cs="Consolas"/>
+          <w:noProof/>
+          <w:sz w:val="17"/>
+        </w:rPr>
+      </w:pPr>
+      <w:r>
+        <w:rPr>
+          <w:rFonts w:ascii="Consolas" w:hAnsi="Consolas" w:cs="Consolas" w:eastAsia="Consolas"/>
+          <w:noProof/>
+          <w:sz w:val="17"/>
+        </w:rPr>
+        <w:t>/* Declaration statement:  int i, a = 5; */</w:t>
+      </w:r>
+    </w:p>
+    <w:p>
+      <w:pPr>
+        <w:pBdr>
+          <w:top w:val="single" w:sz="4" w:space="2" w:color="BFBFBF"/>
+          <w:left w:val="single" w:sz="4" w:space="2" w:color="BFBFBF"/>
+          <w:bottom w:val="single" w:sz="4" w:space="2" w:color="BFBFBF"/>
+          <w:right w:val="single" w:sz="4" w:space="2" w:color="BFBFBF"/>
+        </w:pBdr>
+        <w:shd w:val="clear" w:color="auto" w:fill="F5F5F5"/>
+        <w:spacing w:before="0" w:after="0" w:line="240" w:lineRule="auto"/>
+        <w:ind w:left="113" w:right="113"/>
+        <w:rPr>
+          <w:rFonts w:ascii="Consolas" w:hAnsi="Consolas" w:cs="Consolas"/>
+          <w:noProof/>
+          <w:sz w:val="17"/>
+        </w:rPr>
+      </w:pPr>
+      <w:r>
+        <w:rPr>
+          <w:rFonts w:ascii="Consolas" w:hAnsi="Consolas" w:cs="Consolas" w:eastAsia="Consolas"/>
+          <w:noProof/>
+          <w:sz w:val="17"/>
+        </w:rPr>
+        <w:t>decl_stmt   : TYPE decl_list ';'</w:t>
+      </w:r>
+    </w:p>
+    <w:p>
+      <w:pPr>
+        <w:pBdr>
+          <w:top w:val="single" w:sz="4" w:space="2" w:color="BFBFBF"/>
+          <w:left w:val="single" w:sz="4" w:space="2" w:color="BFBFBF"/>
+          <w:bottom w:val="single" w:sz="4" w:space="2" w:color="BFBFBF"/>
+          <w:right w:val="single" w:sz="4" w:space="2" w:color="BFBFBF"/>
+        </w:pBdr>
+        <w:shd w:val="clear" w:color="auto" w:fill="F5F5F5"/>
+        <w:spacing w:before="0" w:after="0" w:line="240" w:lineRule="auto"/>
+        <w:ind w:left="113" w:right="113"/>
+        <w:rPr>
+          <w:rFonts w:ascii="Consolas" w:hAnsi="Consolas" w:cs="Consolas"/>
+          <w:noProof/>
+          <w:sz w:val="17"/>
+        </w:rPr>
+      </w:pPr>
+      <w:r>
+        <w:rPr>
+          <w:rFonts w:ascii="Consolas" w:hAnsi="Consolas" w:cs="Consolas" w:eastAsia="Consolas"/>
+          <w:noProof/>
+          <w:sz w:val="17"/>
+        </w:rPr>
         <w:t xml:space="preserve">            ;</w:t>
       </w:r>
     </w:p>
-    <w:p/>
-    <w:p>
-      <w:r>
-        <w:t>id_list     : id_list ',' ID</w:t>
-      </w:r>
-    </w:p>
-    <w:p>
-      <w:r>
+    <w:p>
+      <w:pPr>
+        <w:pBdr>
+          <w:top w:val="single" w:sz="4" w:space="2" w:color="BFBFBF"/>
+          <w:left w:val="single" w:sz="4" w:space="2" w:color="BFBFBF"/>
+          <w:bottom w:val="single" w:sz="4" w:space="2" w:color="BFBFBF"/>
+          <w:right w:val="single" w:sz="4" w:space="2" w:color="BFBFBF"/>
+        </w:pBdr>
+        <w:shd w:val="clear" w:color="auto" w:fill="F5F5F5"/>
+        <w:spacing w:before="0" w:after="0" w:line="240" w:lineRule="auto"/>
+        <w:ind w:left="113" w:right="113"/>
+        <w:rPr>
+          <w:rFonts w:ascii="Consolas" w:hAnsi="Consolas" w:cs="Consolas"/>
+          <w:noProof/>
+          <w:sz w:val="17"/>
+        </w:rPr>
+      </w:pPr>
+    </w:p>
+    <w:p>
+      <w:pPr>
+        <w:pBdr>
+          <w:top w:val="single" w:sz="4" w:space="2" w:color="BFBFBF"/>
+          <w:left w:val="single" w:sz="4" w:space="2" w:color="BFBFBF"/>
+          <w:bottom w:val="single" w:sz="4" w:space="2" w:color="BFBFBF"/>
+          <w:right w:val="single" w:sz="4" w:space="2" w:color="BFBFBF"/>
+        </w:pBdr>
+        <w:shd w:val="clear" w:color="auto" w:fill="F5F5F5"/>
+        <w:spacing w:before="0" w:after="0" w:line="240" w:lineRule="auto"/>
+        <w:ind w:left="113" w:right="113"/>
+        <w:rPr>
+          <w:rFonts w:ascii="Consolas" w:hAnsi="Consolas" w:cs="Consolas"/>
+          <w:noProof/>
+          <w:sz w:val="17"/>
+        </w:rPr>
+      </w:pPr>
+      <w:r>
+        <w:rPr>
+          <w:rFonts w:ascii="Consolas" w:hAnsi="Consolas" w:cs="Consolas" w:eastAsia="Consolas"/>
+          <w:noProof/>
+          <w:sz w:val="17"/>
+        </w:rPr>
+        <w:t>decl_list   : decl_list ',' declarator</w:t>
+      </w:r>
+    </w:p>
+    <w:p>
+      <w:pPr>
+        <w:pBdr>
+          <w:top w:val="single" w:sz="4" w:space="2" w:color="BFBFBF"/>
+          <w:left w:val="single" w:sz="4" w:space="2" w:color="BFBFBF"/>
+          <w:bottom w:val="single" w:sz="4" w:space="2" w:color="BFBFBF"/>
+          <w:right w:val="single" w:sz="4" w:space="2" w:color="BFBFBF"/>
+        </w:pBdr>
+        <w:shd w:val="clear" w:color="auto" w:fill="F5F5F5"/>
+        <w:spacing w:before="0" w:after="0" w:line="240" w:lineRule="auto"/>
+        <w:ind w:left="113" w:right="113"/>
+        <w:rPr>
+          <w:rFonts w:ascii="Consolas" w:hAnsi="Consolas" w:cs="Consolas"/>
+          <w:noProof/>
+          <w:sz w:val="17"/>
+        </w:rPr>
+      </w:pPr>
+      <w:r>
+        <w:rPr>
+          <w:rFonts w:ascii="Consolas" w:hAnsi="Consolas" w:cs="Consolas" w:eastAsia="Consolas"/>
+          <w:noProof/>
+          <w:sz w:val="17"/>
+        </w:rPr>
+        <w:t xml:space="preserve">            | declarator</w:t>
+      </w:r>
+    </w:p>
+    <w:p>
+      <w:pPr>
+        <w:pBdr>
+          <w:top w:val="single" w:sz="4" w:space="2" w:color="BFBFBF"/>
+          <w:left w:val="single" w:sz="4" w:space="2" w:color="BFBFBF"/>
+          <w:bottom w:val="single" w:sz="4" w:space="2" w:color="BFBFBF"/>
+          <w:right w:val="single" w:sz="4" w:space="2" w:color="BFBFBF"/>
+        </w:pBdr>
+        <w:shd w:val="clear" w:color="auto" w:fill="F5F5F5"/>
+        <w:spacing w:before="0" w:after="0" w:line="240" w:lineRule="auto"/>
+        <w:ind w:left="113" w:right="113"/>
+        <w:rPr>
+          <w:rFonts w:ascii="Consolas" w:hAnsi="Consolas" w:cs="Consolas"/>
+          <w:noProof/>
+          <w:sz w:val="17"/>
+        </w:rPr>
+      </w:pPr>
+      <w:r>
+        <w:rPr>
+          <w:rFonts w:ascii="Consolas" w:hAnsi="Consolas" w:cs="Consolas" w:eastAsia="Consolas"/>
+          <w:noProof/>
+          <w:sz w:val="17"/>
+        </w:rPr>
+        <w:t xml:space="preserve">            ;</w:t>
+      </w:r>
+    </w:p>
+    <w:p>
+      <w:pPr>
+        <w:pBdr>
+          <w:top w:val="single" w:sz="4" w:space="2" w:color="BFBFBF"/>
+          <w:left w:val="single" w:sz="4" w:space="2" w:color="BFBFBF"/>
+          <w:bottom w:val="single" w:sz="4" w:space="2" w:color="BFBFBF"/>
+          <w:right w:val="single" w:sz="4" w:space="2" w:color="BFBFBF"/>
+        </w:pBdr>
+        <w:shd w:val="clear" w:color="auto" w:fill="F5F5F5"/>
+        <w:spacing w:before="0" w:after="0" w:line="240" w:lineRule="auto"/>
+        <w:ind w:left="113" w:right="113"/>
+        <w:rPr>
+          <w:rFonts w:ascii="Consolas" w:hAnsi="Consolas" w:cs="Consolas"/>
+          <w:noProof/>
+          <w:sz w:val="17"/>
+        </w:rPr>
+      </w:pPr>
+    </w:p>
+    <w:p>
+      <w:pPr>
+        <w:pBdr>
+          <w:top w:val="single" w:sz="4" w:space="2" w:color="BFBFBF"/>
+          <w:left w:val="single" w:sz="4" w:space="2" w:color="BFBFBF"/>
+          <w:bottom w:val="single" w:sz="4" w:space="2" w:color="BFBFBF"/>
+          <w:right w:val="single" w:sz="4" w:space="2" w:color="BFBFBF"/>
+        </w:pBdr>
+        <w:shd w:val="clear" w:color="auto" w:fill="F5F5F5"/>
+        <w:spacing w:before="0" w:after="0" w:line="240" w:lineRule="auto"/>
+        <w:ind w:left="113" w:right="113"/>
+        <w:rPr>
+          <w:rFonts w:ascii="Consolas" w:hAnsi="Consolas" w:cs="Consolas"/>
+          <w:noProof/>
+          <w:sz w:val="17"/>
+        </w:rPr>
+      </w:pPr>
+      <w:r>
+        <w:rPr>
+          <w:rFonts w:ascii="Consolas" w:hAnsi="Consolas" w:cs="Consolas" w:eastAsia="Consolas"/>
+          <w:noProof/>
+          <w:sz w:val="17"/>
+        </w:rPr>
+        <w:t>declarator  : ID</w:t>
+      </w:r>
+    </w:p>
+    <w:p>
+      <w:pPr>
+        <w:pBdr>
+          <w:top w:val="single" w:sz="4" w:space="2" w:color="BFBFBF"/>
+          <w:left w:val="single" w:sz="4" w:space="2" w:color="BFBFBF"/>
+          <w:bottom w:val="single" w:sz="4" w:space="2" w:color="BFBFBF"/>
+          <w:right w:val="single" w:sz="4" w:space="2" w:color="BFBFBF"/>
+        </w:pBdr>
+        <w:shd w:val="clear" w:color="auto" w:fill="F5F5F5"/>
+        <w:spacing w:before="0" w:after="0" w:line="240" w:lineRule="auto"/>
+        <w:ind w:left="113" w:right="113"/>
+        <w:rPr>
+          <w:rFonts w:ascii="Consolas" w:hAnsi="Consolas" w:cs="Consolas"/>
+          <w:noProof/>
+          <w:sz w:val="17"/>
+        </w:rPr>
+      </w:pPr>
+      <w:r>
+        <w:rPr>
+          <w:rFonts w:ascii="Consolas" w:hAnsi="Consolas" w:cs="Consolas" w:eastAsia="Consolas"/>
+          <w:noProof/>
+          <w:sz w:val="17"/>
+        </w:rPr>
+        <w:t xml:space="preserve">            | ID '=' expr</w:t>
+      </w:r>
+    </w:p>
+    <w:p>
+      <w:pPr>
+        <w:pBdr>
+          <w:top w:val="single" w:sz="4" w:space="2" w:color="BFBFBF"/>
+          <w:left w:val="single" w:sz="4" w:space="2" w:color="BFBFBF"/>
+          <w:bottom w:val="single" w:sz="4" w:space="2" w:color="BFBFBF"/>
+          <w:right w:val="single" w:sz="4" w:space="2" w:color="BFBFBF"/>
+        </w:pBdr>
+        <w:shd w:val="clear" w:color="auto" w:fill="F5F5F5"/>
+        <w:spacing w:before="0" w:after="0" w:line="240" w:lineRule="auto"/>
+        <w:ind w:left="113" w:right="113"/>
+        <w:rPr>
+          <w:rFonts w:ascii="Consolas" w:hAnsi="Consolas" w:cs="Consolas"/>
+          <w:noProof/>
+          <w:sz w:val="17"/>
+        </w:rPr>
+      </w:pPr>
+      <w:r>
+        <w:rPr>
+          <w:rFonts w:ascii="Consolas" w:hAnsi="Consolas" w:cs="Consolas" w:eastAsia="Consolas"/>
+          <w:noProof/>
+          <w:sz w:val="17"/>
+        </w:rPr>
+        <w:t xml:space="preserve">            ;</w:t>
+      </w:r>
+    </w:p>
+    <w:p>
+      <w:pPr>
+        <w:pBdr>
+          <w:top w:val="single" w:sz="4" w:space="2" w:color="BFBFBF"/>
+          <w:left w:val="single" w:sz="4" w:space="2" w:color="BFBFBF"/>
+          <w:bottom w:val="single" w:sz="4" w:space="2" w:color="BFBFBF"/>
+          <w:right w:val="single" w:sz="4" w:space="2" w:color="BFBFBF"/>
+        </w:pBdr>
+        <w:shd w:val="clear" w:color="auto" w:fill="F5F5F5"/>
+        <w:spacing w:before="0" w:after="0" w:line="240" w:lineRule="auto"/>
+        <w:ind w:left="113" w:right="113"/>
+        <w:rPr>
+          <w:rFonts w:ascii="Consolas" w:hAnsi="Consolas" w:cs="Consolas"/>
+          <w:noProof/>
+          <w:sz w:val="17"/>
+        </w:rPr>
+      </w:pPr>
+    </w:p>
+    <w:p>
+      <w:pPr>
+        <w:pBdr>
+          <w:top w:val="single" w:sz="4" w:space="2" w:color="BFBFBF"/>
+          <w:left w:val="single" w:sz="4" w:space="2" w:color="BFBFBF"/>
+          <w:bottom w:val="single" w:sz="4" w:space="2" w:color="BFBFBF"/>
+          <w:right w:val="single" w:sz="4" w:space="2" w:color="BFBFBF"/>
+        </w:pBdr>
+        <w:shd w:val="clear" w:color="auto" w:fill="F5F5F5"/>
+        <w:spacing w:before="0" w:after="0" w:line="240" w:lineRule="auto"/>
+        <w:ind w:left="113" w:right="113"/>
+        <w:rPr>
+          <w:rFonts w:ascii="Consolas" w:hAnsi="Consolas" w:cs="Consolas"/>
+          <w:noProof/>
+          <w:sz w:val="17"/>
+        </w:rPr>
+      </w:pPr>
+      <w:r>
+        <w:rPr>
+          <w:rFonts w:ascii="Consolas" w:hAnsi="Consolas" w:cs="Consolas" w:eastAsia="Consolas"/>
+          <w:noProof/>
+          <w:sz w:val="17"/>
+        </w:rPr>
+        <w:t>/* Assignment statement:  i = i + 1;   i++; */</w:t>
+      </w:r>
+    </w:p>
+    <w:p>
+      <w:pPr>
+        <w:pBdr>
+          <w:top w:val="single" w:sz="4" w:space="2" w:color="BFBFBF"/>
+          <w:left w:val="single" w:sz="4" w:space="2" w:color="BFBFBF"/>
+          <w:bottom w:val="single" w:sz="4" w:space="2" w:color="BFBFBF"/>
+          <w:right w:val="single" w:sz="4" w:space="2" w:color="BFBFBF"/>
+        </w:pBdr>
+        <w:shd w:val="clear" w:color="auto" w:fill="F5F5F5"/>
+        <w:spacing w:before="0" w:after="0" w:line="240" w:lineRule="auto"/>
+        <w:ind w:left="113" w:right="113"/>
+        <w:rPr>
+          <w:rFonts w:ascii="Consolas" w:hAnsi="Consolas" w:cs="Consolas"/>
+          <w:noProof/>
+          <w:sz w:val="17"/>
+        </w:rPr>
+      </w:pPr>
+      <w:r>
+        <w:rPr>
+          <w:rFonts w:ascii="Consolas" w:hAnsi="Consolas" w:cs="Consolas" w:eastAsia="Consolas"/>
+          <w:noProof/>
+          <w:sz w:val="17"/>
+        </w:rPr>
+        <w:t>assign_stmt : simple_stmt ';'</w:t>
+      </w:r>
+    </w:p>
+    <w:p>
+      <w:pPr>
+        <w:pBdr>
+          <w:top w:val="single" w:sz="4" w:space="2" w:color="BFBFBF"/>
+          <w:left w:val="single" w:sz="4" w:space="2" w:color="BFBFBF"/>
+          <w:bottom w:val="single" w:sz="4" w:space="2" w:color="BFBFBF"/>
+          <w:right w:val="single" w:sz="4" w:space="2" w:color="BFBFBF"/>
+        </w:pBdr>
+        <w:shd w:val="clear" w:color="auto" w:fill="F5F5F5"/>
+        <w:spacing w:before="0" w:after="0" w:line="240" w:lineRule="auto"/>
+        <w:ind w:left="113" w:right="113"/>
+        <w:rPr>
+          <w:rFonts w:ascii="Consolas" w:hAnsi="Consolas" w:cs="Consolas"/>
+          <w:noProof/>
+          <w:sz w:val="17"/>
+        </w:rPr>
+      </w:pPr>
+      <w:r>
+        <w:rPr>
+          <w:rFonts w:ascii="Consolas" w:hAnsi="Consolas" w:cs="Consolas" w:eastAsia="Consolas"/>
+          <w:noProof/>
+          <w:sz w:val="17"/>
+        </w:rPr>
+        <w:t xml:space="preserve">            ;</w:t>
+      </w:r>
+    </w:p>
+    <w:p>
+      <w:pPr>
+        <w:pBdr>
+          <w:top w:val="single" w:sz="4" w:space="2" w:color="BFBFBF"/>
+          <w:left w:val="single" w:sz="4" w:space="2" w:color="BFBFBF"/>
+          <w:bottom w:val="single" w:sz="4" w:space="2" w:color="BFBFBF"/>
+          <w:right w:val="single" w:sz="4" w:space="2" w:color="BFBFBF"/>
+        </w:pBdr>
+        <w:shd w:val="clear" w:color="auto" w:fill="F5F5F5"/>
+        <w:spacing w:before="0" w:after="0" w:line="240" w:lineRule="auto"/>
+        <w:ind w:left="113" w:right="113"/>
+        <w:rPr>
+          <w:rFonts w:ascii="Consolas" w:hAnsi="Consolas" w:cs="Consolas"/>
+          <w:noProof/>
+          <w:sz w:val="17"/>
+        </w:rPr>
+      </w:pPr>
+    </w:p>
+    <w:p>
+      <w:pPr>
+        <w:pBdr>
+          <w:top w:val="single" w:sz="4" w:space="2" w:color="BFBFBF"/>
+          <w:left w:val="single" w:sz="4" w:space="2" w:color="BFBFBF"/>
+          <w:bottom w:val="single" w:sz="4" w:space="2" w:color="BFBFBF"/>
+          <w:right w:val="single" w:sz="4" w:space="2" w:color="BFBFBF"/>
+        </w:pBdr>
+        <w:shd w:val="clear" w:color="auto" w:fill="F5F5F5"/>
+        <w:spacing w:before="0" w:after="0" w:line="240" w:lineRule="auto"/>
+        <w:ind w:left="113" w:right="113"/>
+        <w:rPr>
+          <w:rFonts w:ascii="Consolas" w:hAnsi="Consolas" w:cs="Consolas"/>
+          <w:noProof/>
+          <w:sz w:val="17"/>
+        </w:rPr>
+      </w:pPr>
+      <w:r>
+        <w:rPr>
+          <w:rFonts w:ascii="Consolas" w:hAnsi="Consolas" w:cs="Consolas" w:eastAsia="Consolas"/>
+          <w:noProof/>
+          <w:sz w:val="17"/>
+        </w:rPr>
+        <w:t>simple_stmt : ID '=' expr</w:t>
+      </w:r>
+    </w:p>
+    <w:p>
+      <w:pPr>
+        <w:pBdr>
+          <w:top w:val="single" w:sz="4" w:space="2" w:color="BFBFBF"/>
+          <w:left w:val="single" w:sz="4" w:space="2" w:color="BFBFBF"/>
+          <w:bottom w:val="single" w:sz="4" w:space="2" w:color="BFBFBF"/>
+          <w:right w:val="single" w:sz="4" w:space="2" w:color="BFBFBF"/>
+        </w:pBdr>
+        <w:shd w:val="clear" w:color="auto" w:fill="F5F5F5"/>
+        <w:spacing w:before="0" w:after="0" w:line="240" w:lineRule="auto"/>
+        <w:ind w:left="113" w:right="113"/>
+        <w:rPr>
+          <w:rFonts w:ascii="Consolas" w:hAnsi="Consolas" w:cs="Consolas"/>
+          <w:noProof/>
+          <w:sz w:val="17"/>
+        </w:rPr>
+      </w:pPr>
+      <w:r>
+        <w:rPr>
+          <w:rFonts w:ascii="Consolas" w:hAnsi="Consolas" w:cs="Consolas" w:eastAsia="Consolas"/>
+          <w:noProof/>
+          <w:sz w:val="17"/>
+        </w:rPr>
+        <w:t xml:space="preserve">            | ID INC</w:t>
+      </w:r>
+    </w:p>
+    <w:p>
+      <w:pPr>
+        <w:pBdr>
+          <w:top w:val="single" w:sz="4" w:space="2" w:color="BFBFBF"/>
+          <w:left w:val="single" w:sz="4" w:space="2" w:color="BFBFBF"/>
+          <w:bottom w:val="single" w:sz="4" w:space="2" w:color="BFBFBF"/>
+          <w:right w:val="single" w:sz="4" w:space="2" w:color="BFBFBF"/>
+        </w:pBdr>
+        <w:shd w:val="clear" w:color="auto" w:fill="F5F5F5"/>
+        <w:spacing w:before="0" w:after="0" w:line="240" w:lineRule="auto"/>
+        <w:ind w:left="113" w:right="113"/>
+        <w:rPr>
+          <w:rFonts w:ascii="Consolas" w:hAnsi="Consolas" w:cs="Consolas"/>
+          <w:noProof/>
+          <w:sz w:val="17"/>
+        </w:rPr>
+      </w:pPr>
+      <w:r>
+        <w:rPr>
+          <w:rFonts w:ascii="Consolas" w:hAnsi="Consolas" w:cs="Consolas" w:eastAsia="Consolas"/>
+          <w:noProof/>
+          <w:sz w:val="17"/>
+        </w:rPr>
+        <w:t xml:space="preserve">            | ID DEC</w:t>
+      </w:r>
+    </w:p>
+    <w:p>
+      <w:pPr>
+        <w:pBdr>
+          <w:top w:val="single" w:sz="4" w:space="2" w:color="BFBFBF"/>
+          <w:left w:val="single" w:sz="4" w:space="2" w:color="BFBFBF"/>
+          <w:bottom w:val="single" w:sz="4" w:space="2" w:color="BFBFBF"/>
+          <w:right w:val="single" w:sz="4" w:space="2" w:color="BFBFBF"/>
+        </w:pBdr>
+        <w:shd w:val="clear" w:color="auto" w:fill="F5F5F5"/>
+        <w:spacing w:before="0" w:after="0" w:line="240" w:lineRule="auto"/>
+        <w:ind w:left="113" w:right="113"/>
+        <w:rPr>
+          <w:rFonts w:ascii="Consolas" w:hAnsi="Consolas" w:cs="Consolas"/>
+          <w:noProof/>
+          <w:sz w:val="17"/>
+        </w:rPr>
+      </w:pPr>
+      <w:r>
+        <w:rPr>
+          <w:rFonts w:ascii="Consolas" w:hAnsi="Consolas" w:cs="Consolas" w:eastAsia="Consolas"/>
+          <w:noProof/>
+          <w:sz w:val="17"/>
+        </w:rPr>
+        <w:t xml:space="preserve">            ;</w:t>
+      </w:r>
+    </w:p>
+    <w:p>
+      <w:pPr>
+        <w:pBdr>
+          <w:top w:val="single" w:sz="4" w:space="2" w:color="BFBFBF"/>
+          <w:left w:val="single" w:sz="4" w:space="2" w:color="BFBFBF"/>
+          <w:bottom w:val="single" w:sz="4" w:space="2" w:color="BFBFBF"/>
+          <w:right w:val="single" w:sz="4" w:space="2" w:color="BFBFBF"/>
+        </w:pBdr>
+        <w:shd w:val="clear" w:color="auto" w:fill="F5F5F5"/>
+        <w:spacing w:before="0" w:after="0" w:line="240" w:lineRule="auto"/>
+        <w:ind w:left="113" w:right="113"/>
+        <w:rPr>
+          <w:rFonts w:ascii="Consolas" w:hAnsi="Consolas" w:cs="Consolas"/>
+          <w:noProof/>
+          <w:sz w:val="17"/>
+        </w:rPr>
+      </w:pPr>
+    </w:p>
+    <w:p>
+      <w:pPr>
+        <w:pBdr>
+          <w:top w:val="single" w:sz="4" w:space="2" w:color="BFBFBF"/>
+          <w:left w:val="single" w:sz="4" w:space="2" w:color="BFBFBF"/>
+          <w:bottom w:val="single" w:sz="4" w:space="2" w:color="BFBFBF"/>
+          <w:right w:val="single" w:sz="4" w:space="2" w:color="BFBFBF"/>
+        </w:pBdr>
+        <w:shd w:val="clear" w:color="auto" w:fill="F5F5F5"/>
+        <w:spacing w:before="0" w:after="0" w:line="240" w:lineRule="auto"/>
+        <w:ind w:left="113" w:right="113"/>
+        <w:rPr>
+          <w:rFonts w:ascii="Consolas" w:hAnsi="Consolas" w:cs="Consolas"/>
+          <w:noProof/>
+          <w:sz w:val="17"/>
+        </w:rPr>
+      </w:pPr>
+      <w:r>
+        <w:rPr>
+          <w:rFonts w:ascii="Consolas" w:hAnsi="Consolas" w:cs="Consolas" w:eastAsia="Consolas"/>
+          <w:noProof/>
+          <w:sz w:val="17"/>
+        </w:rPr>
+        <w:t>/* Conditional statements:  if, if-else */</w:t>
+      </w:r>
+    </w:p>
+    <w:p>
+      <w:pPr>
+        <w:pBdr>
+          <w:top w:val="single" w:sz="4" w:space="2" w:color="BFBFBF"/>
+          <w:left w:val="single" w:sz="4" w:space="2" w:color="BFBFBF"/>
+          <w:bottom w:val="single" w:sz="4" w:space="2" w:color="BFBFBF"/>
+          <w:right w:val="single" w:sz="4" w:space="2" w:color="BFBFBF"/>
+        </w:pBdr>
+        <w:shd w:val="clear" w:color="auto" w:fill="F5F5F5"/>
+        <w:spacing w:before="0" w:after="0" w:line="240" w:lineRule="auto"/>
+        <w:ind w:left="113" w:right="113"/>
+        <w:rPr>
+          <w:rFonts w:ascii="Consolas" w:hAnsi="Consolas" w:cs="Consolas"/>
+          <w:noProof/>
+          <w:sz w:val="17"/>
+        </w:rPr>
+      </w:pPr>
+      <w:r>
+        <w:rPr>
+          <w:rFonts w:ascii="Consolas" w:hAnsi="Consolas" w:cs="Consolas" w:eastAsia="Consolas"/>
+          <w:noProof/>
+          <w:sz w:val="17"/>
+        </w:rPr>
+        <w:t>if_stmt     : IF '(' expr ')' stmt %prec LOWER_THAN_ELSE</w:t>
+      </w:r>
+    </w:p>
+    <w:p>
+      <w:pPr>
+        <w:pBdr>
+          <w:top w:val="single" w:sz="4" w:space="2" w:color="BFBFBF"/>
+          <w:left w:val="single" w:sz="4" w:space="2" w:color="BFBFBF"/>
+          <w:bottom w:val="single" w:sz="4" w:space="2" w:color="BFBFBF"/>
+          <w:right w:val="single" w:sz="4" w:space="2" w:color="BFBFBF"/>
+        </w:pBdr>
+        <w:shd w:val="clear" w:color="auto" w:fill="F5F5F5"/>
+        <w:spacing w:before="0" w:after="0" w:line="240" w:lineRule="auto"/>
+        <w:ind w:left="113" w:right="113"/>
+        <w:rPr>
+          <w:rFonts w:ascii="Consolas" w:hAnsi="Consolas" w:cs="Consolas"/>
+          <w:noProof/>
+          <w:sz w:val="17"/>
+        </w:rPr>
+      </w:pPr>
+      <w:r>
+        <w:rPr>
+          <w:rFonts w:ascii="Consolas" w:hAnsi="Consolas" w:cs="Consolas" w:eastAsia="Consolas"/>
+          <w:noProof/>
+          <w:sz w:val="17"/>
+        </w:rPr>
+        <w:t xml:space="preserve">            | IF '(' expr ')' stmt ELSE stmt</w:t>
+      </w:r>
+    </w:p>
+    <w:p>
+      <w:pPr>
+        <w:pBdr>
+          <w:top w:val="single" w:sz="4" w:space="2" w:color="BFBFBF"/>
+          <w:left w:val="single" w:sz="4" w:space="2" w:color="BFBFBF"/>
+          <w:bottom w:val="single" w:sz="4" w:space="2" w:color="BFBFBF"/>
+          <w:right w:val="single" w:sz="4" w:space="2" w:color="BFBFBF"/>
+        </w:pBdr>
+        <w:shd w:val="clear" w:color="auto" w:fill="F5F5F5"/>
+        <w:spacing w:before="0" w:after="0" w:line="240" w:lineRule="auto"/>
+        <w:ind w:left="113" w:right="113"/>
+        <w:rPr>
+          <w:rFonts w:ascii="Consolas" w:hAnsi="Consolas" w:cs="Consolas"/>
+          <w:noProof/>
+          <w:sz w:val="17"/>
+        </w:rPr>
+      </w:pPr>
+      <w:r>
+        <w:rPr>
+          <w:rFonts w:ascii="Consolas" w:hAnsi="Consolas" w:cs="Consolas" w:eastAsia="Consolas"/>
+          <w:noProof/>
+          <w:sz w:val="17"/>
+        </w:rPr>
+        <w:t xml:space="preserve">            ;</w:t>
+      </w:r>
+    </w:p>
+    <w:p>
+      <w:pPr>
+        <w:pBdr>
+          <w:top w:val="single" w:sz="4" w:space="2" w:color="BFBFBF"/>
+          <w:left w:val="single" w:sz="4" w:space="2" w:color="BFBFBF"/>
+          <w:bottom w:val="single" w:sz="4" w:space="2" w:color="BFBFBF"/>
+          <w:right w:val="single" w:sz="4" w:space="2" w:color="BFBFBF"/>
+        </w:pBdr>
+        <w:shd w:val="clear" w:color="auto" w:fill="F5F5F5"/>
+        <w:spacing w:before="0" w:after="0" w:line="240" w:lineRule="auto"/>
+        <w:ind w:left="113" w:right="113"/>
+        <w:rPr>
+          <w:rFonts w:ascii="Consolas" w:hAnsi="Consolas" w:cs="Consolas"/>
+          <w:noProof/>
+          <w:sz w:val="17"/>
+        </w:rPr>
+      </w:pPr>
+    </w:p>
+    <w:p>
+      <w:pPr>
+        <w:pBdr>
+          <w:top w:val="single" w:sz="4" w:space="2" w:color="BFBFBF"/>
+          <w:left w:val="single" w:sz="4" w:space="2" w:color="BFBFBF"/>
+          <w:bottom w:val="single" w:sz="4" w:space="2" w:color="BFBFBF"/>
+          <w:right w:val="single" w:sz="4" w:space="2" w:color="BFBFBF"/>
+        </w:pBdr>
+        <w:shd w:val="clear" w:color="auto" w:fill="F5F5F5"/>
+        <w:spacing w:before="0" w:after="0" w:line="240" w:lineRule="auto"/>
+        <w:ind w:left="113" w:right="113"/>
+        <w:rPr>
+          <w:rFonts w:ascii="Consolas" w:hAnsi="Consolas" w:cs="Consolas"/>
+          <w:noProof/>
+          <w:sz w:val="17"/>
+        </w:rPr>
+      </w:pPr>
+      <w:r>
+        <w:rPr>
+          <w:rFonts w:ascii="Consolas" w:hAnsi="Consolas" w:cs="Consolas" w:eastAsia="Consolas"/>
+          <w:noProof/>
+          <w:sz w:val="17"/>
+        </w:rPr>
+        <w:t>/* Looping statements:  while, do-while, for */</w:t>
+      </w:r>
+    </w:p>
+    <w:p>
+      <w:pPr>
+        <w:pBdr>
+          <w:top w:val="single" w:sz="4" w:space="2" w:color="BFBFBF"/>
+          <w:left w:val="single" w:sz="4" w:space="2" w:color="BFBFBF"/>
+          <w:bottom w:val="single" w:sz="4" w:space="2" w:color="BFBFBF"/>
+          <w:right w:val="single" w:sz="4" w:space="2" w:color="BFBFBF"/>
+        </w:pBdr>
+        <w:shd w:val="clear" w:color="auto" w:fill="F5F5F5"/>
+        <w:spacing w:before="0" w:after="0" w:line="240" w:lineRule="auto"/>
+        <w:ind w:left="113" w:right="113"/>
+        <w:rPr>
+          <w:rFonts w:ascii="Consolas" w:hAnsi="Consolas" w:cs="Consolas"/>
+          <w:noProof/>
+          <w:sz w:val="17"/>
+        </w:rPr>
+      </w:pPr>
+      <w:r>
+        <w:rPr>
+          <w:rFonts w:ascii="Consolas" w:hAnsi="Consolas" w:cs="Consolas" w:eastAsia="Consolas"/>
+          <w:noProof/>
+          <w:sz w:val="17"/>
+        </w:rPr>
+        <w:t>while_stmt  : WHILE '(' expr ')' stmt</w:t>
+      </w:r>
+    </w:p>
+    <w:p>
+      <w:pPr>
+        <w:pBdr>
+          <w:top w:val="single" w:sz="4" w:space="2" w:color="BFBFBF"/>
+          <w:left w:val="single" w:sz="4" w:space="2" w:color="BFBFBF"/>
+          <w:bottom w:val="single" w:sz="4" w:space="2" w:color="BFBFBF"/>
+          <w:right w:val="single" w:sz="4" w:space="2" w:color="BFBFBF"/>
+        </w:pBdr>
+        <w:shd w:val="clear" w:color="auto" w:fill="F5F5F5"/>
+        <w:spacing w:before="0" w:after="0" w:line="240" w:lineRule="auto"/>
+        <w:ind w:left="113" w:right="113"/>
+        <w:rPr>
+          <w:rFonts w:ascii="Consolas" w:hAnsi="Consolas" w:cs="Consolas"/>
+          <w:noProof/>
+          <w:sz w:val="17"/>
+        </w:rPr>
+      </w:pPr>
+      <w:r>
+        <w:rPr>
+          <w:rFonts w:ascii="Consolas" w:hAnsi="Consolas" w:cs="Consolas" w:eastAsia="Consolas"/>
+          <w:noProof/>
+          <w:sz w:val="17"/>
+        </w:rPr>
+        <w:t xml:space="preserve">            ;</w:t>
+      </w:r>
+    </w:p>
+    <w:p>
+      <w:pPr>
+        <w:pBdr>
+          <w:top w:val="single" w:sz="4" w:space="2" w:color="BFBFBF"/>
+          <w:left w:val="single" w:sz="4" w:space="2" w:color="BFBFBF"/>
+          <w:bottom w:val="single" w:sz="4" w:space="2" w:color="BFBFBF"/>
+          <w:right w:val="single" w:sz="4" w:space="2" w:color="BFBFBF"/>
+        </w:pBdr>
+        <w:shd w:val="clear" w:color="auto" w:fill="F5F5F5"/>
+        <w:spacing w:before="0" w:after="0" w:line="240" w:lineRule="auto"/>
+        <w:ind w:left="113" w:right="113"/>
+        <w:rPr>
+          <w:rFonts w:ascii="Consolas" w:hAnsi="Consolas" w:cs="Consolas"/>
+          <w:noProof/>
+          <w:sz w:val="17"/>
+        </w:rPr>
+      </w:pPr>
+    </w:p>
+    <w:p>
+      <w:pPr>
+        <w:pBdr>
+          <w:top w:val="single" w:sz="4" w:space="2" w:color="BFBFBF"/>
+          <w:left w:val="single" w:sz="4" w:space="2" w:color="BFBFBF"/>
+          <w:bottom w:val="single" w:sz="4" w:space="2" w:color="BFBFBF"/>
+          <w:right w:val="single" w:sz="4" w:space="2" w:color="BFBFBF"/>
+        </w:pBdr>
+        <w:shd w:val="clear" w:color="auto" w:fill="F5F5F5"/>
+        <w:spacing w:before="0" w:after="0" w:line="240" w:lineRule="auto"/>
+        <w:ind w:left="113" w:right="113"/>
+        <w:rPr>
+          <w:rFonts w:ascii="Consolas" w:hAnsi="Consolas" w:cs="Consolas"/>
+          <w:noProof/>
+          <w:sz w:val="17"/>
+        </w:rPr>
+      </w:pPr>
+      <w:r>
+        <w:rPr>
+          <w:rFonts w:ascii="Consolas" w:hAnsi="Consolas" w:cs="Consolas" w:eastAsia="Consolas"/>
+          <w:noProof/>
+          <w:sz w:val="17"/>
+        </w:rPr>
+        <w:t>do_stmt     : DO stmt WHILE '(' expr ')' ';'</w:t>
+      </w:r>
+    </w:p>
+    <w:p>
+      <w:pPr>
+        <w:pBdr>
+          <w:top w:val="single" w:sz="4" w:space="2" w:color="BFBFBF"/>
+          <w:left w:val="single" w:sz="4" w:space="2" w:color="BFBFBF"/>
+          <w:bottom w:val="single" w:sz="4" w:space="2" w:color="BFBFBF"/>
+          <w:right w:val="single" w:sz="4" w:space="2" w:color="BFBFBF"/>
+        </w:pBdr>
+        <w:shd w:val="clear" w:color="auto" w:fill="F5F5F5"/>
+        <w:spacing w:before="0" w:after="0" w:line="240" w:lineRule="auto"/>
+        <w:ind w:left="113" w:right="113"/>
+        <w:rPr>
+          <w:rFonts w:ascii="Consolas" w:hAnsi="Consolas" w:cs="Consolas"/>
+          <w:noProof/>
+          <w:sz w:val="17"/>
+        </w:rPr>
+      </w:pPr>
+      <w:r>
+        <w:rPr>
+          <w:rFonts w:ascii="Consolas" w:hAnsi="Consolas" w:cs="Consolas" w:eastAsia="Consolas"/>
+          <w:noProof/>
+          <w:sz w:val="17"/>
+        </w:rPr>
+        <w:t xml:space="preserve">            ;</w:t>
+      </w:r>
+    </w:p>
+    <w:p>
+      <w:pPr>
+        <w:pBdr>
+          <w:top w:val="single" w:sz="4" w:space="2" w:color="BFBFBF"/>
+          <w:left w:val="single" w:sz="4" w:space="2" w:color="BFBFBF"/>
+          <w:bottom w:val="single" w:sz="4" w:space="2" w:color="BFBFBF"/>
+          <w:right w:val="single" w:sz="4" w:space="2" w:color="BFBFBF"/>
+        </w:pBdr>
+        <w:shd w:val="clear" w:color="auto" w:fill="F5F5F5"/>
+        <w:spacing w:before="0" w:after="0" w:line="240" w:lineRule="auto"/>
+        <w:ind w:left="113" w:right="113"/>
+        <w:rPr>
+          <w:rFonts w:ascii="Consolas" w:hAnsi="Consolas" w:cs="Consolas"/>
+          <w:noProof/>
+          <w:sz w:val="17"/>
+        </w:rPr>
+      </w:pPr>
+    </w:p>
+    <w:p>
+      <w:pPr>
+        <w:pBdr>
+          <w:top w:val="single" w:sz="4" w:space="2" w:color="BFBFBF"/>
+          <w:left w:val="single" w:sz="4" w:space="2" w:color="BFBFBF"/>
+          <w:bottom w:val="single" w:sz="4" w:space="2" w:color="BFBFBF"/>
+          <w:right w:val="single" w:sz="4" w:space="2" w:color="BFBFBF"/>
+        </w:pBdr>
+        <w:shd w:val="clear" w:color="auto" w:fill="F5F5F5"/>
+        <w:spacing w:before="0" w:after="0" w:line="240" w:lineRule="auto"/>
+        <w:ind w:left="113" w:right="113"/>
+        <w:rPr>
+          <w:rFonts w:ascii="Consolas" w:hAnsi="Consolas" w:cs="Consolas"/>
+          <w:noProof/>
+          <w:sz w:val="17"/>
+        </w:rPr>
+      </w:pPr>
+      <w:r>
+        <w:rPr>
+          <w:rFonts w:ascii="Consolas" w:hAnsi="Consolas" w:cs="Consolas" w:eastAsia="Consolas"/>
+          <w:noProof/>
+          <w:sz w:val="17"/>
+        </w:rPr>
+        <w:t>for_stmt    : FOR '(' simple_stmt ';' expr ';' simple_stmt ')' stmt</w:t>
+      </w:r>
+    </w:p>
+    <w:p>
+      <w:pPr>
+        <w:pBdr>
+          <w:top w:val="single" w:sz="4" w:space="2" w:color="BFBFBF"/>
+          <w:left w:val="single" w:sz="4" w:space="2" w:color="BFBFBF"/>
+          <w:bottom w:val="single" w:sz="4" w:space="2" w:color="BFBFBF"/>
+          <w:right w:val="single" w:sz="4" w:space="2" w:color="BFBFBF"/>
+        </w:pBdr>
+        <w:shd w:val="clear" w:color="auto" w:fill="F5F5F5"/>
+        <w:spacing w:before="0" w:after="0" w:line="240" w:lineRule="auto"/>
+        <w:ind w:left="113" w:right="113"/>
+        <w:rPr>
+          <w:rFonts w:ascii="Consolas" w:hAnsi="Consolas" w:cs="Consolas"/>
+          <w:noProof/>
+          <w:sz w:val="17"/>
+        </w:rPr>
+      </w:pPr>
+      <w:r>
+        <w:rPr>
+          <w:rFonts w:ascii="Consolas" w:hAnsi="Consolas" w:cs="Consolas" w:eastAsia="Consolas"/>
+          <w:noProof/>
+          <w:sz w:val="17"/>
+        </w:rPr>
+        <w:t xml:space="preserve">            ;</w:t>
+      </w:r>
+    </w:p>
+    <w:p>
+      <w:pPr>
+        <w:pBdr>
+          <w:top w:val="single" w:sz="4" w:space="2" w:color="BFBFBF"/>
+          <w:left w:val="single" w:sz="4" w:space="2" w:color="BFBFBF"/>
+          <w:bottom w:val="single" w:sz="4" w:space="2" w:color="BFBFBF"/>
+          <w:right w:val="single" w:sz="4" w:space="2" w:color="BFBFBF"/>
+        </w:pBdr>
+        <w:shd w:val="clear" w:color="auto" w:fill="F5F5F5"/>
+        <w:spacing w:before="0" w:after="0" w:line="240" w:lineRule="auto"/>
+        <w:ind w:left="113" w:right="113"/>
+        <w:rPr>
+          <w:rFonts w:ascii="Consolas" w:hAnsi="Consolas" w:cs="Consolas"/>
+          <w:noProof/>
+          <w:sz w:val="17"/>
+        </w:rPr>
+      </w:pPr>
+    </w:p>
+    <w:p>
+      <w:pPr>
+        <w:pBdr>
+          <w:top w:val="single" w:sz="4" w:space="2" w:color="BFBFBF"/>
+          <w:left w:val="single" w:sz="4" w:space="2" w:color="BFBFBF"/>
+          <w:bottom w:val="single" w:sz="4" w:space="2" w:color="BFBFBF"/>
+          <w:right w:val="single" w:sz="4" w:space="2" w:color="BFBFBF"/>
+        </w:pBdr>
+        <w:shd w:val="clear" w:color="auto" w:fill="F5F5F5"/>
+        <w:spacing w:before="0" w:after="0" w:line="240" w:lineRule="auto"/>
+        <w:ind w:left="113" w:right="113"/>
+        <w:rPr>
+          <w:rFonts w:ascii="Consolas" w:hAnsi="Consolas" w:cs="Consolas"/>
+          <w:noProof/>
+          <w:sz w:val="17"/>
+        </w:rPr>
+      </w:pPr>
+      <w:r>
+        <w:rPr>
+          <w:rFonts w:ascii="Consolas" w:hAnsi="Consolas" w:cs="Consolas" w:eastAsia="Consolas"/>
+          <w:noProof/>
+          <w:sz w:val="17"/>
+        </w:rPr>
+        <w:t>expr        : expr OR expr</w:t>
+      </w:r>
+    </w:p>
+    <w:p>
+      <w:pPr>
+        <w:pBdr>
+          <w:top w:val="single" w:sz="4" w:space="2" w:color="BFBFBF"/>
+          <w:left w:val="single" w:sz="4" w:space="2" w:color="BFBFBF"/>
+          <w:bottom w:val="single" w:sz="4" w:space="2" w:color="BFBFBF"/>
+          <w:right w:val="single" w:sz="4" w:space="2" w:color="BFBFBF"/>
+        </w:pBdr>
+        <w:shd w:val="clear" w:color="auto" w:fill="F5F5F5"/>
+        <w:spacing w:before="0" w:after="0" w:line="240" w:lineRule="auto"/>
+        <w:ind w:left="113" w:right="113"/>
+        <w:rPr>
+          <w:rFonts w:ascii="Consolas" w:hAnsi="Consolas" w:cs="Consolas"/>
+          <w:noProof/>
+          <w:sz w:val="17"/>
+        </w:rPr>
+      </w:pPr>
+      <w:r>
+        <w:rPr>
+          <w:rFonts w:ascii="Consolas" w:hAnsi="Consolas" w:cs="Consolas" w:eastAsia="Consolas"/>
+          <w:noProof/>
+          <w:sz w:val="17"/>
+        </w:rPr>
+        <w:t xml:space="preserve">            | expr AND expr</w:t>
+      </w:r>
+    </w:p>
+    <w:p>
+      <w:pPr>
+        <w:pBdr>
+          <w:top w:val="single" w:sz="4" w:space="2" w:color="BFBFBF"/>
+          <w:left w:val="single" w:sz="4" w:space="2" w:color="BFBFBF"/>
+          <w:bottom w:val="single" w:sz="4" w:space="2" w:color="BFBFBF"/>
+          <w:right w:val="single" w:sz="4" w:space="2" w:color="BFBFBF"/>
+        </w:pBdr>
+        <w:shd w:val="clear" w:color="auto" w:fill="F5F5F5"/>
+        <w:spacing w:before="0" w:after="0" w:line="240" w:lineRule="auto"/>
+        <w:ind w:left="113" w:right="113"/>
+        <w:rPr>
+          <w:rFonts w:ascii="Consolas" w:hAnsi="Consolas" w:cs="Consolas"/>
+          <w:noProof/>
+          <w:sz w:val="17"/>
+        </w:rPr>
+      </w:pPr>
+      <w:r>
+        <w:rPr>
+          <w:rFonts w:ascii="Consolas" w:hAnsi="Consolas" w:cs="Consolas" w:eastAsia="Consolas"/>
+          <w:noProof/>
+          <w:sz w:val="17"/>
+        </w:rPr>
+        <w:t xml:space="preserve">            | expr EQOP expr</w:t>
+      </w:r>
+    </w:p>
+    <w:p>
+      <w:pPr>
+        <w:pBdr>
+          <w:top w:val="single" w:sz="4" w:space="2" w:color="BFBFBF"/>
+          <w:left w:val="single" w:sz="4" w:space="2" w:color="BFBFBF"/>
+          <w:bottom w:val="single" w:sz="4" w:space="2" w:color="BFBFBF"/>
+          <w:right w:val="single" w:sz="4" w:space="2" w:color="BFBFBF"/>
+        </w:pBdr>
+        <w:shd w:val="clear" w:color="auto" w:fill="F5F5F5"/>
+        <w:spacing w:before="0" w:after="0" w:line="240" w:lineRule="auto"/>
+        <w:ind w:left="113" w:right="113"/>
+        <w:rPr>
+          <w:rFonts w:ascii="Consolas" w:hAnsi="Consolas" w:cs="Consolas"/>
+          <w:noProof/>
+          <w:sz w:val="17"/>
+        </w:rPr>
+      </w:pPr>
+      <w:r>
+        <w:rPr>
+          <w:rFonts w:ascii="Consolas" w:hAnsi="Consolas" w:cs="Consolas" w:eastAsia="Consolas"/>
+          <w:noProof/>
+          <w:sz w:val="17"/>
+        </w:rPr>
+        <w:t xml:space="preserve">            | expr RELOP expr</w:t>
+      </w:r>
+    </w:p>
+    <w:p>
+      <w:pPr>
+        <w:pBdr>
+          <w:top w:val="single" w:sz="4" w:space="2" w:color="BFBFBF"/>
+          <w:left w:val="single" w:sz="4" w:space="2" w:color="BFBFBF"/>
+          <w:bottom w:val="single" w:sz="4" w:space="2" w:color="BFBFBF"/>
+          <w:right w:val="single" w:sz="4" w:space="2" w:color="BFBFBF"/>
+        </w:pBdr>
+        <w:shd w:val="clear" w:color="auto" w:fill="F5F5F5"/>
+        <w:spacing w:before="0" w:after="0" w:line="240" w:lineRule="auto"/>
+        <w:ind w:left="113" w:right="113"/>
+        <w:rPr>
+          <w:rFonts w:ascii="Consolas" w:hAnsi="Consolas" w:cs="Consolas"/>
+          <w:noProof/>
+          <w:sz w:val="17"/>
+        </w:rPr>
+      </w:pPr>
+      <w:r>
+        <w:rPr>
+          <w:rFonts w:ascii="Consolas" w:hAnsi="Consolas" w:cs="Consolas" w:eastAsia="Consolas"/>
+          <w:noProof/>
+          <w:sz w:val="17"/>
+        </w:rPr>
+        <w:t xml:space="preserve">            | expr '+' expr</w:t>
+      </w:r>
+    </w:p>
+    <w:p>
+      <w:pPr>
+        <w:pBdr>
+          <w:top w:val="single" w:sz="4" w:space="2" w:color="BFBFBF"/>
+          <w:left w:val="single" w:sz="4" w:space="2" w:color="BFBFBF"/>
+          <w:bottom w:val="single" w:sz="4" w:space="2" w:color="BFBFBF"/>
+          <w:right w:val="single" w:sz="4" w:space="2" w:color="BFBFBF"/>
+        </w:pBdr>
+        <w:shd w:val="clear" w:color="auto" w:fill="F5F5F5"/>
+        <w:spacing w:before="0" w:after="0" w:line="240" w:lineRule="auto"/>
+        <w:ind w:left="113" w:right="113"/>
+        <w:rPr>
+          <w:rFonts w:ascii="Consolas" w:hAnsi="Consolas" w:cs="Consolas"/>
+          <w:noProof/>
+          <w:sz w:val="17"/>
+        </w:rPr>
+      </w:pPr>
+      <w:r>
+        <w:rPr>
+          <w:rFonts w:ascii="Consolas" w:hAnsi="Consolas" w:cs="Consolas" w:eastAsia="Consolas"/>
+          <w:noProof/>
+          <w:sz w:val="17"/>
+        </w:rPr>
+        <w:t xml:space="preserve">            | expr '-' expr</w:t>
+      </w:r>
+    </w:p>
+    <w:p>
+      <w:pPr>
+        <w:pBdr>
+          <w:top w:val="single" w:sz="4" w:space="2" w:color="BFBFBF"/>
+          <w:left w:val="single" w:sz="4" w:space="2" w:color="BFBFBF"/>
+          <w:bottom w:val="single" w:sz="4" w:space="2" w:color="BFBFBF"/>
+          <w:right w:val="single" w:sz="4" w:space="2" w:color="BFBFBF"/>
+        </w:pBdr>
+        <w:shd w:val="clear" w:color="auto" w:fill="F5F5F5"/>
+        <w:spacing w:before="0" w:after="0" w:line="240" w:lineRule="auto"/>
+        <w:ind w:left="113" w:right="113"/>
+        <w:rPr>
+          <w:rFonts w:ascii="Consolas" w:hAnsi="Consolas" w:cs="Consolas"/>
+          <w:noProof/>
+          <w:sz w:val="17"/>
+        </w:rPr>
+      </w:pPr>
+      <w:r>
+        <w:rPr>
+          <w:rFonts w:ascii="Consolas" w:hAnsi="Consolas" w:cs="Consolas" w:eastAsia="Consolas"/>
+          <w:noProof/>
+          <w:sz w:val="17"/>
+        </w:rPr>
+        <w:t xml:space="preserve">            | expr '*' expr</w:t>
+      </w:r>
+    </w:p>
+    <w:p>
+      <w:pPr>
+        <w:pBdr>
+          <w:top w:val="single" w:sz="4" w:space="2" w:color="BFBFBF"/>
+          <w:left w:val="single" w:sz="4" w:space="2" w:color="BFBFBF"/>
+          <w:bottom w:val="single" w:sz="4" w:space="2" w:color="BFBFBF"/>
+          <w:right w:val="single" w:sz="4" w:space="2" w:color="BFBFBF"/>
+        </w:pBdr>
+        <w:shd w:val="clear" w:color="auto" w:fill="F5F5F5"/>
+        <w:spacing w:before="0" w:after="0" w:line="240" w:lineRule="auto"/>
+        <w:ind w:left="113" w:right="113"/>
+        <w:rPr>
+          <w:rFonts w:ascii="Consolas" w:hAnsi="Consolas" w:cs="Consolas"/>
+          <w:noProof/>
+          <w:sz w:val="17"/>
+        </w:rPr>
+      </w:pPr>
+      <w:r>
+        <w:rPr>
+          <w:rFonts w:ascii="Consolas" w:hAnsi="Consolas" w:cs="Consolas" w:eastAsia="Consolas"/>
+          <w:noProof/>
+          <w:sz w:val="17"/>
+        </w:rPr>
+        <w:t xml:space="preserve">            | expr '/' expr</w:t>
+      </w:r>
+    </w:p>
+    <w:p>
+      <w:pPr>
+        <w:pBdr>
+          <w:top w:val="single" w:sz="4" w:space="2" w:color="BFBFBF"/>
+          <w:left w:val="single" w:sz="4" w:space="2" w:color="BFBFBF"/>
+          <w:bottom w:val="single" w:sz="4" w:space="2" w:color="BFBFBF"/>
+          <w:right w:val="single" w:sz="4" w:space="2" w:color="BFBFBF"/>
+        </w:pBdr>
+        <w:shd w:val="clear" w:color="auto" w:fill="F5F5F5"/>
+        <w:spacing w:before="0" w:after="0" w:line="240" w:lineRule="auto"/>
+        <w:ind w:left="113" w:right="113"/>
+        <w:rPr>
+          <w:rFonts w:ascii="Consolas" w:hAnsi="Consolas" w:cs="Consolas"/>
+          <w:noProof/>
+          <w:sz w:val="17"/>
+        </w:rPr>
+      </w:pPr>
+      <w:r>
+        <w:rPr>
+          <w:rFonts w:ascii="Consolas" w:hAnsi="Consolas" w:cs="Consolas" w:eastAsia="Consolas"/>
+          <w:noProof/>
+          <w:sz w:val="17"/>
+        </w:rPr>
+        <w:t xml:space="preserve">            | expr '%' expr</w:t>
+      </w:r>
+    </w:p>
+    <w:p>
+      <w:pPr>
+        <w:pBdr>
+          <w:top w:val="single" w:sz="4" w:space="2" w:color="BFBFBF"/>
+          <w:left w:val="single" w:sz="4" w:space="2" w:color="BFBFBF"/>
+          <w:bottom w:val="single" w:sz="4" w:space="2" w:color="BFBFBF"/>
+          <w:right w:val="single" w:sz="4" w:space="2" w:color="BFBFBF"/>
+        </w:pBdr>
+        <w:shd w:val="clear" w:color="auto" w:fill="F5F5F5"/>
+        <w:spacing w:before="0" w:after="0" w:line="240" w:lineRule="auto"/>
+        <w:ind w:left="113" w:right="113"/>
+        <w:rPr>
+          <w:rFonts w:ascii="Consolas" w:hAnsi="Consolas" w:cs="Consolas"/>
+          <w:noProof/>
+          <w:sz w:val="17"/>
+        </w:rPr>
+      </w:pPr>
+      <w:r>
+        <w:rPr>
+          <w:rFonts w:ascii="Consolas" w:hAnsi="Consolas" w:cs="Consolas" w:eastAsia="Consolas"/>
+          <w:noProof/>
+          <w:sz w:val="17"/>
+        </w:rPr>
+        <w:t xml:space="preserve">            | NOT expr</w:t>
+      </w:r>
+    </w:p>
+    <w:p>
+      <w:pPr>
+        <w:pBdr>
+          <w:top w:val="single" w:sz="4" w:space="2" w:color="BFBFBF"/>
+          <w:left w:val="single" w:sz="4" w:space="2" w:color="BFBFBF"/>
+          <w:bottom w:val="single" w:sz="4" w:space="2" w:color="BFBFBF"/>
+          <w:right w:val="single" w:sz="4" w:space="2" w:color="BFBFBF"/>
+        </w:pBdr>
+        <w:shd w:val="clear" w:color="auto" w:fill="F5F5F5"/>
+        <w:spacing w:before="0" w:after="0" w:line="240" w:lineRule="auto"/>
+        <w:ind w:left="113" w:right="113"/>
+        <w:rPr>
+          <w:rFonts w:ascii="Consolas" w:hAnsi="Consolas" w:cs="Consolas"/>
+          <w:noProof/>
+          <w:sz w:val="17"/>
+        </w:rPr>
+      </w:pPr>
+      <w:r>
+        <w:rPr>
+          <w:rFonts w:ascii="Consolas" w:hAnsi="Consolas" w:cs="Consolas" w:eastAsia="Consolas"/>
+          <w:noProof/>
+          <w:sz w:val="17"/>
+        </w:rPr>
+        <w:t xml:space="preserve">            | '-' expr %prec UMINUS</w:t>
+      </w:r>
+    </w:p>
+    <w:p>
+      <w:pPr>
+        <w:pBdr>
+          <w:top w:val="single" w:sz="4" w:space="2" w:color="BFBFBF"/>
+          <w:left w:val="single" w:sz="4" w:space="2" w:color="BFBFBF"/>
+          <w:bottom w:val="single" w:sz="4" w:space="2" w:color="BFBFBF"/>
+          <w:right w:val="single" w:sz="4" w:space="2" w:color="BFBFBF"/>
+        </w:pBdr>
+        <w:shd w:val="clear" w:color="auto" w:fill="F5F5F5"/>
+        <w:spacing w:before="0" w:after="0" w:line="240" w:lineRule="auto"/>
+        <w:ind w:left="113" w:right="113"/>
+        <w:rPr>
+          <w:rFonts w:ascii="Consolas" w:hAnsi="Consolas" w:cs="Consolas"/>
+          <w:noProof/>
+          <w:sz w:val="17"/>
+        </w:rPr>
+      </w:pPr>
+      <w:r>
+        <w:rPr>
+          <w:rFonts w:ascii="Consolas" w:hAnsi="Consolas" w:cs="Consolas" w:eastAsia="Consolas"/>
+          <w:noProof/>
+          <w:sz w:val="17"/>
+        </w:rPr>
+        <w:t xml:space="preserve">            | '(' expr ')'</w:t>
+      </w:r>
+    </w:p>
+    <w:p>
+      <w:pPr>
+        <w:pBdr>
+          <w:top w:val="single" w:sz="4" w:space="2" w:color="BFBFBF"/>
+          <w:left w:val="single" w:sz="4" w:space="2" w:color="BFBFBF"/>
+          <w:bottom w:val="single" w:sz="4" w:space="2" w:color="BFBFBF"/>
+          <w:right w:val="single" w:sz="4" w:space="2" w:color="BFBFBF"/>
+        </w:pBdr>
+        <w:shd w:val="clear" w:color="auto" w:fill="F5F5F5"/>
+        <w:spacing w:before="0" w:after="0" w:line="240" w:lineRule="auto"/>
+        <w:ind w:left="113" w:right="113"/>
+        <w:rPr>
+          <w:rFonts w:ascii="Consolas" w:hAnsi="Consolas" w:cs="Consolas"/>
+          <w:noProof/>
+          <w:sz w:val="17"/>
+        </w:rPr>
+      </w:pPr>
+      <w:r>
+        <w:rPr>
+          <w:rFonts w:ascii="Consolas" w:hAnsi="Consolas" w:cs="Consolas" w:eastAsia="Consolas"/>
+          <w:noProof/>
+          <w:sz w:val="17"/>
+        </w:rPr>
         <w:t xml:space="preserve">            | ID</w:t>
       </w:r>
     </w:p>
     <w:p>
-      <w:r>
+      <w:pPr>
+        <w:pBdr>
+          <w:top w:val="single" w:sz="4" w:space="2" w:color="BFBFBF"/>
+          <w:left w:val="single" w:sz="4" w:space="2" w:color="BFBFBF"/>
+          <w:bottom w:val="single" w:sz="4" w:space="2" w:color="BFBFBF"/>
+          <w:right w:val="single" w:sz="4" w:space="2" w:color="BFBFBF"/>
+        </w:pBdr>
+        <w:shd w:val="clear" w:color="auto" w:fill="F5F5F5"/>
+        <w:spacing w:before="0" w:after="0" w:line="240" w:lineRule="auto"/>
+        <w:ind w:left="113" w:right="113"/>
+        <w:rPr>
+          <w:rFonts w:ascii="Consolas" w:hAnsi="Consolas" w:cs="Consolas"/>
+          <w:noProof/>
+          <w:sz w:val="17"/>
+        </w:rPr>
+      </w:pPr>
+      <w:r>
+        <w:rPr>
+          <w:rFonts w:ascii="Consolas" w:hAnsi="Consolas" w:cs="Consolas" w:eastAsia="Consolas"/>
+          <w:noProof/>
+          <w:sz w:val="17"/>
+        </w:rPr>
+        <w:t xml:space="preserve">            | NUM</w:t>
+      </w:r>
+    </w:p>
+    <w:p>
+      <w:pPr>
+        <w:pBdr>
+          <w:top w:val="single" w:sz="4" w:space="2" w:color="BFBFBF"/>
+          <w:left w:val="single" w:sz="4" w:space="2" w:color="BFBFBF"/>
+          <w:bottom w:val="single" w:sz="4" w:space="2" w:color="BFBFBF"/>
+          <w:right w:val="single" w:sz="4" w:space="2" w:color="BFBFBF"/>
+        </w:pBdr>
+        <w:shd w:val="clear" w:color="auto" w:fill="F5F5F5"/>
+        <w:spacing w:before="0" w:after="0" w:line="240" w:lineRule="auto"/>
+        <w:ind w:left="113" w:right="113"/>
+        <w:rPr>
+          <w:rFonts w:ascii="Consolas" w:hAnsi="Consolas" w:cs="Consolas"/>
+          <w:noProof/>
+          <w:sz w:val="17"/>
+        </w:rPr>
+      </w:pPr>
+      <w:r>
+        <w:rPr>
+          <w:rFonts w:ascii="Consolas" w:hAnsi="Consolas" w:cs="Consolas" w:eastAsia="Consolas"/>
+          <w:noProof/>
+          <w:sz w:val="17"/>
+        </w:rPr>
         <w:t xml:space="preserve">            ;</w:t>
       </w:r>
     </w:p>
-    <w:p/>
-    <w:p>
-      <w:r>
-        <w:t>assign_stmt : ID '=' expr ';'</w:t>
-      </w:r>
-    </w:p>
-    <w:p>
-      <w:r>
-        <w:t xml:space="preserve">            ;</w:t>
-      </w:r>
-    </w:p>
-    <w:p/>
-    <w:p>
-      <w:r>
-        <w:t>if_stmt     : IF '(' bool_expr ')' stmt</w:t>
-      </w:r>
-    </w:p>
-    <w:p>
-      <w:r>
-        <w:t xml:space="preserve">            | IF '(' bool_expr ')' stmt ELSE stmt</w:t>
-      </w:r>
-    </w:p>
-    <w:p>
-      <w:r>
-        <w:t xml:space="preserve">            ;</w:t>
-      </w:r>
-    </w:p>
-    <w:p/>
-    <w:p>
-      <w:r>
-        <w:t>while_stmt  : WHILE '(' bool_expr ')' stmt</w:t>
-      </w:r>
-    </w:p>
-    <w:p>
-      <w:r>
-        <w:t xml:space="preserve">            ;</w:t>
-      </w:r>
-    </w:p>
-    <w:p/>
-    <w:p>
-      <w:r>
-        <w:t>bool_expr   : expr RELOP expr</w:t>
-      </w:r>
-    </w:p>
-    <w:p>
-      <w:r>
-        <w:t xml:space="preserve">            ;</w:t>
-      </w:r>
-    </w:p>
-    <w:p/>
-    <w:p>
-      <w:r>
-        <w:t>expr        : expr '+' expr</w:t>
-      </w:r>
-    </w:p>
-    <w:p>
-      <w:r>
-        <w:t xml:space="preserve">            | expr '-' expr</w:t>
-      </w:r>
-    </w:p>
-    <w:p>
-      <w:r>
-        <w:t xml:space="preserve">            | expr '*' expr</w:t>
-      </w:r>
-    </w:p>
-    <w:p>
-      <w:r>
-        <w:t xml:space="preserve">            | expr '/' expr</w:t>
-      </w:r>
-    </w:p>
-    <w:p>
-      <w:r>
-        <w:t xml:space="preserve">            | '(' expr ')'</w:t>
-      </w:r>
-    </w:p>
-    <w:p>
-      <w:r>
-        <w:t xml:space="preserve">            | ID</w:t>
-      </w:r>
-    </w:p>
-    <w:p>
-      <w:r>
-        <w:t xml:space="preserve">            | NUM</w:t>
-      </w:r>
-    </w:p>
-    <w:p>
-      <w:r>
-        <w:t xml:space="preserve">            ;</w:t>
-      </w:r>
-    </w:p>
-    <w:p/>
-    <w:p>
-      <w:r>
+    <w:p>
+      <w:pPr>
+        <w:pBdr>
+          <w:top w:val="single" w:sz="4" w:space="2" w:color="BFBFBF"/>
+          <w:left w:val="single" w:sz="4" w:space="2" w:color="BFBFBF"/>
+          <w:bottom w:val="single" w:sz="4" w:space="2" w:color="BFBFBF"/>
+          <w:right w:val="single" w:sz="4" w:space="2" w:color="BFBFBF"/>
+        </w:pBdr>
+        <w:shd w:val="clear" w:color="auto" w:fill="F5F5F5"/>
+        <w:spacing w:before="0" w:after="0" w:line="240" w:lineRule="auto"/>
+        <w:ind w:left="113" w:right="113"/>
+        <w:rPr>
+          <w:rFonts w:ascii="Consolas" w:hAnsi="Consolas" w:cs="Consolas"/>
+          <w:noProof/>
+          <w:sz w:val="17"/>
+        </w:rPr>
+      </w:pPr>
+    </w:p>
+    <w:p>
+      <w:pPr>
+        <w:pBdr>
+          <w:top w:val="single" w:sz="4" w:space="2" w:color="BFBFBF"/>
+          <w:left w:val="single" w:sz="4" w:space="2" w:color="BFBFBF"/>
+          <w:bottom w:val="single" w:sz="4" w:space="2" w:color="BFBFBF"/>
+          <w:right w:val="single" w:sz="4" w:space="2" w:color="BFBFBF"/>
+        </w:pBdr>
+        <w:shd w:val="clear" w:color="auto" w:fill="F5F5F5"/>
+        <w:spacing w:before="0" w:after="0" w:line="240" w:lineRule="auto"/>
+        <w:ind w:left="113" w:right="113"/>
+        <w:rPr>
+          <w:rFonts w:ascii="Consolas" w:hAnsi="Consolas" w:cs="Consolas"/>
+          <w:noProof/>
+          <w:sz w:val="17"/>
+        </w:rPr>
+      </w:pPr>
+      <w:r>
+        <w:rPr>
+          <w:rFonts w:ascii="Consolas" w:hAnsi="Consolas" w:cs="Consolas" w:eastAsia="Consolas"/>
+          <w:noProof/>
+          <w:sz w:val="17"/>
+        </w:rPr>
         <w:t>%%</w:t>
       </w:r>
     </w:p>
-    <w:p/>
-    <w:p>
-      <w:r>
+    <w:p>
+      <w:pPr>
+        <w:pBdr>
+          <w:top w:val="single" w:sz="4" w:space="2" w:color="BFBFBF"/>
+          <w:left w:val="single" w:sz="4" w:space="2" w:color="BFBFBF"/>
+          <w:bottom w:val="single" w:sz="4" w:space="2" w:color="BFBFBF"/>
+          <w:right w:val="single" w:sz="4" w:space="2" w:color="BFBFBF"/>
+        </w:pBdr>
+        <w:shd w:val="clear" w:color="auto" w:fill="F5F5F5"/>
+        <w:spacing w:before="0" w:after="0" w:line="240" w:lineRule="auto"/>
+        <w:ind w:left="113" w:right="113"/>
+        <w:rPr>
+          <w:rFonts w:ascii="Consolas" w:hAnsi="Consolas" w:cs="Consolas"/>
+          <w:noProof/>
+          <w:sz w:val="17"/>
+        </w:rPr>
+      </w:pPr>
+    </w:p>
+    <w:p>
+      <w:pPr>
+        <w:pBdr>
+          <w:top w:val="single" w:sz="4" w:space="2" w:color="BFBFBF"/>
+          <w:left w:val="single" w:sz="4" w:space="2" w:color="BFBFBF"/>
+          <w:bottom w:val="single" w:sz="4" w:space="2" w:color="BFBFBF"/>
+          <w:right w:val="single" w:sz="4" w:space="2" w:color="BFBFBF"/>
+        </w:pBdr>
+        <w:shd w:val="clear" w:color="auto" w:fill="F5F5F5"/>
+        <w:spacing w:before="0" w:after="0" w:line="240" w:lineRule="auto"/>
+        <w:ind w:left="113" w:right="113"/>
+        <w:rPr>
+          <w:rFonts w:ascii="Consolas" w:hAnsi="Consolas" w:cs="Consolas"/>
+          <w:noProof/>
+          <w:sz w:val="17"/>
+        </w:rPr>
+      </w:pPr>
+      <w:r>
+        <w:rPr>
+          <w:rFonts w:ascii="Consolas" w:hAnsi="Consolas" w:cs="Consolas" w:eastAsia="Consolas"/>
+          <w:noProof/>
+          <w:sz w:val="17"/>
+        </w:rPr>
         <w:t>void yyerror(const char *s) {</w:t>
       </w:r>
     </w:p>
     <w:p>
-      <w:r>
-        <w:t xml:space="preserve">    printf("Syntax Error\n");</w:t>
-      </w:r>
-    </w:p>
-    <w:p>
-      <w:r>
+      <w:pPr>
+        <w:pBdr>
+          <w:top w:val="single" w:sz="4" w:space="2" w:color="BFBFBF"/>
+          <w:left w:val="single" w:sz="4" w:space="2" w:color="BFBFBF"/>
+          <w:bottom w:val="single" w:sz="4" w:space="2" w:color="BFBFBF"/>
+          <w:right w:val="single" w:sz="4" w:space="2" w:color="BFBFBF"/>
+        </w:pBdr>
+        <w:shd w:val="clear" w:color="auto" w:fill="F5F5F5"/>
+        <w:spacing w:before="0" w:after="0" w:line="240" w:lineRule="auto"/>
+        <w:ind w:left="113" w:right="113"/>
+        <w:rPr>
+          <w:rFonts w:ascii="Consolas" w:hAnsi="Consolas" w:cs="Consolas"/>
+          <w:noProof/>
+          <w:sz w:val="17"/>
+        </w:rPr>
+      </w:pPr>
+      <w:r>
+        <w:rPr>
+          <w:rFonts w:ascii="Consolas" w:hAnsi="Consolas" w:cs="Consolas" w:eastAsia="Consolas"/>
+          <w:noProof/>
+          <w:sz w:val="17"/>
+        </w:rPr>
+        <w:t xml:space="preserve">    printf("Syntax Error at line %d near '%s'\n", yylineno, yytext);</w:t>
+      </w:r>
+    </w:p>
+    <w:p>
+      <w:pPr>
+        <w:pBdr>
+          <w:top w:val="single" w:sz="4" w:space="2" w:color="BFBFBF"/>
+          <w:left w:val="single" w:sz="4" w:space="2" w:color="BFBFBF"/>
+          <w:bottom w:val="single" w:sz="4" w:space="2" w:color="BFBFBF"/>
+          <w:right w:val="single" w:sz="4" w:space="2" w:color="BFBFBF"/>
+        </w:pBdr>
+        <w:shd w:val="clear" w:color="auto" w:fill="F5F5F5"/>
+        <w:spacing w:before="0" w:after="0" w:line="240" w:lineRule="auto"/>
+        <w:ind w:left="113" w:right="113"/>
+        <w:rPr>
+          <w:rFonts w:ascii="Consolas" w:hAnsi="Consolas" w:cs="Consolas"/>
+          <w:noProof/>
+          <w:sz w:val="17"/>
+        </w:rPr>
+      </w:pPr>
+      <w:r>
+        <w:rPr>
+          <w:rFonts w:ascii="Consolas" w:hAnsi="Consolas" w:cs="Consolas" w:eastAsia="Consolas"/>
+          <w:noProof/>
+          <w:sz w:val="17"/>
+        </w:rPr>
         <w:t>}</w:t>
       </w:r>
     </w:p>
-    <w:p/>
-    <w:p>
-      <w:r>
+    <w:p>
+      <w:pPr>
+        <w:pBdr>
+          <w:top w:val="single" w:sz="4" w:space="2" w:color="BFBFBF"/>
+          <w:left w:val="single" w:sz="4" w:space="2" w:color="BFBFBF"/>
+          <w:bottom w:val="single" w:sz="4" w:space="2" w:color="BFBFBF"/>
+          <w:right w:val="single" w:sz="4" w:space="2" w:color="BFBFBF"/>
+        </w:pBdr>
+        <w:shd w:val="clear" w:color="auto" w:fill="F5F5F5"/>
+        <w:spacing w:before="0" w:after="0" w:line="240" w:lineRule="auto"/>
+        <w:ind w:left="113" w:right="113"/>
+        <w:rPr>
+          <w:rFonts w:ascii="Consolas" w:hAnsi="Consolas" w:cs="Consolas"/>
+          <w:noProof/>
+          <w:sz w:val="17"/>
+        </w:rPr>
+      </w:pPr>
+    </w:p>
+    <w:p>
+      <w:pPr>
+        <w:pBdr>
+          <w:top w:val="single" w:sz="4" w:space="2" w:color="BFBFBF"/>
+          <w:left w:val="single" w:sz="4" w:space="2" w:color="BFBFBF"/>
+          <w:bottom w:val="single" w:sz="4" w:space="2" w:color="BFBFBF"/>
+          <w:right w:val="single" w:sz="4" w:space="2" w:color="BFBFBF"/>
+        </w:pBdr>
+        <w:shd w:val="clear" w:color="auto" w:fill="F5F5F5"/>
+        <w:spacing w:before="0" w:after="0" w:line="240" w:lineRule="auto"/>
+        <w:ind w:left="113" w:right="113"/>
+        <w:rPr>
+          <w:rFonts w:ascii="Consolas" w:hAnsi="Consolas" w:cs="Consolas"/>
+          <w:noProof/>
+          <w:sz w:val="17"/>
+        </w:rPr>
+      </w:pPr>
+      <w:r>
+        <w:rPr>
+          <w:rFonts w:ascii="Consolas" w:hAnsi="Consolas" w:cs="Consolas" w:eastAsia="Consolas"/>
+          <w:noProof/>
+          <w:sz w:val="17"/>
+        </w:rPr>
         <w:t>int main(void) {</w:t>
       </w:r>
     </w:p>
     <w:p>
-      <w:r>
+      <w:pPr>
+        <w:pBdr>
+          <w:top w:val="single" w:sz="4" w:space="2" w:color="BFBFBF"/>
+          <w:left w:val="single" w:sz="4" w:space="2" w:color="BFBFBF"/>
+          <w:bottom w:val="single" w:sz="4" w:space="2" w:color="BFBFBF"/>
+          <w:right w:val="single" w:sz="4" w:space="2" w:color="BFBFBF"/>
+        </w:pBdr>
+        <w:shd w:val="clear" w:color="auto" w:fill="F5F5F5"/>
+        <w:spacing w:before="0" w:after="0" w:line="240" w:lineRule="auto"/>
+        <w:ind w:left="113" w:right="113"/>
+        <w:rPr>
+          <w:rFonts w:ascii="Consolas" w:hAnsi="Consolas" w:cs="Consolas"/>
+          <w:noProof/>
+          <w:sz w:val="17"/>
+        </w:rPr>
+      </w:pPr>
+      <w:r>
+        <w:rPr>
+          <w:rFonts w:ascii="Consolas" w:hAnsi="Consolas" w:cs="Consolas" w:eastAsia="Consolas"/>
+          <w:noProof/>
+          <w:sz w:val="17"/>
+        </w:rPr>
         <w:t xml:space="preserve">    if (yyparse() == 0)</w:t>
       </w:r>
     </w:p>
     <w:p>
-      <w:r>
+      <w:pPr>
+        <w:pBdr>
+          <w:top w:val="single" w:sz="4" w:space="2" w:color="BFBFBF"/>
+          <w:left w:val="single" w:sz="4" w:space="2" w:color="BFBFBF"/>
+          <w:bottom w:val="single" w:sz="4" w:space="2" w:color="BFBFBF"/>
+          <w:right w:val="single" w:sz="4" w:space="2" w:color="BFBFBF"/>
+        </w:pBdr>
+        <w:shd w:val="clear" w:color="auto" w:fill="F5F5F5"/>
+        <w:spacing w:before="0" w:after="0" w:line="240" w:lineRule="auto"/>
+        <w:ind w:left="113" w:right="113"/>
+        <w:rPr>
+          <w:rFonts w:ascii="Consolas" w:hAnsi="Consolas" w:cs="Consolas"/>
+          <w:noProof/>
+          <w:sz w:val="17"/>
+        </w:rPr>
+      </w:pPr>
+      <w:r>
+        <w:rPr>
+          <w:rFonts w:ascii="Consolas" w:hAnsi="Consolas" w:cs="Consolas" w:eastAsia="Consolas"/>
+          <w:noProof/>
+          <w:sz w:val="17"/>
+        </w:rPr>
         <w:t xml:space="preserve">        printf("Syntactically correct\n");</w:t>
       </w:r>
     </w:p>
     <w:p>
-      <w:r>
+      <w:pPr>
+        <w:pBdr>
+          <w:top w:val="single" w:sz="4" w:space="2" w:color="BFBFBF"/>
+          <w:left w:val="single" w:sz="4" w:space="2" w:color="BFBFBF"/>
+          <w:bottom w:val="single" w:sz="4" w:space="2" w:color="BFBFBF"/>
+          <w:right w:val="single" w:sz="4" w:space="2" w:color="BFBFBF"/>
+        </w:pBdr>
+        <w:shd w:val="clear" w:color="auto" w:fill="F5F5F5"/>
+        <w:spacing w:before="0" w:after="0" w:line="240" w:lineRule="auto"/>
+        <w:ind w:left="113" w:right="113"/>
+        <w:rPr>
+          <w:rFonts w:ascii="Consolas" w:hAnsi="Consolas" w:cs="Consolas"/>
+          <w:noProof/>
+          <w:sz w:val="17"/>
+        </w:rPr>
+      </w:pPr>
+      <w:r>
+        <w:rPr>
+          <w:rFonts w:ascii="Consolas" w:hAnsi="Consolas" w:cs="Consolas" w:eastAsia="Consolas"/>
+          <w:noProof/>
+          <w:sz w:val="17"/>
+        </w:rPr>
         <w:t xml:space="preserve">    return 0;</w:t>
       </w:r>
     </w:p>
     <w:p>
-      <w:r>
+      <w:pPr>
+        <w:pBdr>
+          <w:top w:val="single" w:sz="4" w:space="2" w:color="BFBFBF"/>
+          <w:left w:val="single" w:sz="4" w:space="2" w:color="BFBFBF"/>
+          <w:bottom w:val="single" w:sz="4" w:space="2" w:color="BFBFBF"/>
+          <w:right w:val="single" w:sz="4" w:space="2" w:color="BFBFBF"/>
+        </w:pBdr>
+        <w:shd w:val="clear" w:color="auto" w:fill="F5F5F5"/>
+        <w:spacing w:before="0" w:after="0" w:line="240" w:lineRule="auto"/>
+        <w:ind w:left="113" w:right="113"/>
+        <w:rPr>
+          <w:rFonts w:ascii="Consolas" w:hAnsi="Consolas" w:cs="Consolas"/>
+          <w:noProof/>
+          <w:sz w:val="17"/>
+        </w:rPr>
+      </w:pPr>
+      <w:r>
+        <w:rPr>
+          <w:rFonts w:ascii="Consolas" w:hAnsi="Consolas" w:cs="Consolas" w:eastAsia="Consolas"/>
+          <w:noProof/>
+          <w:sz w:val="17"/>
+        </w:rPr>
         <w:t>}</w:t>
       </w:r>
     </w:p>
-    <w:p/>
-    <w:p>
+    <w:p>
+      <w:pPr>
+        <w:spacing w:before="0" w:after="0" w:line="144" w:lineRule="auto"/>
+      </w:pPr>
+    </w:p>
+    <w:p>
+      <w:pPr>
+        <w:keepNext/>
+        <w:spacing w:before="120" w:after="60"/>
+      </w:pPr>
       <w:r>
         <w:rPr>
           <w:b/>
+          <w:sz w:val="22"/>
         </w:rPr>
         <w:t>Input (input.txt)</w:t>
       </w:r>
     </w:p>
     <w:p>
-      <w:r>
+      <w:pPr>
+        <w:keepNext/>
+        <w:pBdr>
+          <w:top w:val="single" w:sz="4" w:space="2" w:color="BFBFBF"/>
+          <w:left w:val="single" w:sz="4" w:space="2" w:color="BFBFBF"/>
+          <w:bottom w:val="single" w:sz="4" w:space="2" w:color="BFBFBF"/>
+          <w:right w:val="single" w:sz="4" w:space="2" w:color="BFBFBF"/>
+        </w:pBdr>
+        <w:shd w:val="clear" w:color="auto" w:fill="F5F5F5"/>
+        <w:spacing w:before="0" w:after="0" w:line="240" w:lineRule="auto"/>
+        <w:ind w:left="113" w:right="113"/>
+        <w:rPr>
+          <w:rFonts w:ascii="Consolas" w:hAnsi="Consolas" w:cs="Consolas"/>
+          <w:noProof/>
+          <w:sz w:val="17"/>
+        </w:rPr>
+      </w:pPr>
+      <w:r>
+        <w:rPr>
+          <w:rFonts w:ascii="Consolas" w:hAnsi="Consolas" w:cs="Consolas" w:eastAsia="Consolas"/>
+          <w:noProof/>
+          <w:sz w:val="17"/>
+        </w:rPr>
         <w:t>int i, a;</w:t>
       </w:r>
     </w:p>
     <w:p>
-      <w:r>
+      <w:pPr>
+        <w:keepNext/>
+        <w:pBdr>
+          <w:top w:val="single" w:sz="4" w:space="2" w:color="BFBFBF"/>
+          <w:left w:val="single" w:sz="4" w:space="2" w:color="BFBFBF"/>
+          <w:bottom w:val="single" w:sz="4" w:space="2" w:color="BFBFBF"/>
+          <w:right w:val="single" w:sz="4" w:space="2" w:color="BFBFBF"/>
+        </w:pBdr>
+        <w:shd w:val="clear" w:color="auto" w:fill="F5F5F5"/>
+        <w:spacing w:before="0" w:after="0" w:line="240" w:lineRule="auto"/>
+        <w:ind w:left="113" w:right="113"/>
+        <w:rPr>
+          <w:rFonts w:ascii="Consolas" w:hAnsi="Consolas" w:cs="Consolas"/>
+          <w:noProof/>
+          <w:sz w:val="17"/>
+        </w:rPr>
+      </w:pPr>
+      <w:r>
+        <w:rPr>
+          <w:rFonts w:ascii="Consolas" w:hAnsi="Consolas" w:cs="Consolas" w:eastAsia="Consolas"/>
+          <w:noProof/>
+          <w:sz w:val="17"/>
+        </w:rPr>
         <w:t>i = 0;</w:t>
       </w:r>
     </w:p>
     <w:p>
-      <w:r>
+      <w:pPr>
+        <w:keepNext/>
+        <w:pBdr>
+          <w:top w:val="single" w:sz="4" w:space="2" w:color="BFBFBF"/>
+          <w:left w:val="single" w:sz="4" w:space="2" w:color="BFBFBF"/>
+          <w:bottom w:val="single" w:sz="4" w:space="2" w:color="BFBFBF"/>
+          <w:right w:val="single" w:sz="4" w:space="2" w:color="BFBFBF"/>
+        </w:pBdr>
+        <w:shd w:val="clear" w:color="auto" w:fill="F5F5F5"/>
+        <w:spacing w:before="0" w:after="0" w:line="240" w:lineRule="auto"/>
+        <w:ind w:left="113" w:right="113"/>
+        <w:rPr>
+          <w:rFonts w:ascii="Consolas" w:hAnsi="Consolas" w:cs="Consolas"/>
+          <w:noProof/>
+          <w:sz w:val="17"/>
+        </w:rPr>
+      </w:pPr>
+      <w:r>
+        <w:rPr>
+          <w:rFonts w:ascii="Consolas" w:hAnsi="Consolas" w:cs="Consolas" w:eastAsia="Consolas"/>
+          <w:noProof/>
+          <w:sz w:val="17"/>
+        </w:rPr>
         <w:t>a=5;</w:t>
       </w:r>
     </w:p>
     <w:p>
-      <w:r>
+      <w:pPr>
+        <w:keepNext/>
+        <w:pBdr>
+          <w:top w:val="single" w:sz="4" w:space="2" w:color="BFBFBF"/>
+          <w:left w:val="single" w:sz="4" w:space="2" w:color="BFBFBF"/>
+          <w:bottom w:val="single" w:sz="4" w:space="2" w:color="BFBFBF"/>
+          <w:right w:val="single" w:sz="4" w:space="2" w:color="BFBFBF"/>
+        </w:pBdr>
+        <w:shd w:val="clear" w:color="auto" w:fill="F5F5F5"/>
+        <w:spacing w:before="0" w:after="0" w:line="240" w:lineRule="auto"/>
+        <w:ind w:left="113" w:right="113"/>
+        <w:rPr>
+          <w:rFonts w:ascii="Consolas" w:hAnsi="Consolas" w:cs="Consolas"/>
+          <w:noProof/>
+          <w:sz w:val="17"/>
+        </w:rPr>
+      </w:pPr>
+      <w:r>
+        <w:rPr>
+          <w:rFonts w:ascii="Consolas" w:hAnsi="Consolas" w:cs="Consolas" w:eastAsia="Consolas"/>
+          <w:noProof/>
+          <w:sz w:val="17"/>
+        </w:rPr>
         <w:t>while (i &lt; 10)</w:t>
       </w:r>
     </w:p>
     <w:p>
-      <w:r>
+      <w:pPr>
+        <w:keepNext/>
+        <w:pBdr>
+          <w:top w:val="single" w:sz="4" w:space="2" w:color="BFBFBF"/>
+          <w:left w:val="single" w:sz="4" w:space="2" w:color="BFBFBF"/>
+          <w:bottom w:val="single" w:sz="4" w:space="2" w:color="BFBFBF"/>
+          <w:right w:val="single" w:sz="4" w:space="2" w:color="BFBFBF"/>
+        </w:pBdr>
+        <w:shd w:val="clear" w:color="auto" w:fill="F5F5F5"/>
+        <w:spacing w:before="0" w:after="0" w:line="240" w:lineRule="auto"/>
+        <w:ind w:left="113" w:right="113"/>
+        <w:rPr>
+          <w:rFonts w:ascii="Consolas" w:hAnsi="Consolas" w:cs="Consolas"/>
+          <w:noProof/>
+          <w:sz w:val="17"/>
+        </w:rPr>
+      </w:pPr>
+      <w:r>
+        <w:rPr>
+          <w:rFonts w:ascii="Consolas" w:hAnsi="Consolas" w:cs="Consolas" w:eastAsia="Consolas"/>
+          <w:noProof/>
+          <w:sz w:val="17"/>
+        </w:rPr>
         <w:t>{</w:t>
       </w:r>
     </w:p>
     <w:p>
-      <w:r>
+      <w:pPr>
+        <w:keepNext/>
+        <w:pBdr>
+          <w:top w:val="single" w:sz="4" w:space="2" w:color="BFBFBF"/>
+          <w:left w:val="single" w:sz="4" w:space="2" w:color="BFBFBF"/>
+          <w:bottom w:val="single" w:sz="4" w:space="2" w:color="BFBFBF"/>
+          <w:right w:val="single" w:sz="4" w:space="2" w:color="BFBFBF"/>
+        </w:pBdr>
+        <w:shd w:val="clear" w:color="auto" w:fill="F5F5F5"/>
+        <w:spacing w:before="0" w:after="0" w:line="240" w:lineRule="auto"/>
+        <w:ind w:left="113" w:right="113"/>
+        <w:rPr>
+          <w:rFonts w:ascii="Consolas" w:hAnsi="Consolas" w:cs="Consolas"/>
+          <w:noProof/>
+          <w:sz w:val="17"/>
+        </w:rPr>
+      </w:pPr>
+      <w:r>
+        <w:rPr>
+          <w:rFonts w:ascii="Consolas" w:hAnsi="Consolas" w:cs="Consolas" w:eastAsia="Consolas"/>
+          <w:noProof/>
+          <w:sz w:val="17"/>
+        </w:rPr>
         <w:t>if ( i&lt;a)</w:t>
       </w:r>
     </w:p>
     <w:p>
-      <w:r>
+      <w:pPr>
+        <w:keepNext/>
+        <w:pBdr>
+          <w:top w:val="single" w:sz="4" w:space="2" w:color="BFBFBF"/>
+          <w:left w:val="single" w:sz="4" w:space="2" w:color="BFBFBF"/>
+          <w:bottom w:val="single" w:sz="4" w:space="2" w:color="BFBFBF"/>
+          <w:right w:val="single" w:sz="4" w:space="2" w:color="BFBFBF"/>
+        </w:pBdr>
+        <w:shd w:val="clear" w:color="auto" w:fill="F5F5F5"/>
+        <w:spacing w:before="0" w:after="0" w:line="240" w:lineRule="auto"/>
+        <w:ind w:left="113" w:right="113"/>
+        <w:rPr>
+          <w:rFonts w:ascii="Consolas" w:hAnsi="Consolas" w:cs="Consolas"/>
+          <w:noProof/>
+          <w:sz w:val="17"/>
+        </w:rPr>
+      </w:pPr>
+      <w:r>
+        <w:rPr>
+          <w:rFonts w:ascii="Consolas" w:hAnsi="Consolas" w:cs="Consolas" w:eastAsia="Consolas"/>
+          <w:noProof/>
+          <w:sz w:val="17"/>
+        </w:rPr>
         <w:t>i = i + 1;</w:t>
       </w:r>
     </w:p>
     <w:p>
-      <w:r>
+      <w:pPr>
+        <w:keepNext/>
+        <w:pBdr>
+          <w:top w:val="single" w:sz="4" w:space="2" w:color="BFBFBF"/>
+          <w:left w:val="single" w:sz="4" w:space="2" w:color="BFBFBF"/>
+          <w:bottom w:val="single" w:sz="4" w:space="2" w:color="BFBFBF"/>
+          <w:right w:val="single" w:sz="4" w:space="2" w:color="BFBFBF"/>
+        </w:pBdr>
+        <w:shd w:val="clear" w:color="auto" w:fill="F5F5F5"/>
+        <w:spacing w:before="0" w:after="0" w:line="240" w:lineRule="auto"/>
+        <w:ind w:left="113" w:right="113"/>
+        <w:rPr>
+          <w:rFonts w:ascii="Consolas" w:hAnsi="Consolas" w:cs="Consolas"/>
+          <w:noProof/>
+          <w:sz w:val="17"/>
+        </w:rPr>
+      </w:pPr>
+      <w:r>
+        <w:rPr>
+          <w:rFonts w:ascii="Consolas" w:hAnsi="Consolas" w:cs="Consolas" w:eastAsia="Consolas"/>
+          <w:noProof/>
+          <w:sz w:val="17"/>
+        </w:rPr>
         <w:t>else</w:t>
       </w:r>
     </w:p>
     <w:p>
-      <w:r>
+      <w:pPr>
+        <w:keepNext/>
+        <w:pBdr>
+          <w:top w:val="single" w:sz="4" w:space="2" w:color="BFBFBF"/>
+          <w:left w:val="single" w:sz="4" w:space="2" w:color="BFBFBF"/>
+          <w:bottom w:val="single" w:sz="4" w:space="2" w:color="BFBFBF"/>
+          <w:right w:val="single" w:sz="4" w:space="2" w:color="BFBFBF"/>
+        </w:pBdr>
+        <w:shd w:val="clear" w:color="auto" w:fill="F5F5F5"/>
+        <w:spacing w:before="0" w:after="0" w:line="240" w:lineRule="auto"/>
+        <w:ind w:left="113" w:right="113"/>
+        <w:rPr>
+          <w:rFonts w:ascii="Consolas" w:hAnsi="Consolas" w:cs="Consolas"/>
+          <w:noProof/>
+          <w:sz w:val="17"/>
+        </w:rPr>
+      </w:pPr>
+      <w:r>
+        <w:rPr>
+          <w:rFonts w:ascii="Consolas" w:hAnsi="Consolas" w:cs="Consolas" w:eastAsia="Consolas"/>
+          <w:noProof/>
+          <w:sz w:val="17"/>
+        </w:rPr>
         <w:t>i = i - 1;</w:t>
       </w:r>
     </w:p>
     <w:p>
-      <w:r>
+      <w:pPr>
+        <w:pBdr>
+          <w:top w:val="single" w:sz="4" w:space="2" w:color="BFBFBF"/>
+          <w:left w:val="single" w:sz="4" w:space="2" w:color="BFBFBF"/>
+          <w:bottom w:val="single" w:sz="4" w:space="2" w:color="BFBFBF"/>
+          <w:right w:val="single" w:sz="4" w:space="2" w:color="BFBFBF"/>
+        </w:pBdr>
+        <w:shd w:val="clear" w:color="auto" w:fill="F5F5F5"/>
+        <w:spacing w:before="0" w:after="0" w:line="240" w:lineRule="auto"/>
+        <w:ind w:left="113" w:right="113"/>
+        <w:rPr>
+          <w:rFonts w:ascii="Consolas" w:hAnsi="Consolas" w:cs="Consolas"/>
+          <w:noProof/>
+          <w:sz w:val="17"/>
+        </w:rPr>
+      </w:pPr>
+      <w:r>
+        <w:rPr>
+          <w:rFonts w:ascii="Consolas" w:hAnsi="Consolas" w:cs="Consolas" w:eastAsia="Consolas"/>
+          <w:noProof/>
+          <w:sz w:val="17"/>
+        </w:rPr>
         <w:t>}</w:t>
       </w:r>
     </w:p>
-    <w:p/>
-    <w:p>
+    <w:p>
+      <w:pPr>
+        <w:spacing w:before="0" w:after="0" w:line="144" w:lineRule="auto"/>
+      </w:pPr>
+    </w:p>
+    <w:p>
+      <w:pPr>
+        <w:keepNext/>
+        <w:spacing w:before="120" w:after="60"/>
+      </w:pPr>
       <w:r>
         <w:rPr>
           <w:b/>
+          <w:sz w:val="22"/>
         </w:rPr>
         <w:t>Commands Used</w:t>
       </w:r>
     </w:p>
     <w:p>
-      <w:r>
+      <w:pPr>
+        <w:keepNext/>
+        <w:pBdr>
+          <w:top w:val="single" w:sz="4" w:space="2" w:color="BFBFBF"/>
+          <w:left w:val="single" w:sz="4" w:space="2" w:color="BFBFBF"/>
+          <w:bottom w:val="single" w:sz="4" w:space="2" w:color="BFBFBF"/>
+          <w:right w:val="single" w:sz="4" w:space="2" w:color="BFBFBF"/>
+        </w:pBdr>
+        <w:shd w:val="clear" w:color="auto" w:fill="F5F5F5"/>
+        <w:spacing w:before="0" w:after="0" w:line="240" w:lineRule="auto"/>
+        <w:ind w:left="113" w:right="113"/>
+        <w:rPr>
+          <w:rFonts w:ascii="Consolas" w:hAnsi="Consolas" w:cs="Consolas"/>
+          <w:noProof/>
+          <w:sz w:val="17"/>
+        </w:rPr>
+      </w:pPr>
+      <w:r>
+        <w:rPr>
+          <w:rFonts w:ascii="Consolas" w:hAnsi="Consolas" w:cs="Consolas" w:eastAsia="Consolas"/>
+          <w:noProof/>
+          <w:sz w:val="17"/>
+        </w:rPr>
         <w:t>lex syntax.l</w:t>
       </w:r>
     </w:p>
     <w:p>
-      <w:r>
+      <w:pPr>
+        <w:keepNext/>
+        <w:pBdr>
+          <w:top w:val="single" w:sz="4" w:space="2" w:color="BFBFBF"/>
+          <w:left w:val="single" w:sz="4" w:space="2" w:color="BFBFBF"/>
+          <w:bottom w:val="single" w:sz="4" w:space="2" w:color="BFBFBF"/>
+          <w:right w:val="single" w:sz="4" w:space="2" w:color="BFBFBF"/>
+        </w:pBdr>
+        <w:shd w:val="clear" w:color="auto" w:fill="F5F5F5"/>
+        <w:spacing w:before="0" w:after="0" w:line="240" w:lineRule="auto"/>
+        <w:ind w:left="113" w:right="113"/>
+        <w:rPr>
+          <w:rFonts w:ascii="Consolas" w:hAnsi="Consolas" w:cs="Consolas"/>
+          <w:noProof/>
+          <w:sz w:val="17"/>
+        </w:rPr>
+      </w:pPr>
+      <w:r>
+        <w:rPr>
+          <w:rFonts w:ascii="Consolas" w:hAnsi="Consolas" w:cs="Consolas" w:eastAsia="Consolas"/>
+          <w:noProof/>
+          <w:sz w:val="17"/>
+        </w:rPr>
         <w:t>yacc -d syntax.y</w:t>
       </w:r>
     </w:p>
     <w:p>
-      <w:r>
+      <w:pPr>
+        <w:keepNext/>
+        <w:pBdr>
+          <w:top w:val="single" w:sz="4" w:space="2" w:color="BFBFBF"/>
+          <w:left w:val="single" w:sz="4" w:space="2" w:color="BFBFBF"/>
+          <w:bottom w:val="single" w:sz="4" w:space="2" w:color="BFBFBF"/>
+          <w:right w:val="single" w:sz="4" w:space="2" w:color="BFBFBF"/>
+        </w:pBdr>
+        <w:shd w:val="clear" w:color="auto" w:fill="F5F5F5"/>
+        <w:spacing w:before="0" w:after="0" w:line="240" w:lineRule="auto"/>
+        <w:ind w:left="113" w:right="113"/>
+        <w:rPr>
+          <w:rFonts w:ascii="Consolas" w:hAnsi="Consolas" w:cs="Consolas"/>
+          <w:noProof/>
+          <w:sz w:val="17"/>
+        </w:rPr>
+      </w:pPr>
+      <w:r>
+        <w:rPr>
+          <w:rFonts w:ascii="Consolas" w:hAnsi="Consolas" w:cs="Consolas" w:eastAsia="Consolas"/>
+          <w:noProof/>
+          <w:sz w:val="17"/>
+        </w:rPr>
         <w:t>cc lex.yy.c y.tab.c -lfl -o syncheck</w:t>
       </w:r>
     </w:p>
     <w:p>
-      <w:r>
+      <w:pPr>
+        <w:pBdr>
+          <w:top w:val="single" w:sz="4" w:space="2" w:color="BFBFBF"/>
+          <w:left w:val="single" w:sz="4" w:space="2" w:color="BFBFBF"/>
+          <w:bottom w:val="single" w:sz="4" w:space="2" w:color="BFBFBF"/>
+          <w:right w:val="single" w:sz="4" w:space="2" w:color="BFBFBF"/>
+        </w:pBdr>
+        <w:shd w:val="clear" w:color="auto" w:fill="F5F5F5"/>
+        <w:spacing w:before="0" w:after="0" w:line="240" w:lineRule="auto"/>
+        <w:ind w:left="113" w:right="113"/>
+        <w:rPr>
+          <w:rFonts w:ascii="Consolas" w:hAnsi="Consolas" w:cs="Consolas"/>
+          <w:noProof/>
+          <w:sz w:val="17"/>
+        </w:rPr>
+      </w:pPr>
+      <w:r>
+        <w:rPr>
+          <w:rFonts w:ascii="Consolas" w:hAnsi="Consolas" w:cs="Consolas" w:eastAsia="Consolas"/>
+          <w:noProof/>
+          <w:sz w:val="17"/>
+        </w:rPr>
         <w:t>./syncheck &lt; input.txt</w:t>
       </w:r>
     </w:p>
-    <w:p/>
-    <w:p>
-      <w:r>
+    <w:p>
+      <w:pPr>
+        <w:spacing w:before="0" w:after="0" w:line="144" w:lineRule="auto"/>
+      </w:pPr>
+    </w:p>
+    <w:p>
+      <w:pPr>
+        <w:keepNext/>
+        <w:spacing w:before="200" w:after="80"/>
+      </w:pPr>
+      <w:r>
+        <w:rPr>
+          <w:b/>
+          <w:sz w:val="24"/>
+        </w:rPr>
         <w:t>Output:</w:t>
       </w:r>
     </w:p>
     <w:p>
       <w:pPr>
+        <w:keepNext/>
+        <w:spacing w:before="80" w:after="40"/>
         <w:jc w:val="center"/>
       </w:pPr>
       <w:r>
         <w:drawing>
           <wp:inline xmlns:a="http://schemas.openxmlformats.org/drawingml/2006/main" xmlns:pic="http://schemas.openxmlformats.org/drawingml/2006/picture">
-            <wp:extent cx="5029200" cy="981891"/>
+            <wp:extent cx="5832000" cy="1120864"/>
             <wp:docPr id="1" name="Picture 1"/>
             <wp:cNvGraphicFramePr>
               <a:graphicFrameLocks noChangeAspect="1"/>
@@ -672,7 +4445,7 @@
                     <pic:cNvPicPr/>
                   </pic:nvPicPr>
                   <pic:blipFill>
-                    <a:blip r:embed="rId17"/>
+                    <a:blip r:embed="rId12"/>
                     <a:stretch>
                       <a:fillRect/>
                     </a:stretch>
@@ -680,7 +4453,7 @@
                   <pic:spPr>
                     <a:xfrm>
                       <a:off x="0" y="0"/>
-                      <a:ext cx="5029200" cy="981891"/>
+                      <a:ext cx="5832000" cy="1120864"/>
                     </a:xfrm>
                     <a:prstGeom prst="rect"/>
                   </pic:spPr>
@@ -691,45 +4464,205 @@
         </w:drawing>
       </w:r>
     </w:p>
-    <w:p/>
-    <w:p/>
-    <w:p/>
-    <w:p>
+    <w:p>
+      <w:pPr>
+        <w:spacing w:before="0" w:after="160"/>
+        <w:jc w:val="center"/>
+      </w:pPr>
+      <w:r>
+        <w:rPr>
+          <w:i/>
+          <w:sz w:val="19"/>
+        </w:rPr>
+        <w:t>Output for the given input</w:t>
+      </w:r>
+    </w:p>
+    <w:p>
+      <w:pPr>
+        <w:spacing w:before="0" w:after="120"/>
+      </w:pPr>
+      <w:r>
+        <w:rPr>
+          <w:i w:val="0"/>
+          <w:sz w:val="21"/>
+        </w:rPr>
+        <w:t>The grammar is conflict free: operator precedence and associativity are declared with %left / %right, and the dangling else is resolved with %prec LOWER_THAN_ELSE, so yacc reports no shift/reduce conflicts.</w:t>
+      </w:r>
+    </w:p>
+    <w:p>
+      <w:pPr>
+        <w:keepNext/>
+        <w:spacing w:before="200" w:after="80"/>
+      </w:pPr>
       <w:r>
         <w:rPr>
           <w:b/>
-        </w:rPr>
-        <w:t>Learning Outcomes</w:t>
-      </w:r>
-    </w:p>
-    <w:p>
-      <w:r>
-        <w:t>Learned to design a grammar that captures declaration, assignment, conditional (if-else) and looping (while) statements of a C-like language.</w:t>
-      </w:r>
-    </w:p>
-    <w:p>
-      <w:r>
-        <w:t>Understood how Yacc builds a parser from BNF-like productions and reports syntax errors through yyerror.</w:t>
-      </w:r>
-    </w:p>
-    <w:p>
-      <w:r>
+          <w:sz w:val="24"/>
+        </w:rPr>
+        <w:t>Additional Test Cases:</w:t>
+      </w:r>
+    </w:p>
+    <w:p>
+      <w:pPr>
+        <w:keepNext/>
+        <w:spacing w:before="80" w:after="40"/>
+        <w:jc w:val="center"/>
+      </w:pPr>
+      <w:r>
+        <w:drawing>
+          <wp:inline xmlns:a="http://schemas.openxmlformats.org/drawingml/2006/main" xmlns:pic="http://schemas.openxmlformats.org/drawingml/2006/picture">
+            <wp:extent cx="5832000" cy="4921297"/>
+            <wp:docPr id="2" name="Picture 2"/>
+            <wp:cNvGraphicFramePr>
+              <a:graphicFrameLocks noChangeAspect="1"/>
+            </wp:cNvGraphicFramePr>
+            <a:graphic>
+              <a:graphicData uri="http://schemas.openxmlformats.org/drawingml/2006/picture">
+                <pic:pic>
+                  <pic:nvPicPr>
+                    <pic:cNvPr id="0" name="output2.png"/>
+                    <pic:cNvPicPr/>
+                  </pic:nvPicPr>
+                  <pic:blipFill>
+                    <a:blip r:embed="rId13"/>
+                    <a:stretch>
+                      <a:fillRect/>
+                    </a:stretch>
+                  </pic:blipFill>
+                  <pic:spPr>
+                    <a:xfrm>
+                      <a:off x="0" y="0"/>
+                      <a:ext cx="5832000" cy="4921297"/>
+                    </a:xfrm>
+                    <a:prstGeom prst="rect"/>
+                  </pic:spPr>
+                </pic:pic>
+              </a:graphicData>
+            </a:graphic>
+          </wp:inline>
+        </w:drawing>
+      </w:r>
+    </w:p>
+    <w:p>
+      <w:pPr>
+        <w:spacing w:before="0" w:after="160"/>
+        <w:jc w:val="center"/>
+      </w:pPr>
+      <w:r>
+        <w:rPr>
+          <w:i/>
+          <w:sz w:val="19"/>
+        </w:rPr>
+        <w:t>Additional test cases: one valid program and two programs with syntax errors</w:t>
+      </w:r>
+    </w:p>
+    <w:p>
+      <w:pPr>
+        <w:spacing w:before="0" w:after="120"/>
+      </w:pPr>
+      <w:r>
+        <w:rPr>
+          <w:i w:val="0"/>
+          <w:sz w:val="21"/>
+        </w:rPr>
+        <w:t>input2.txt uses every statement type: declarations with initial values, for, if / else if, do-while, logical operators and increment / decrement. It is accepted as Syntactically correct.</w:t>
+      </w:r>
+    </w:p>
+    <w:p>
+      <w:pPr>
+        <w:spacing w:before="0" w:after="120"/>
+      </w:pPr>
+      <w:r>
+        <w:rPr>
+          <w:i w:val="0"/>
+          <w:sz w:val="21"/>
+        </w:rPr>
+        <w:t>input3.txt has a missing semicolon after i = 0 and input4.txt has a missing closing bracket in the while condition. The checker reports the line number and the token at which the statement can no longer be parsed.</w:t>
+      </w:r>
+    </w:p>
+    <w:p>
+      <w:pPr>
+        <w:keepNext/>
+        <w:spacing w:before="240" w:after="80"/>
+      </w:pPr>
+      <w:r>
+        <w:rPr>
+          <w:b/>
+          <w:sz w:val="24"/>
+        </w:rPr>
+        <w:t>Learning Outcomes:</w:t>
+      </w:r>
+    </w:p>
+    <w:p>
+      <w:pPr>
+        <w:pStyle w:val="ListParagraph"/>
+        <w:numPr>
+          <w:ilvl w:val="0"/>
+          <w:numId w:val="90"/>
+        </w:numPr>
+        <w:spacing w:before="0" w:after="60" w:line="264" w:lineRule="auto"/>
+      </w:pPr>
+      <w:r>
+        <w:rPr>
+          <w:sz w:val="22"/>
+        </w:rPr>
+        <w:t>Learned to design a grammar that captures declaration, assignment, conditional (if-else) and looping (while, do-while, for) statements of a C-like language.</w:t>
+      </w:r>
+    </w:p>
+    <w:p>
+      <w:pPr>
+        <w:pStyle w:val="ListParagraph"/>
+        <w:numPr>
+          <w:ilvl w:val="0"/>
+          <w:numId w:val="90"/>
+        </w:numPr>
+        <w:spacing w:before="0" w:after="60" w:line="264" w:lineRule="auto"/>
+      </w:pPr>
+      <w:r>
+        <w:rPr>
+          <w:sz w:val="22"/>
+        </w:rPr>
+        <w:t>Understood how precedence declarations (%left, %right) and %prec remove shift/reduce conflicts and how the dangling else problem is resolved.</w:t>
+      </w:r>
+    </w:p>
+    <w:p>
+      <w:pPr>
+        <w:pStyle w:val="ListParagraph"/>
+        <w:numPr>
+          <w:ilvl w:val="0"/>
+          <w:numId w:val="90"/>
+        </w:numPr>
+        <w:spacing w:before="0" w:after="60" w:line="264" w:lineRule="auto"/>
+      </w:pPr>
+      <w:r>
+        <w:rPr>
+          <w:sz w:val="22"/>
+        </w:rPr>
+        <w:t>Understood how Yacc builds a parser from BNF-like productions and reports syntax errors through yyerror, using yylineno to give the line number.</w:t>
+      </w:r>
+    </w:p>
+    <w:p>
+      <w:pPr>
+        <w:pStyle w:val="ListParagraph"/>
+        <w:numPr>
+          <w:ilvl w:val="0"/>
+          <w:numId w:val="90"/>
+        </w:numPr>
+        <w:spacing w:before="0" w:after="60" w:line="264" w:lineRule="auto"/>
+      </w:pPr>
+      <w:r>
+        <w:rPr>
+          <w:sz w:val="22"/>
+        </w:rPr>
         <w:t>Gained experience integrating Lex-generated tokens with a Yacc grammar to validate the structure of a small program.</w:t>
       </w:r>
     </w:p>
-    <w:p/>
-    <w:p/>
     <w:sectPr>
-      <w:headerReference w:type="even" r:id="rId9"/>
-      <w:headerReference w:type="default" r:id="rId10"/>
-      <w:footerReference w:type="even" r:id="rId11"/>
-      <w:footerReference w:type="default" r:id="rId12"/>
-      <w:headerReference w:type="first" r:id="rId13"/>
-      <w:footerReference w:type="first" r:id="rId14"/>
+      <w:headerReference w:type="default" r:id="rId8"/>
+      <w:footerReference w:type="default" r:id="rId9"/>
       <w:pgSz w:w="11906" w:h="16838"/>
       <w:pgMar w:top="851" w:right="851" w:bottom="851" w:left="851" w:header="720" w:footer="709" w:gutter="0"/>
-      <w:cols w:space="720"/>
-      <w:formProt w:val="0"/>
+      <w:cols w:space="708"/>
       <w:docGrid w:linePitch="360"/>
     </w:sectPr>
   </w:body>
@@ -737,7 +4670,7 @@
 </file>
 
 <file path=word/endnotes.xml><?xml version="1.0" encoding="utf-8"?>
-<w:endnotes xmlns:wpc="http://schemas.microsoft.com/office/word/2010/wordprocessingCanvas" xmlns:cx="http://schemas.microsoft.com/office/drawing/2014/chartex" xmlns:cx1="http://schemas.microsoft.com/office/drawing/2015/9/8/chartex" xmlns:cx2="http://schemas.microsoft.com/office/drawing/2015/10/21/chartex" xmlns:cx3="http://schemas.microsoft.com/office/drawing/2016/5/9/chartex" xmlns:cx4="http://schemas.microsoft.com/office/drawing/2016/5/10/chartex" xmlns:cx5="http://schemas.microsoft.com/office/drawing/2016/5/11/chartex" xmlns:cx6="http://schemas.microsoft.com/office/drawing/2016/5/12/chartex" xmlns:cx7="http://schemas.microsoft.com/office/drawing/2016/5/13/chartex" xmlns:cx8="http://schemas.microsoft.com/office/drawing/2016/5/14/chartex" xmlns:mc="http://schemas.openxmlformats.org/markup-compatibility/2006" xmlns:aink="http://schemas.microsoft.com/office/drawing/2016/ink" xmlns:am3d="http://schemas.microsoft.com/office/drawing/2017/model3d" xmlns:o="urn:schemas-microsoft-com:office:office" xmlns:oel="http://schemas.microsoft.com/office/2019/extlst" xmlns:r="http://schemas.openxmlformats.org/officeDocument/2006/relationships" xmlns:m="http://schemas.openxmlformats.org/officeDocument/2006/math" xmlns:v="urn:schemas-microsoft-com:vml" xmlns:wp14="http://schemas.microsoft.com/office/word/2010/wordprocessingDrawing" xmlns:wp="http://schemas.openxmlformats.org/drawingml/2006/wordprocessingDrawing" xmlns:w10="urn:schemas-microsoft-com:office:word" xmlns:w="http://schemas.openxmlformats.org/wordprocessingml/2006/main" xmlns:w14="http://schemas.microsoft.com/office/word/2010/wordml" xmlns:w15="http://schemas.microsoft.com/office/word/2012/wordml" xmlns:w16cex="http://schemas.microsoft.com/office/word/2018/wordml/cex" xmlns:w16cid="http://schemas.microsoft.com/office/word/2016/wordml/cid" xmlns:w16="http://schemas.microsoft.com/office/word/2018/wordml" xmlns:w16du="http://schemas.microsoft.com/office/word/2023/wordml/word16du" xmlns:w16sdtdh="http://schemas.microsoft.com/office/word/2020/wordml/sdtdatahash" xmlns:w16sdtfl="http://schemas.microsoft.com/office/word/2024/wordml/sdtformatlock" xmlns:w16se="http://schemas.microsoft.com/office/word/2015/wordml/symex" xmlns:wpg="http://schemas.microsoft.com/office/word/2010/wordprocessingGroup" xmlns:wpi="http://schemas.microsoft.com/office/word/2010/wordprocessingInk" xmlns:wne="http://schemas.microsoft.com/office/word/2006/wordml" xmlns:wps="http://schemas.microsoft.com/office/word/2010/wordprocessingShape" mc:Ignorable="w14 w15 w16se w16cid w16 w16cex w16sdtdh w16sdtfl w16du wp14">
+<w:endnotes xmlns:wpc="http://schemas.microsoft.com/office/word/2010/wordprocessingCanvas" xmlns:cx="http://schemas.microsoft.com/office/drawing/2014/chartex" xmlns:cx1="http://schemas.microsoft.com/office/drawing/2015/9/8/chartex" xmlns:cx2="http://schemas.microsoft.com/office/drawing/2015/10/21/chartex" xmlns:cx3="http://schemas.microsoft.com/office/drawing/2016/5/9/chartex" xmlns:cx4="http://schemas.microsoft.com/office/drawing/2016/5/10/chartex" xmlns:cx5="http://schemas.microsoft.com/office/drawing/2016/5/11/chartex" xmlns:cx6="http://schemas.microsoft.com/office/drawing/2016/5/12/chartex" xmlns:cx7="http://schemas.microsoft.com/office/drawing/2016/5/13/chartex" xmlns:cx8="http://schemas.microsoft.com/office/drawing/2016/5/14/chartex" xmlns:mc="http://schemas.openxmlformats.org/markup-compatibility/2006" xmlns:aink="http://schemas.microsoft.com/office/drawing/2016/ink" xmlns:am3d="http://schemas.microsoft.com/office/drawing/2017/model3d" xmlns:o="urn:schemas-microsoft-com:office:office" xmlns:oel="http://schemas.microsoft.com/office/2019/extlst" xmlns:r="http://schemas.openxmlformats.org/officeDocument/2006/relationships" xmlns:m="http://schemas.openxmlformats.org/officeDocument/2006/math" xmlns:v="urn:schemas-microsoft-com:vml" xmlns:wp14="http://schemas.microsoft.com/office/word/2010/wordprocessingDrawing" xmlns:wp="http://schemas.openxmlformats.org/drawingml/2006/wordprocessingDrawing" xmlns:w10="urn:schemas-microsoft-com:office:word" xmlns:w="http://schemas.openxmlformats.org/wordprocessingml/2006/main" xmlns:w14="http://schemas.microsoft.com/office/word/2010/wordml" xmlns:w15="http://schemas.microsoft.com/office/word/2012/wordml" xmlns:w16cex="http://schemas.microsoft.com/office/word/2018/wordml/cex" xmlns:w16cid="http://schemas.microsoft.com/office/word/2016/wordml/cid" xmlns:w16="http://schemas.microsoft.com/office/word/2018/wordml" xmlns:w16du="http://schemas.microsoft.com/office/word/2023/wordml/word16du" xmlns:w16sdtdh="http://schemas.microsoft.com/office/word/2020/wordml/sdtdatahash" xmlns:w16se="http://schemas.microsoft.com/office/word/2015/wordml/symex" xmlns:wpg="http://schemas.microsoft.com/office/word/2010/wordprocessingGroup" xmlns:wpi="http://schemas.microsoft.com/office/word/2010/wordprocessingInk" xmlns:wne="http://schemas.microsoft.com/office/word/2006/wordml" xmlns:wps="http://schemas.microsoft.com/office/word/2010/wordprocessingShape" mc:Ignorable="w14 w15 w16se w16cid w16 w16cex w16sdtdh wp14">
   <w:endnote w:type="separator" w:id="-1">
     <w:p>
       <w:pPr>
@@ -762,17 +4695,7 @@
 </file>
 
 <file path=word/footer1.xml><?xml version="1.0" encoding="utf-8"?>
-<w:ftr xmlns:wpc="http://schemas.microsoft.com/office/word/2010/wordprocessingCanvas" xmlns:cx="http://schemas.microsoft.com/office/drawing/2014/chartex" xmlns:cx1="http://schemas.microsoft.com/office/drawing/2015/9/8/chartex" xmlns:cx2="http://schemas.microsoft.com/office/drawing/2015/10/21/chartex" xmlns:cx3="http://schemas.microsoft.com/office/drawing/2016/5/9/chartex" xmlns:cx4="http://schemas.microsoft.com/office/drawing/2016/5/10/chartex" xmlns:cx5="http://schemas.microsoft.com/office/drawing/2016/5/11/chartex" xmlns:cx6="http://schemas.microsoft.com/office/drawing/2016/5/12/chartex" xmlns:cx7="http://schemas.microsoft.com/office/drawing/2016/5/13/chartex" xmlns:cx8="http://schemas.microsoft.com/office/drawing/2016/5/14/chartex" xmlns:mc="http://schemas.openxmlformats.org/markup-compatibility/2006" xmlns:aink="http://schemas.microsoft.com/office/drawing/2016/ink" xmlns:am3d="http://schemas.microsoft.com/office/drawing/2017/model3d" xmlns:o="urn:schemas-microsoft-com:office:office" xmlns:oel="http://schemas.microsoft.com/office/2019/extlst" xmlns:r="http://schemas.openxmlformats.org/officeDocument/2006/relationships" xmlns:m="http://schemas.openxmlformats.org/officeDocument/2006/math" xmlns:v="urn:schemas-microsoft-com:vml" xmlns:wp14="http://schemas.microsoft.com/office/word/2010/wordprocessingDrawing" xmlns:wp="http://schemas.openxmlformats.org/drawingml/2006/wordprocessingDrawing" xmlns:w10="urn:schemas-microsoft-com:office:word" xmlns:w="http://schemas.openxmlformats.org/wordprocessingml/2006/main" xmlns:w14="http://schemas.microsoft.com/office/word/2010/wordml" xmlns:w15="http://schemas.microsoft.com/office/word/2012/wordml" xmlns:w16cex="http://schemas.microsoft.com/office/word/2018/wordml/cex" xmlns:w16cid="http://schemas.microsoft.com/office/word/2016/wordml/cid" xmlns:w16="http://schemas.microsoft.com/office/word/2018/wordml" xmlns:w16du="http://schemas.microsoft.com/office/word/2023/wordml/word16du" xmlns:w16sdtdh="http://schemas.microsoft.com/office/word/2020/wordml/sdtdatahash" xmlns:w16sdtfl="http://schemas.microsoft.com/office/word/2024/wordml/sdtformatlock" xmlns:w16se="http://schemas.microsoft.com/office/word/2015/wordml/symex" xmlns:wpg="http://schemas.microsoft.com/office/word/2010/wordprocessingGroup" xmlns:wpi="http://schemas.microsoft.com/office/word/2010/wordprocessingInk" xmlns:wne="http://schemas.microsoft.com/office/word/2006/wordml" xmlns:wps="http://schemas.microsoft.com/office/word/2010/wordprocessingShape" mc:Ignorable="w14 w15 w16se w16cid w16 w16cex w16sdtdh w16sdtfl w16du wp14">
-  <w:p>
-    <w:pPr>
-      <w:pStyle w:val="Footer"/>
-    </w:pPr>
-  </w:p>
-</w:ftr>
-</file>
-
-<file path=word/footer2.xml><?xml version="1.0" encoding="utf-8"?>
-<w:ftr xmlns:wpc="http://schemas.microsoft.com/office/word/2010/wordprocessingCanvas" xmlns:cx="http://schemas.microsoft.com/office/drawing/2014/chartex" xmlns:cx1="http://schemas.microsoft.com/office/drawing/2015/9/8/chartex" xmlns:cx2="http://schemas.microsoft.com/office/drawing/2015/10/21/chartex" xmlns:cx3="http://schemas.microsoft.com/office/drawing/2016/5/9/chartex" xmlns:cx4="http://schemas.microsoft.com/office/drawing/2016/5/10/chartex" xmlns:cx5="http://schemas.microsoft.com/office/drawing/2016/5/11/chartex" xmlns:cx6="http://schemas.microsoft.com/office/drawing/2016/5/12/chartex" xmlns:cx7="http://schemas.microsoft.com/office/drawing/2016/5/13/chartex" xmlns:cx8="http://schemas.microsoft.com/office/drawing/2016/5/14/chartex" xmlns:mc="http://schemas.openxmlformats.org/markup-compatibility/2006" xmlns:aink="http://schemas.microsoft.com/office/drawing/2016/ink" xmlns:am3d="http://schemas.microsoft.com/office/drawing/2017/model3d" xmlns:o="urn:schemas-microsoft-com:office:office" xmlns:oel="http://schemas.microsoft.com/office/2019/extlst" xmlns:r="http://schemas.openxmlformats.org/officeDocument/2006/relationships" xmlns:m="http://schemas.openxmlformats.org/officeDocument/2006/math" xmlns:v="urn:schemas-microsoft-com:vml" xmlns:wp14="http://schemas.microsoft.com/office/word/2010/wordprocessingDrawing" xmlns:wp="http://schemas.openxmlformats.org/drawingml/2006/wordprocessingDrawing" xmlns:w10="urn:schemas-microsoft-com:office:word" xmlns:w="http://schemas.openxmlformats.org/wordprocessingml/2006/main" xmlns:w14="http://schemas.microsoft.com/office/word/2010/wordml" xmlns:w15="http://schemas.microsoft.com/office/word/2012/wordml" xmlns:w16cex="http://schemas.microsoft.com/office/word/2018/wordml/cex" xmlns:w16cid="http://schemas.microsoft.com/office/word/2016/wordml/cid" xmlns:w16="http://schemas.microsoft.com/office/word/2018/wordml" xmlns:w16du="http://schemas.microsoft.com/office/word/2023/wordml/word16du" xmlns:w16sdtdh="http://schemas.microsoft.com/office/word/2020/wordml/sdtdatahash" xmlns:w16sdtfl="http://schemas.microsoft.com/office/word/2024/wordml/sdtformatlock" xmlns:w16se="http://schemas.microsoft.com/office/word/2015/wordml/symex" xmlns:wpg="http://schemas.microsoft.com/office/word/2010/wordprocessingGroup" xmlns:wpi="http://schemas.microsoft.com/office/word/2010/wordprocessingInk" xmlns:wne="http://schemas.microsoft.com/office/word/2006/wordml" xmlns:wps="http://schemas.microsoft.com/office/word/2010/wordprocessingShape" mc:Ignorable="w14 w15 w16se w16cid w16 w16cex w16sdtdh w16sdtfl w16du wp14">
+<w:ftr xmlns:wpc="http://schemas.microsoft.com/office/word/2010/wordprocessingCanvas" xmlns:cx="http://schemas.microsoft.com/office/drawing/2014/chartex" xmlns:cx1="http://schemas.microsoft.com/office/drawing/2015/9/8/chartex" xmlns:cx2="http://schemas.microsoft.com/office/drawing/2015/10/21/chartex" xmlns:cx3="http://schemas.microsoft.com/office/drawing/2016/5/9/chartex" xmlns:cx4="http://schemas.microsoft.com/office/drawing/2016/5/10/chartex" xmlns:cx5="http://schemas.microsoft.com/office/drawing/2016/5/11/chartex" xmlns:cx6="http://schemas.microsoft.com/office/drawing/2016/5/12/chartex" xmlns:cx7="http://schemas.microsoft.com/office/drawing/2016/5/13/chartex" xmlns:cx8="http://schemas.microsoft.com/office/drawing/2016/5/14/chartex" xmlns:mc="http://schemas.openxmlformats.org/markup-compatibility/2006" xmlns:aink="http://schemas.microsoft.com/office/drawing/2016/ink" xmlns:am3d="http://schemas.microsoft.com/office/drawing/2017/model3d" xmlns:o="urn:schemas-microsoft-com:office:office" xmlns:oel="http://schemas.microsoft.com/office/2019/extlst" xmlns:r="http://schemas.openxmlformats.org/officeDocument/2006/relationships" xmlns:m="http://schemas.openxmlformats.org/officeDocument/2006/math" xmlns:v="urn:schemas-microsoft-com:vml" xmlns:wp14="http://schemas.microsoft.com/office/word/2010/wordprocessingDrawing" xmlns:wp="http://schemas.openxmlformats.org/drawingml/2006/wordprocessingDrawing" xmlns:w10="urn:schemas-microsoft-com:office:word" xmlns:w="http://schemas.openxmlformats.org/wordprocessingml/2006/main" xmlns:w14="http://schemas.microsoft.com/office/word/2010/wordml" xmlns:w15="http://schemas.microsoft.com/office/word/2012/wordml" xmlns:w16cex="http://schemas.microsoft.com/office/word/2018/wordml/cex" xmlns:w16cid="http://schemas.microsoft.com/office/word/2016/wordml/cid" xmlns:w16="http://schemas.microsoft.com/office/word/2018/wordml" xmlns:w16du="http://schemas.microsoft.com/office/word/2023/wordml/word16du" xmlns:w16sdtdh="http://schemas.microsoft.com/office/word/2020/wordml/sdtdatahash" xmlns:w16se="http://schemas.microsoft.com/office/word/2015/wordml/symex" xmlns:wpg="http://schemas.microsoft.com/office/word/2010/wordprocessingGroup" xmlns:wpi="http://schemas.microsoft.com/office/word/2010/wordprocessingInk" xmlns:wne="http://schemas.microsoft.com/office/word/2006/wordml" xmlns:wps="http://schemas.microsoft.com/office/word/2010/wordprocessingShape" mc:Ignorable="w14 w15 w16se w16cid w16 w16cex w16sdtdh wp14">
   <w:p>
     <w:pPr>
       <w:pStyle w:val="Footer"/>
@@ -786,7 +4709,7 @@
         <w:noProof/>
       </w:rPr>
       <w:drawing>
-        <wp:anchor distT="0" distB="0" distL="114300" distR="0" simplePos="0" relativeHeight="7" behindDoc="1" locked="0" layoutInCell="1" allowOverlap="1" wp14:anchorId="310C79D5" wp14:editId="46AAB0A1">
+        <wp:anchor distT="0" distB="0" distL="114300" distR="114300" simplePos="0" relativeHeight="251658240" behindDoc="0" locked="0" layoutInCell="1" allowOverlap="1" wp14:anchorId="3AB0E619" wp14:editId="2D5C397B">
           <wp:simplePos x="0" y="0"/>
           <wp:positionH relativeFrom="margin">
             <wp:align>right</wp:align>
@@ -794,10 +4717,10 @@
           <wp:positionV relativeFrom="paragraph">
             <wp:posOffset>88265</wp:posOffset>
           </wp:positionV>
-          <wp:extent cx="763270" cy="330200"/>
+          <wp:extent cx="763047" cy="330379"/>
           <wp:effectExtent l="0" t="0" r="0" b="0"/>
           <wp:wrapSquare wrapText="bothSides"/>
-          <wp:docPr id="2" name="Picture 1" descr="A blue and black logo&#10;&#10;Description automatically generated"/>
+          <wp:docPr id="509130564" name="Picture 1" descr="A blue and black logo&#10;&#10;Description automatically generated"/>
           <wp:cNvGraphicFramePr>
             <a:graphicFrameLocks xmlns:a="http://schemas.openxmlformats.org/drawingml/2006/main" noChangeAspect="1"/>
           </wp:cNvGraphicFramePr>
@@ -805,21 +4728,25 @@
             <a:graphicData uri="http://schemas.openxmlformats.org/drawingml/2006/picture">
               <pic:pic xmlns:pic="http://schemas.openxmlformats.org/drawingml/2006/picture">
                 <pic:nvPicPr>
-                  <pic:cNvPr id="2" name="Picture 1" descr="A blue and black logo&#10;&#10;Description automatically generated"/>
-                  <pic:cNvPicPr>
-                    <a:picLocks noChangeAspect="1" noChangeArrowheads="1"/>
-                  </pic:cNvPicPr>
+                  <pic:cNvPr id="509130564" name="Picture 1" descr="A blue and black logo&#10;&#10;Description automatically generated"/>
+                  <pic:cNvPicPr/>
                 </pic:nvPicPr>
                 <pic:blipFill>
-                  <a:blip r:embed="rId1"/>
+                  <a:blip r:embed="rId1">
+                    <a:extLst>
+                      <a:ext uri="{28A0092B-C50C-407E-A947-70E740481C1C}">
+                        <a14:useLocalDpi xmlns:a14="http://schemas.microsoft.com/office/drawing/2010/main" val="0"/>
+                      </a:ext>
+                    </a:extLst>
+                  </a:blip>
                   <a:stretch>
                     <a:fillRect/>
                   </a:stretch>
                 </pic:blipFill>
-                <pic:spPr bwMode="auto">
+                <pic:spPr>
                   <a:xfrm>
                     <a:off x="0" y="0"/>
-                    <a:ext cx="763270" cy="330200"/>
+                    <a:ext cx="763047" cy="330379"/>
                   </a:xfrm>
                   <a:prstGeom prst="rect">
                     <a:avLst/>
@@ -835,18 +4762,8 @@
 </w:ftr>
 </file>
 
-<file path=word/footer3.xml><?xml version="1.0" encoding="utf-8"?>
-<w:ftr xmlns:wpc="http://schemas.microsoft.com/office/word/2010/wordprocessingCanvas" xmlns:cx="http://schemas.microsoft.com/office/drawing/2014/chartex" xmlns:cx1="http://schemas.microsoft.com/office/drawing/2015/9/8/chartex" xmlns:cx2="http://schemas.microsoft.com/office/drawing/2015/10/21/chartex" xmlns:cx3="http://schemas.microsoft.com/office/drawing/2016/5/9/chartex" xmlns:cx4="http://schemas.microsoft.com/office/drawing/2016/5/10/chartex" xmlns:cx5="http://schemas.microsoft.com/office/drawing/2016/5/11/chartex" xmlns:cx6="http://schemas.microsoft.com/office/drawing/2016/5/12/chartex" xmlns:cx7="http://schemas.microsoft.com/office/drawing/2016/5/13/chartex" xmlns:cx8="http://schemas.microsoft.com/office/drawing/2016/5/14/chartex" xmlns:mc="http://schemas.openxmlformats.org/markup-compatibility/2006" xmlns:aink="http://schemas.microsoft.com/office/drawing/2016/ink" xmlns:am3d="http://schemas.microsoft.com/office/drawing/2017/model3d" xmlns:o="urn:schemas-microsoft-com:office:office" xmlns:oel="http://schemas.microsoft.com/office/2019/extlst" xmlns:r="http://schemas.openxmlformats.org/officeDocument/2006/relationships" xmlns:m="http://schemas.openxmlformats.org/officeDocument/2006/math" xmlns:v="urn:schemas-microsoft-com:vml" xmlns:wp14="http://schemas.microsoft.com/office/word/2010/wordprocessingDrawing" xmlns:wp="http://schemas.openxmlformats.org/drawingml/2006/wordprocessingDrawing" xmlns:w10="urn:schemas-microsoft-com:office:word" xmlns:w="http://schemas.openxmlformats.org/wordprocessingml/2006/main" xmlns:w14="http://schemas.microsoft.com/office/word/2010/wordml" xmlns:w15="http://schemas.microsoft.com/office/word/2012/wordml" xmlns:w16cex="http://schemas.microsoft.com/office/word/2018/wordml/cex" xmlns:w16cid="http://schemas.microsoft.com/office/word/2016/wordml/cid" xmlns:w16="http://schemas.microsoft.com/office/word/2018/wordml" xmlns:w16du="http://schemas.microsoft.com/office/word/2023/wordml/word16du" xmlns:w16sdtdh="http://schemas.microsoft.com/office/word/2020/wordml/sdtdatahash" xmlns:w16sdtfl="http://schemas.microsoft.com/office/word/2024/wordml/sdtformatlock" xmlns:w16se="http://schemas.microsoft.com/office/word/2015/wordml/symex" xmlns:wpg="http://schemas.microsoft.com/office/word/2010/wordprocessingGroup" xmlns:wpi="http://schemas.microsoft.com/office/word/2010/wordprocessingInk" xmlns:wne="http://schemas.microsoft.com/office/word/2006/wordml" xmlns:wps="http://schemas.microsoft.com/office/word/2010/wordprocessingShape" mc:Ignorable="w14 w15 w16se w16cid w16 w16cex w16sdtdh w16sdtfl w16du wp14">
-  <w:p>
-    <w:pPr>
-      <w:pStyle w:val="Footer"/>
-    </w:pPr>
-  </w:p>
-</w:ftr>
-</file>
-
 <file path=word/footnotes.xml><?xml version="1.0" encoding="utf-8"?>
-<w:footnotes xmlns:wpc="http://schemas.microsoft.com/office/word/2010/wordprocessingCanvas" xmlns:cx="http://schemas.microsoft.com/office/drawing/2014/chartex" xmlns:cx1="http://schemas.microsoft.com/office/drawing/2015/9/8/chartex" xmlns:cx2="http://schemas.microsoft.com/office/drawing/2015/10/21/chartex" xmlns:cx3="http://schemas.microsoft.com/office/drawing/2016/5/9/chartex" xmlns:cx4="http://schemas.microsoft.com/office/drawing/2016/5/10/chartex" xmlns:cx5="http://schemas.microsoft.com/office/drawing/2016/5/11/chartex" xmlns:cx6="http://schemas.microsoft.com/office/drawing/2016/5/12/chartex" xmlns:cx7="http://schemas.microsoft.com/office/drawing/2016/5/13/chartex" xmlns:cx8="http://schemas.microsoft.com/office/drawing/2016/5/14/chartex" xmlns:mc="http://schemas.openxmlformats.org/markup-compatibility/2006" xmlns:aink="http://schemas.microsoft.com/office/drawing/2016/ink" xmlns:am3d="http://schemas.microsoft.com/office/drawing/2017/model3d" xmlns:o="urn:schemas-microsoft-com:office:office" xmlns:oel="http://schemas.microsoft.com/office/2019/extlst" xmlns:r="http://schemas.openxmlformats.org/officeDocument/2006/relationships" xmlns:m="http://schemas.openxmlformats.org/officeDocument/2006/math" xmlns:v="urn:schemas-microsoft-com:vml" xmlns:wp14="http://schemas.microsoft.com/office/word/2010/wordprocessingDrawing" xmlns:wp="http://schemas.openxmlformats.org/drawingml/2006/wordprocessingDrawing" xmlns:w10="urn:schemas-microsoft-com:office:word" xmlns:w="http://schemas.openxmlformats.org/wordprocessingml/2006/main" xmlns:w14="http://schemas.microsoft.com/office/word/2010/wordml" xmlns:w15="http://schemas.microsoft.com/office/word/2012/wordml" xmlns:w16cex="http://schemas.microsoft.com/office/word/2018/wordml/cex" xmlns:w16cid="http://schemas.microsoft.com/office/word/2016/wordml/cid" xmlns:w16="http://schemas.microsoft.com/office/word/2018/wordml" xmlns:w16du="http://schemas.microsoft.com/office/word/2023/wordml/word16du" xmlns:w16sdtdh="http://schemas.microsoft.com/office/word/2020/wordml/sdtdatahash" xmlns:w16sdtfl="http://schemas.microsoft.com/office/word/2024/wordml/sdtformatlock" xmlns:w16se="http://schemas.microsoft.com/office/word/2015/wordml/symex" xmlns:wpg="http://schemas.microsoft.com/office/word/2010/wordprocessingGroup" xmlns:wpi="http://schemas.microsoft.com/office/word/2010/wordprocessingInk" xmlns:wne="http://schemas.microsoft.com/office/word/2006/wordml" xmlns:wps="http://schemas.microsoft.com/office/word/2010/wordprocessingShape" mc:Ignorable="w14 w15 w16se w16cid w16 w16cex w16sdtdh w16sdtfl w16du wp14">
+<w:footnotes xmlns:wpc="http://schemas.microsoft.com/office/word/2010/wordprocessingCanvas" xmlns:cx="http://schemas.microsoft.com/office/drawing/2014/chartex" xmlns:cx1="http://schemas.microsoft.com/office/drawing/2015/9/8/chartex" xmlns:cx2="http://schemas.microsoft.com/office/drawing/2015/10/21/chartex" xmlns:cx3="http://schemas.microsoft.com/office/drawing/2016/5/9/chartex" xmlns:cx4="http://schemas.microsoft.com/office/drawing/2016/5/10/chartex" xmlns:cx5="http://schemas.microsoft.com/office/drawing/2016/5/11/chartex" xmlns:cx6="http://schemas.microsoft.com/office/drawing/2016/5/12/chartex" xmlns:cx7="http://schemas.microsoft.com/office/drawing/2016/5/13/chartex" xmlns:cx8="http://schemas.microsoft.com/office/drawing/2016/5/14/chartex" xmlns:mc="http://schemas.openxmlformats.org/markup-compatibility/2006" xmlns:aink="http://schemas.microsoft.com/office/drawing/2016/ink" xmlns:am3d="http://schemas.microsoft.com/office/drawing/2017/model3d" xmlns:o="urn:schemas-microsoft-com:office:office" xmlns:oel="http://schemas.microsoft.com/office/2019/extlst" xmlns:r="http://schemas.openxmlformats.org/officeDocument/2006/relationships" xmlns:m="http://schemas.openxmlformats.org/officeDocument/2006/math" xmlns:v="urn:schemas-microsoft-com:vml" xmlns:wp14="http://schemas.microsoft.com/office/word/2010/wordprocessingDrawing" xmlns:wp="http://schemas.openxmlformats.org/drawingml/2006/wordprocessingDrawing" xmlns:w10="urn:schemas-microsoft-com:office:word" xmlns:w="http://schemas.openxmlformats.org/wordprocessingml/2006/main" xmlns:w14="http://schemas.microsoft.com/office/word/2010/wordml" xmlns:w15="http://schemas.microsoft.com/office/word/2012/wordml" xmlns:w16cex="http://schemas.microsoft.com/office/word/2018/wordml/cex" xmlns:w16cid="http://schemas.microsoft.com/office/word/2016/wordml/cid" xmlns:w16="http://schemas.microsoft.com/office/word/2018/wordml" xmlns:w16du="http://schemas.microsoft.com/office/word/2023/wordml/word16du" xmlns:w16sdtdh="http://schemas.microsoft.com/office/word/2020/wordml/sdtdatahash" xmlns:w16se="http://schemas.microsoft.com/office/word/2015/wordml/symex" xmlns:wpg="http://schemas.microsoft.com/office/word/2010/wordprocessingGroup" xmlns:wpi="http://schemas.microsoft.com/office/word/2010/wordprocessingInk" xmlns:wne="http://schemas.microsoft.com/office/word/2006/wordml" xmlns:wps="http://schemas.microsoft.com/office/word/2010/wordprocessingShape" mc:Ignorable="w14 w15 w16se w16cid w16 w16cex w16sdtdh wp14">
   <w:footnote w:type="separator" w:id="-1">
     <w:p>
       <w:pPr>
@@ -871,17 +4788,7 @@
 </file>
 
 <file path=word/header1.xml><?xml version="1.0" encoding="utf-8"?>
-<w:hdr xmlns:wpc="http://schemas.microsoft.com/office/word/2010/wordprocessingCanvas" xmlns:cx="http://schemas.microsoft.com/office/drawing/2014/chartex" xmlns:cx1="http://schemas.microsoft.com/office/drawing/2015/9/8/chartex" xmlns:cx2="http://schemas.microsoft.com/office/drawing/2015/10/21/chartex" xmlns:cx3="http://schemas.microsoft.com/office/drawing/2016/5/9/chartex" xmlns:cx4="http://schemas.microsoft.com/office/drawing/2016/5/10/chartex" xmlns:cx5="http://schemas.microsoft.com/office/drawing/2016/5/11/chartex" xmlns:cx6="http://schemas.microsoft.com/office/drawing/2016/5/12/chartex" xmlns:cx7="http://schemas.microsoft.com/office/drawing/2016/5/13/chartex" xmlns:cx8="http://schemas.microsoft.com/office/drawing/2016/5/14/chartex" xmlns:mc="http://schemas.openxmlformats.org/markup-compatibility/2006" xmlns:aink="http://schemas.microsoft.com/office/drawing/2016/ink" xmlns:am3d="http://schemas.microsoft.com/office/drawing/2017/model3d" xmlns:o="urn:schemas-microsoft-com:office:office" xmlns:oel="http://schemas.microsoft.com/office/2019/extlst" xmlns:r="http://schemas.openxmlformats.org/officeDocument/2006/relationships" xmlns:m="http://schemas.openxmlformats.org/officeDocument/2006/math" xmlns:v="urn:schemas-microsoft-com:vml" xmlns:wp14="http://schemas.microsoft.com/office/word/2010/wordprocessingDrawing" xmlns:wp="http://schemas.openxmlformats.org/drawingml/2006/wordprocessingDrawing" xmlns:w10="urn:schemas-microsoft-com:office:word" xmlns:w="http://schemas.openxmlformats.org/wordprocessingml/2006/main" xmlns:w14="http://schemas.microsoft.com/office/word/2010/wordml" xmlns:w15="http://schemas.microsoft.com/office/word/2012/wordml" xmlns:w16cex="http://schemas.microsoft.com/office/word/2018/wordml/cex" xmlns:w16cid="http://schemas.microsoft.com/office/word/2016/wordml/cid" xmlns:w16="http://schemas.microsoft.com/office/word/2018/wordml" xmlns:w16du="http://schemas.microsoft.com/office/word/2023/wordml/word16du" xmlns:w16sdtdh="http://schemas.microsoft.com/office/word/2020/wordml/sdtdatahash" xmlns:w16sdtfl="http://schemas.microsoft.com/office/word/2024/wordml/sdtformatlock" xmlns:w16se="http://schemas.microsoft.com/office/word/2015/wordml/symex" xmlns:wpg="http://schemas.microsoft.com/office/word/2010/wordprocessingGroup" xmlns:wpi="http://schemas.microsoft.com/office/word/2010/wordprocessingInk" xmlns:wne="http://schemas.microsoft.com/office/word/2006/wordml" xmlns:wps="http://schemas.microsoft.com/office/word/2010/wordprocessingShape" mc:Ignorable="w14 w15 w16se w16cid w16 w16cex w16sdtdh w16sdtfl w16du wp14">
-  <w:p>
-    <w:pPr>
-      <w:pStyle w:val="Header"/>
-    </w:pPr>
-  </w:p>
-</w:hdr>
-</file>
-
-<file path=word/header2.xml><?xml version="1.0" encoding="utf-8"?>
-<w:hdr xmlns:wpc="http://schemas.microsoft.com/office/word/2010/wordprocessingCanvas" xmlns:cx="http://schemas.microsoft.com/office/drawing/2014/chartex" xmlns:cx1="http://schemas.microsoft.com/office/drawing/2015/9/8/chartex" xmlns:cx2="http://schemas.microsoft.com/office/drawing/2015/10/21/chartex" xmlns:cx3="http://schemas.microsoft.com/office/drawing/2016/5/9/chartex" xmlns:cx4="http://schemas.microsoft.com/office/drawing/2016/5/10/chartex" xmlns:cx5="http://schemas.microsoft.com/office/drawing/2016/5/11/chartex" xmlns:cx6="http://schemas.microsoft.com/office/drawing/2016/5/12/chartex" xmlns:cx7="http://schemas.microsoft.com/office/drawing/2016/5/13/chartex" xmlns:cx8="http://schemas.microsoft.com/office/drawing/2016/5/14/chartex" xmlns:mc="http://schemas.openxmlformats.org/markup-compatibility/2006" xmlns:aink="http://schemas.microsoft.com/office/drawing/2016/ink" xmlns:am3d="http://schemas.microsoft.com/office/drawing/2017/model3d" xmlns:o="urn:schemas-microsoft-com:office:office" xmlns:oel="http://schemas.microsoft.com/office/2019/extlst" xmlns:r="http://schemas.openxmlformats.org/officeDocument/2006/relationships" xmlns:m="http://schemas.openxmlformats.org/officeDocument/2006/math" xmlns:v="urn:schemas-microsoft-com:vml" xmlns:wp14="http://schemas.microsoft.com/office/word/2010/wordprocessingDrawing" xmlns:wp="http://schemas.openxmlformats.org/drawingml/2006/wordprocessingDrawing" xmlns:w10="urn:schemas-microsoft-com:office:word" xmlns:w="http://schemas.openxmlformats.org/wordprocessingml/2006/main" xmlns:w14="http://schemas.microsoft.com/office/word/2010/wordml" xmlns:w15="http://schemas.microsoft.com/office/word/2012/wordml" xmlns:w16cex="http://schemas.microsoft.com/office/word/2018/wordml/cex" xmlns:w16cid="http://schemas.microsoft.com/office/word/2016/wordml/cid" xmlns:w16="http://schemas.microsoft.com/office/word/2018/wordml" xmlns:w16du="http://schemas.microsoft.com/office/word/2023/wordml/word16du" xmlns:w16sdtdh="http://schemas.microsoft.com/office/word/2020/wordml/sdtdatahash" xmlns:w16sdtfl="http://schemas.microsoft.com/office/word/2024/wordml/sdtformatlock" xmlns:w16se="http://schemas.microsoft.com/office/word/2015/wordml/symex" xmlns:wpg="http://schemas.microsoft.com/office/word/2010/wordprocessingGroup" xmlns:wpi="http://schemas.microsoft.com/office/word/2010/wordprocessingInk" xmlns:wne="http://schemas.microsoft.com/office/word/2006/wordml" xmlns:wps="http://schemas.microsoft.com/office/word/2010/wordprocessingShape" mc:Ignorable="w14 w15 w16se w16cid w16 w16cex w16sdtdh w16sdtfl w16du wp14">
+<w:hdr xmlns:wpc="http://schemas.microsoft.com/office/word/2010/wordprocessingCanvas" xmlns:cx="http://schemas.microsoft.com/office/drawing/2014/chartex" xmlns:cx1="http://schemas.microsoft.com/office/drawing/2015/9/8/chartex" xmlns:cx2="http://schemas.microsoft.com/office/drawing/2015/10/21/chartex" xmlns:cx3="http://schemas.microsoft.com/office/drawing/2016/5/9/chartex" xmlns:cx4="http://schemas.microsoft.com/office/drawing/2016/5/10/chartex" xmlns:cx5="http://schemas.microsoft.com/office/drawing/2016/5/11/chartex" xmlns:cx6="http://schemas.microsoft.com/office/drawing/2016/5/12/chartex" xmlns:cx7="http://schemas.microsoft.com/office/drawing/2016/5/13/chartex" xmlns:cx8="http://schemas.microsoft.com/office/drawing/2016/5/14/chartex" xmlns:mc="http://schemas.openxmlformats.org/markup-compatibility/2006" xmlns:aink="http://schemas.microsoft.com/office/drawing/2016/ink" xmlns:am3d="http://schemas.microsoft.com/office/drawing/2017/model3d" xmlns:o="urn:schemas-microsoft-com:office:office" xmlns:oel="http://schemas.microsoft.com/office/2019/extlst" xmlns:r="http://schemas.openxmlformats.org/officeDocument/2006/relationships" xmlns:m="http://schemas.openxmlformats.org/officeDocument/2006/math" xmlns:v="urn:schemas-microsoft-com:vml" xmlns:wp14="http://schemas.microsoft.com/office/word/2010/wordprocessingDrawing" xmlns:wp="http://schemas.openxmlformats.org/drawingml/2006/wordprocessingDrawing" xmlns:w10="urn:schemas-microsoft-com:office:word" xmlns:w="http://schemas.openxmlformats.org/wordprocessingml/2006/main" xmlns:w14="http://schemas.microsoft.com/office/word/2010/wordml" xmlns:w15="http://schemas.microsoft.com/office/word/2012/wordml" xmlns:w16cex="http://schemas.microsoft.com/office/word/2018/wordml/cex" xmlns:w16cid="http://schemas.microsoft.com/office/word/2016/wordml/cid" xmlns:w16="http://schemas.microsoft.com/office/word/2018/wordml" xmlns:w16du="http://schemas.microsoft.com/office/word/2023/wordml/word16du" xmlns:w16sdtdh="http://schemas.microsoft.com/office/word/2020/wordml/sdtdatahash" xmlns:w16se="http://schemas.microsoft.com/office/word/2015/wordml/symex" xmlns:wpg="http://schemas.microsoft.com/office/word/2010/wordprocessingGroup" xmlns:wpi="http://schemas.microsoft.com/office/word/2010/wordprocessingInk" xmlns:wne="http://schemas.microsoft.com/office/word/2006/wordml" xmlns:wps="http://schemas.microsoft.com/office/word/2010/wordprocessingShape" mc:Ignorable="w14 w15 w16se w16cid w16 w16cex w16sdtdh wp14">
   <w:p>
     <w:pPr>
       <w:pStyle w:val="NoSpacing"/>
@@ -894,16 +4801,25 @@
   </w:p>
   <w:tbl>
     <w:tblPr>
-      <w:tblW w:w="9499" w:type="dxa"/>
+      <w:tblW w:w="10597" w:type="dxa"/>
+      <w:tblBorders>
+        <w:top w:val="single" w:sz="4" w:space="0" w:color="000000"/>
+        <w:left w:val="single" w:sz="4" w:space="0" w:color="000000"/>
+        <w:bottom w:val="single" w:sz="6" w:space="0" w:color="000000"/>
+        <w:right w:val="single" w:sz="6" w:space="0" w:color="000000"/>
+        <w:insideH w:val="single" w:sz="6" w:space="0" w:color="000000"/>
+        <w:insideV w:val="single" w:sz="6" w:space="0" w:color="000000"/>
+      </w:tblBorders>
+      <w:tblLayout w:type="fixed"/>
       <w:tblLook w:val="0000" w:firstRow="0" w:lastRow="0" w:firstColumn="0" w:lastColumn="0" w:noHBand="0" w:noVBand="0"/>
     </w:tblPr>
     <w:tblGrid>
       <w:gridCol w:w="1754"/>
-      <w:gridCol w:w="1077"/>
+      <w:gridCol w:w="1076"/>
       <w:gridCol w:w="463"/>
-      <w:gridCol w:w="707"/>
-      <w:gridCol w:w="1098"/>
-      <w:gridCol w:w="1736"/>
+      <w:gridCol w:w="635"/>
+      <w:gridCol w:w="1170"/>
+      <w:gridCol w:w="2835"/>
       <w:gridCol w:w="2664"/>
     </w:tblGrid>
     <w:tr>
@@ -929,13 +4845,16 @@
             </w:rPr>
           </w:pPr>
           <w:r>
+            <w:rPr>
+              <w:rFonts w:ascii="Aptos" w:hAnsi="Aptos"/>
+            </w:rPr>
             <w:t>Course Code</w:t>
           </w:r>
         </w:p>
       </w:tc>
       <w:tc>
         <w:tcPr>
-          <w:tcW w:w="1540" w:type="dxa"/>
+          <w:tcW w:w="1539" w:type="dxa"/>
           <w:gridSpan w:val="2"/>
           <w:tcBorders>
             <w:top w:val="single" w:sz="4" w:space="0" w:color="000000"/>
@@ -983,13 +4902,16 @@
             </w:rPr>
           </w:pPr>
           <w:r>
+            <w:rPr>
+              <w:rFonts w:ascii="Aptos" w:hAnsi="Aptos"/>
+            </w:rPr>
             <w:t>Course Name</w:t>
           </w:r>
         </w:p>
       </w:tc>
       <w:tc>
         <w:tcPr>
-          <w:tcW w:w="4400" w:type="dxa"/>
+          <w:tcW w:w="5499" w:type="dxa"/>
           <w:gridSpan w:val="2"/>
           <w:tcBorders>
             <w:top w:val="single" w:sz="4" w:space="0" w:color="000000"/>
@@ -1041,13 +4963,16 @@
             </w:rPr>
           </w:pPr>
           <w:r>
+            <w:rPr>
+              <w:rFonts w:ascii="Aptos" w:hAnsi="Aptos"/>
+            </w:rPr>
             <w:t>Regulation</w:t>
           </w:r>
         </w:p>
       </w:tc>
       <w:tc>
         <w:tcPr>
-          <w:tcW w:w="1077" w:type="dxa"/>
+          <w:tcW w:w="1076" w:type="dxa"/>
           <w:tcBorders>
             <w:top w:val="single" w:sz="6" w:space="0" w:color="000000"/>
             <w:left w:val="single" w:sz="6" w:space="0" w:color="000000"/>
@@ -1068,18 +4993,57 @@
           </w:pPr>
           <w:r>
             <w:rPr>
+              <w:rFonts w:ascii="Aptos" w:hAnsi="Aptos"/>
               <w:b/>
               <w:bCs/>
               <w:color w:val="000000"/>
             </w:rPr>
-            <w:t>2021</w:t>
+            <w:t>202</w:t>
+          </w:r>
+          <w:r>
+            <w:rPr>
+              <w:rFonts w:ascii="Aptos" w:hAnsi="Aptos"/>
+              <w:b/>
+              <w:bCs/>
+              <w:color w:val="000000"/>
+            </w:rPr>
+            <w:t>1</w:t>
+          </w:r>
+        </w:p>
+      </w:tc>
+      <w:tc>
+        <w:tcPr>
+          <w:tcW w:w="1098" w:type="dxa"/>
+          <w:gridSpan w:val="2"/>
+          <w:tcBorders>
+            <w:top w:val="single" w:sz="6" w:space="0" w:color="000000"/>
+            <w:left w:val="single" w:sz="6" w:space="0" w:color="000000"/>
+            <w:bottom w:val="single" w:sz="6" w:space="0" w:color="000000"/>
+            <w:right w:val="single" w:sz="6" w:space="0" w:color="000000"/>
+          </w:tcBorders>
+          <w:vAlign w:val="center"/>
+        </w:tcPr>
+        <w:p>
+          <w:pPr>
+            <w:pStyle w:val="NoSpacing"/>
+            <w:rPr>
+              <w:rFonts w:ascii="Aptos" w:hAnsi="Aptos"/>
+              <w:color w:val="000000"/>
+            </w:rPr>
+          </w:pPr>
+          <w:r>
+            <w:rPr>
+              <w:rFonts w:ascii="Aptos" w:hAnsi="Aptos"/>
+              <w:bCs/>
+              <w:color w:val="000000"/>
+            </w:rPr>
+            <w:t>Batch</w:t>
           </w:r>
         </w:p>
       </w:tc>
       <w:tc>
         <w:tcPr>
           <w:tcW w:w="1170" w:type="dxa"/>
-          <w:gridSpan w:val="2"/>
           <w:tcBorders>
             <w:top w:val="single" w:sz="6" w:space="0" w:color="000000"/>
             <w:left w:val="single" w:sz="6" w:space="0" w:color="000000"/>
@@ -1100,18 +5064,27 @@
           </w:pPr>
           <w:r>
             <w:rPr>
+              <w:rFonts w:ascii="Aptos" w:hAnsi="Aptos"/>
               <w:b/>
               <w:bCs/>
               <w:color w:val="000000"/>
             </w:rPr>
-            <w:t>2023-27</w:t>
+            <w:t>202</w:t>
+          </w:r>
+          <w:r>
+            <w:rPr>
+              <w:rFonts w:ascii="Aptos" w:hAnsi="Aptos"/>
+              <w:b/>
+              <w:bCs/>
+              <w:color w:val="000000"/>
+            </w:rPr>
+            <w:t>3-27</w:t>
           </w:r>
         </w:p>
       </w:tc>
       <w:tc>
         <w:tcPr>
-          <w:tcW w:w="2834" w:type="dxa"/>
-          <w:gridSpan w:val="2"/>
+          <w:tcW w:w="2835" w:type="dxa"/>
           <w:tcBorders>
             <w:top w:val="single" w:sz="6" w:space="0" w:color="000000"/>
             <w:left w:val="single" w:sz="6" w:space="0" w:color="000000"/>
@@ -1130,6 +5103,7 @@
           </w:pPr>
           <w:r>
             <w:rPr>
+              <w:rFonts w:ascii="Aptos" w:hAnsi="Aptos"/>
               <w:color w:val="000000"/>
             </w:rPr>
             <w:t>Academic Year</w:t>
@@ -1158,10 +5132,59 @@
           </w:pPr>
           <w:r>
             <w:rPr>
+              <w:rFonts w:ascii="Aptos" w:hAnsi="Aptos"/>
               <w:b/>
               <w:bCs/>
             </w:rPr>
-            <w:t>2026-27 (ODD)</w:t>
+            <w:t>202</w:t>
+          </w:r>
+          <w:r>
+            <w:rPr>
+              <w:rFonts w:ascii="Aptos" w:hAnsi="Aptos"/>
+              <w:b/>
+              <w:bCs/>
+            </w:rPr>
+            <w:t>6</w:t>
+          </w:r>
+          <w:r>
+            <w:rPr>
+              <w:rFonts w:ascii="Aptos" w:hAnsi="Aptos"/>
+              <w:b/>
+              <w:bCs/>
+            </w:rPr>
+            <w:t>-2</w:t>
+          </w:r>
+          <w:r>
+            <w:rPr>
+              <w:rFonts w:ascii="Aptos" w:hAnsi="Aptos"/>
+              <w:b/>
+              <w:bCs/>
+            </w:rPr>
+            <w:t>7</w:t>
+          </w:r>
+          <w:r>
+            <w:rPr>
+              <w:rFonts w:ascii="Aptos" w:hAnsi="Aptos"/>
+              <w:b/>
+              <w:bCs/>
+            </w:rPr>
+            <w:t xml:space="preserve"> (</w:t>
+          </w:r>
+          <w:r>
+            <w:rPr>
+              <w:rFonts w:ascii="Aptos" w:hAnsi="Aptos"/>
+              <w:b/>
+              <w:bCs/>
+            </w:rPr>
+            <w:t>ODD</w:t>
+          </w:r>
+          <w:r>
+            <w:rPr>
+              <w:rFonts w:ascii="Aptos" w:hAnsi="Aptos"/>
+              <w:b/>
+              <w:bCs/>
+            </w:rPr>
+            <w:t>)</w:t>
           </w:r>
         </w:p>
       </w:tc>
@@ -1180,738 +5203,209 @@
 </w:hdr>
 </file>
 
-<file path=word/header3.xml><?xml version="1.0" encoding="utf-8"?>
-<w:hdr xmlns:wpc="http://schemas.microsoft.com/office/word/2010/wordprocessingCanvas" xmlns:cx="http://schemas.microsoft.com/office/drawing/2014/chartex" xmlns:cx1="http://schemas.microsoft.com/office/drawing/2015/9/8/chartex" xmlns:cx2="http://schemas.microsoft.com/office/drawing/2015/10/21/chartex" xmlns:cx3="http://schemas.microsoft.com/office/drawing/2016/5/9/chartex" xmlns:cx4="http://schemas.microsoft.com/office/drawing/2016/5/10/chartex" xmlns:cx5="http://schemas.microsoft.com/office/drawing/2016/5/11/chartex" xmlns:cx6="http://schemas.microsoft.com/office/drawing/2016/5/12/chartex" xmlns:cx7="http://schemas.microsoft.com/office/drawing/2016/5/13/chartex" xmlns:cx8="http://schemas.microsoft.com/office/drawing/2016/5/14/chartex" xmlns:mc="http://schemas.openxmlformats.org/markup-compatibility/2006" xmlns:aink="http://schemas.microsoft.com/office/drawing/2016/ink" xmlns:am3d="http://schemas.microsoft.com/office/drawing/2017/model3d" xmlns:o="urn:schemas-microsoft-com:office:office" xmlns:oel="http://schemas.microsoft.com/office/2019/extlst" xmlns:r="http://schemas.openxmlformats.org/officeDocument/2006/relationships" xmlns:m="http://schemas.openxmlformats.org/officeDocument/2006/math" xmlns:v="urn:schemas-microsoft-com:vml" xmlns:wp14="http://schemas.microsoft.com/office/word/2010/wordprocessingDrawing" xmlns:wp="http://schemas.openxmlformats.org/drawingml/2006/wordprocessingDrawing" xmlns:w10="urn:schemas-microsoft-com:office:word" xmlns:w="http://schemas.openxmlformats.org/wordprocessingml/2006/main" xmlns:w14="http://schemas.microsoft.com/office/word/2010/wordml" xmlns:w15="http://schemas.microsoft.com/office/word/2012/wordml" xmlns:w16cex="http://schemas.microsoft.com/office/word/2018/wordml/cex" xmlns:w16cid="http://schemas.microsoft.com/office/word/2016/wordml/cid" xmlns:w16="http://schemas.microsoft.com/office/word/2018/wordml" xmlns:w16du="http://schemas.microsoft.com/office/word/2023/wordml/word16du" xmlns:w16sdtdh="http://schemas.microsoft.com/office/word/2020/wordml/sdtdatahash" xmlns:w16sdtfl="http://schemas.microsoft.com/office/word/2024/wordml/sdtformatlock" xmlns:w16se="http://schemas.microsoft.com/office/word/2015/wordml/symex" xmlns:wpg="http://schemas.microsoft.com/office/word/2010/wordprocessingGroup" xmlns:wpi="http://schemas.microsoft.com/office/word/2010/wordprocessingInk" xmlns:wne="http://schemas.microsoft.com/office/word/2006/wordml" xmlns:wps="http://schemas.microsoft.com/office/word/2010/wordprocessingShape" mc:Ignorable="w14 w15 w16se w16cid w16 w16cex w16sdtdh w16sdtfl w16du wp14">
-  <w:p>
-    <w:pPr>
-      <w:pStyle w:val="Header"/>
-    </w:pPr>
-  </w:p>
-</w:hdr>
-</file>
-
 <file path=word/numbering.xml><?xml version="1.0" encoding="utf-8"?>
-<w:numbering xmlns:wpc="http://schemas.microsoft.com/office/word/2010/wordprocessingCanvas" xmlns:cx="http://schemas.microsoft.com/office/drawing/2014/chartex" xmlns:cx1="http://schemas.microsoft.com/office/drawing/2015/9/8/chartex" xmlns:cx2="http://schemas.microsoft.com/office/drawing/2015/10/21/chartex" xmlns:cx3="http://schemas.microsoft.com/office/drawing/2016/5/9/chartex" xmlns:cx4="http://schemas.microsoft.com/office/drawing/2016/5/10/chartex" xmlns:cx5="http://schemas.microsoft.com/office/drawing/2016/5/11/chartex" xmlns:cx6="http://schemas.microsoft.com/office/drawing/2016/5/12/chartex" xmlns:cx7="http://schemas.microsoft.com/office/drawing/2016/5/13/chartex" xmlns:cx8="http://schemas.microsoft.com/office/drawing/2016/5/14/chartex" xmlns:mc="http://schemas.openxmlformats.org/markup-compatibility/2006" xmlns:aink="http://schemas.microsoft.com/office/drawing/2016/ink" xmlns:am3d="http://schemas.microsoft.com/office/drawing/2017/model3d" xmlns:o="urn:schemas-microsoft-com:office:office" xmlns:oel="http://schemas.microsoft.com/office/2019/extlst" xmlns:r="http://schemas.openxmlformats.org/officeDocument/2006/relationships" xmlns:m="http://schemas.openxmlformats.org/officeDocument/2006/math" xmlns:v="urn:schemas-microsoft-com:vml" xmlns:wp14="http://schemas.microsoft.com/office/word/2010/wordprocessingDrawing" xmlns:wp="http://schemas.openxmlformats.org/drawingml/2006/wordprocessingDrawing" xmlns:w10="urn:schemas-microsoft-com:office:word" xmlns:w="http://schemas.openxmlformats.org/wordprocessingml/2006/main" xmlns:w14="http://schemas.microsoft.com/office/word/2010/wordml" xmlns:w15="http://schemas.microsoft.com/office/word/2012/wordml" xmlns:w16cex="http://schemas.microsoft.com/office/word/2018/wordml/cex" xmlns:w16cid="http://schemas.microsoft.com/office/word/2016/wordml/cid" xmlns:w16="http://schemas.microsoft.com/office/word/2018/wordml" xmlns:w16du="http://schemas.microsoft.com/office/word/2023/wordml/word16du" xmlns:w16sdtdh="http://schemas.microsoft.com/office/word/2020/wordml/sdtdatahash" xmlns:w16sdtfl="http://schemas.microsoft.com/office/word/2024/wordml/sdtformatlock" xmlns:w16se="http://schemas.microsoft.com/office/word/2015/wordml/symex" xmlns:wpg="http://schemas.microsoft.com/office/word/2010/wordprocessingGroup" xmlns:wpi="http://schemas.microsoft.com/office/word/2010/wordprocessingInk" xmlns:wne="http://schemas.microsoft.com/office/word/2006/wordml" xmlns:wps="http://schemas.microsoft.com/office/word/2010/wordprocessingShape" mc:Ignorable="w14 w15 w16se w16cid w16 w16cex w16sdtdh w16sdtfl w16du wp14">
+<w:numbering xmlns:wpc="http://schemas.microsoft.com/office/word/2010/wordprocessingCanvas" xmlns:cx="http://schemas.microsoft.com/office/drawing/2014/chartex" xmlns:cx1="http://schemas.microsoft.com/office/drawing/2015/9/8/chartex" xmlns:cx2="http://schemas.microsoft.com/office/drawing/2015/10/21/chartex" xmlns:cx3="http://schemas.microsoft.com/office/drawing/2016/5/9/chartex" xmlns:cx4="http://schemas.microsoft.com/office/drawing/2016/5/10/chartex" xmlns:cx5="http://schemas.microsoft.com/office/drawing/2016/5/11/chartex" xmlns:cx6="http://schemas.microsoft.com/office/drawing/2016/5/12/chartex" xmlns:cx7="http://schemas.microsoft.com/office/drawing/2016/5/13/chartex" xmlns:cx8="http://schemas.microsoft.com/office/drawing/2016/5/14/chartex" xmlns:mc="http://schemas.openxmlformats.org/markup-compatibility/2006" xmlns:aink="http://schemas.microsoft.com/office/drawing/2016/ink" xmlns:am3d="http://schemas.microsoft.com/office/drawing/2017/model3d" xmlns:o="urn:schemas-microsoft-com:office:office" xmlns:oel="http://schemas.microsoft.com/office/2019/extlst" xmlns:r="http://schemas.openxmlformats.org/officeDocument/2006/relationships" xmlns:m="http://schemas.openxmlformats.org/officeDocument/2006/math" xmlns:v="urn:schemas-microsoft-com:vml" xmlns:wp14="http://schemas.microsoft.com/office/word/2010/wordprocessingDrawing" xmlns:wp="http://schemas.openxmlformats.org/drawingml/2006/wordprocessingDrawing" xmlns:w10="urn:schemas-microsoft-com:office:word" xmlns:w="http://schemas.openxmlformats.org/wordprocessingml/2006/main" xmlns:w14="http://schemas.microsoft.com/office/word/2010/wordml" xmlns:w15="http://schemas.microsoft.com/office/word/2012/wordml" xmlns:w16cex="http://schemas.microsoft.com/office/word/2018/wordml/cex" xmlns:w16cid="http://schemas.microsoft.com/office/word/2016/wordml/cid" xmlns:w16="http://schemas.microsoft.com/office/word/2018/wordml" xmlns:w16du="http://schemas.microsoft.com/office/word/2023/wordml/word16du" xmlns:w16sdtdh="http://schemas.microsoft.com/office/word/2020/wordml/sdtdatahash" xmlns:w16se="http://schemas.microsoft.com/office/word/2015/wordml/symex" xmlns:wpg="http://schemas.microsoft.com/office/word/2010/wordprocessingGroup" xmlns:wpi="http://schemas.microsoft.com/office/word/2010/wordprocessingInk" xmlns:wne="http://schemas.microsoft.com/office/word/2006/wordml" xmlns:wps="http://schemas.microsoft.com/office/word/2010/wordprocessingShape" mc:Ignorable="w14 w15 w16se w16cid w16 w16cex w16sdtdh wp14">
   <w:abstractNum w:abstractNumId="0" w15:restartNumberingAfterBreak="0">
-    <w:nsid w:val="242965F3"/>
-    <w:multiLevelType w:val="multilevel"/>
-    <w:tmpl w:val="AF06FC90"/>
+    <w:nsid w:val="16F30709"/>
+    <w:multiLevelType w:val="hybridMultilevel"/>
+    <w:tmpl w:val="FFFFFFFF"/>
+    <w:lvl w:ilvl="0" w:tplc="792636BE">
+      <w:start w:val="1"/>
+      <w:numFmt w:val="decimal"/>
+      <w:lvlText w:val="%1."/>
+      <w:lvlJc w:val="left"/>
+      <w:pPr>
+        <w:ind w:left="720" w:hanging="360"/>
+      </w:pPr>
+    </w:lvl>
+    <w:lvl w:ilvl="1" w:tplc="94503D74">
+      <w:start w:val="1"/>
+      <w:numFmt w:val="lowerLetter"/>
+      <w:lvlText w:val="%2."/>
+      <w:lvlJc w:val="left"/>
+      <w:pPr>
+        <w:ind w:left="1440" w:hanging="360"/>
+      </w:pPr>
+    </w:lvl>
+    <w:lvl w:ilvl="2" w:tplc="0EE60D62">
+      <w:start w:val="1"/>
+      <w:numFmt w:val="lowerRoman"/>
+      <w:lvlText w:val="%3."/>
+      <w:lvlJc w:val="right"/>
+      <w:pPr>
+        <w:ind w:left="2160" w:hanging="180"/>
+      </w:pPr>
+    </w:lvl>
+    <w:lvl w:ilvl="3" w:tplc="C9BA6B64">
+      <w:start w:val="1"/>
+      <w:numFmt w:val="decimal"/>
+      <w:lvlText w:val="%4."/>
+      <w:lvlJc w:val="left"/>
+      <w:pPr>
+        <w:ind w:left="2880" w:hanging="360"/>
+      </w:pPr>
+    </w:lvl>
+    <w:lvl w:ilvl="4" w:tplc="37148926">
+      <w:start w:val="1"/>
+      <w:numFmt w:val="lowerLetter"/>
+      <w:lvlText w:val="%5."/>
+      <w:lvlJc w:val="left"/>
+      <w:pPr>
+        <w:ind w:left="3600" w:hanging="360"/>
+      </w:pPr>
+    </w:lvl>
+    <w:lvl w:ilvl="5" w:tplc="D6A64E3A">
+      <w:start w:val="1"/>
+      <w:numFmt w:val="lowerRoman"/>
+      <w:lvlText w:val="%6."/>
+      <w:lvlJc w:val="right"/>
+      <w:pPr>
+        <w:ind w:left="4320" w:hanging="180"/>
+      </w:pPr>
+    </w:lvl>
+    <w:lvl w:ilvl="6" w:tplc="93D01C94">
+      <w:start w:val="1"/>
+      <w:numFmt w:val="decimal"/>
+      <w:lvlText w:val="%7."/>
+      <w:lvlJc w:val="left"/>
+      <w:pPr>
+        <w:ind w:left="5040" w:hanging="360"/>
+      </w:pPr>
+    </w:lvl>
+    <w:lvl w:ilvl="7" w:tplc="B164F7B6">
+      <w:start w:val="1"/>
+      <w:numFmt w:val="lowerLetter"/>
+      <w:lvlText w:val="%8."/>
+      <w:lvlJc w:val="left"/>
+      <w:pPr>
+        <w:ind w:left="5760" w:hanging="360"/>
+      </w:pPr>
+    </w:lvl>
+    <w:lvl w:ilvl="8" w:tplc="A378BF4A">
+      <w:start w:val="1"/>
+      <w:numFmt w:val="lowerRoman"/>
+      <w:lvlText w:val="%9."/>
+      <w:lvlJc w:val="right"/>
+      <w:pPr>
+        <w:ind w:left="6480" w:hanging="180"/>
+      </w:pPr>
+    </w:lvl>
+  </w:abstractNum>
+  <w:abstractNum w:abstractNumId="1" w15:restartNumberingAfterBreak="0">
+    <w:nsid w:val="5DAF0778"/>
+    <w:multiLevelType w:val="hybridMultilevel"/>
+    <w:tmpl w:val="FFFFFFFF"/>
+    <w:lvl w:ilvl="0" w:tplc="283CF9F8">
+      <w:start w:val="1"/>
+      <w:numFmt w:val="decimal"/>
+      <w:lvlText w:val="%1."/>
+      <w:lvlJc w:val="left"/>
+      <w:pPr>
+        <w:ind w:left="720" w:hanging="360"/>
+      </w:pPr>
+    </w:lvl>
+    <w:lvl w:ilvl="1" w:tplc="6CAED5A6">
+      <w:start w:val="1"/>
+      <w:numFmt w:val="lowerLetter"/>
+      <w:lvlText w:val="%2."/>
+      <w:lvlJc w:val="left"/>
+      <w:pPr>
+        <w:ind w:left="1440" w:hanging="360"/>
+      </w:pPr>
+    </w:lvl>
+    <w:lvl w:ilvl="2" w:tplc="FE2A4796">
+      <w:start w:val="1"/>
+      <w:numFmt w:val="lowerRoman"/>
+      <w:lvlText w:val="%3."/>
+      <w:lvlJc w:val="right"/>
+      <w:pPr>
+        <w:ind w:left="2160" w:hanging="180"/>
+      </w:pPr>
+    </w:lvl>
+    <w:lvl w:ilvl="3" w:tplc="D4A2C214">
+      <w:start w:val="1"/>
+      <w:numFmt w:val="decimal"/>
+      <w:lvlText w:val="%4."/>
+      <w:lvlJc w:val="left"/>
+      <w:pPr>
+        <w:ind w:left="2880" w:hanging="360"/>
+      </w:pPr>
+    </w:lvl>
+    <w:lvl w:ilvl="4" w:tplc="20D84AAC">
+      <w:start w:val="1"/>
+      <w:numFmt w:val="lowerLetter"/>
+      <w:lvlText w:val="%5."/>
+      <w:lvlJc w:val="left"/>
+      <w:pPr>
+        <w:ind w:left="3600" w:hanging="360"/>
+      </w:pPr>
+    </w:lvl>
+    <w:lvl w:ilvl="5" w:tplc="41105A0A">
+      <w:start w:val="1"/>
+      <w:numFmt w:val="lowerRoman"/>
+      <w:lvlText w:val="%6."/>
+      <w:lvlJc w:val="right"/>
+      <w:pPr>
+        <w:ind w:left="4320" w:hanging="180"/>
+      </w:pPr>
+    </w:lvl>
+    <w:lvl w:ilvl="6" w:tplc="9D2E625E">
+      <w:start w:val="1"/>
+      <w:numFmt w:val="decimal"/>
+      <w:lvlText w:val="%7."/>
+      <w:lvlJc w:val="left"/>
+      <w:pPr>
+        <w:ind w:left="5040" w:hanging="360"/>
+      </w:pPr>
+    </w:lvl>
+    <w:lvl w:ilvl="7" w:tplc="069A8894">
+      <w:start w:val="1"/>
+      <w:numFmt w:val="lowerLetter"/>
+      <w:lvlText w:val="%8."/>
+      <w:lvlJc w:val="left"/>
+      <w:pPr>
+        <w:ind w:left="5760" w:hanging="360"/>
+      </w:pPr>
+    </w:lvl>
+    <w:lvl w:ilvl="8" w:tplc="36D4EF76">
+      <w:start w:val="1"/>
+      <w:numFmt w:val="lowerRoman"/>
+      <w:lvlText w:val="%9."/>
+      <w:lvlJc w:val="right"/>
+      <w:pPr>
+        <w:ind w:left="6480" w:hanging="180"/>
+      </w:pPr>
+    </w:lvl>
+  </w:abstractNum>
+  <w:abstractNum w:abstractNumId="90">
+    <w:multiLevelType w:val="hybridMultilevel"/>
     <w:lvl w:ilvl="0">
       <w:start w:val="1"/>
       <w:numFmt w:val="bullet"/>
-      <w:lvlText w:val=""/>
+      <w:lvlText w:val="•"/>
       <w:lvlJc w:val="left"/>
       <w:pPr>
-        <w:tabs>
-          <w:tab w:val="num" w:pos="720"/>
-        </w:tabs>
         <w:ind w:left="720" w:hanging="360"/>
       </w:pPr>
       <w:rPr>
-        <w:rFonts w:ascii="Symbol" w:hAnsi="Symbol" w:cs="Symbol" w:hint="default"/>
-      </w:rPr>
-    </w:lvl>
-    <w:lvl w:ilvl="1">
-      <w:start w:val="1"/>
-      <w:numFmt w:val="bullet"/>
-      <w:lvlText w:val="◦"/>
-      <w:lvlJc w:val="left"/>
-      <w:pPr>
-        <w:tabs>
-          <w:tab w:val="num" w:pos="1080"/>
-        </w:tabs>
-        <w:ind w:left="1080" w:hanging="360"/>
-      </w:pPr>
-      <w:rPr>
-        <w:rFonts w:ascii="OpenSymbol" w:hAnsi="OpenSymbol" w:cs="OpenSymbol" w:hint="default"/>
-      </w:rPr>
-    </w:lvl>
-    <w:lvl w:ilvl="2">
-      <w:start w:val="1"/>
-      <w:numFmt w:val="bullet"/>
-      <w:lvlText w:val="▪"/>
-      <w:lvlJc w:val="left"/>
-      <w:pPr>
-        <w:tabs>
-          <w:tab w:val="num" w:pos="1440"/>
-        </w:tabs>
-        <w:ind w:left="1440" w:hanging="360"/>
-      </w:pPr>
-      <w:rPr>
-        <w:rFonts w:ascii="OpenSymbol" w:hAnsi="OpenSymbol" w:cs="OpenSymbol" w:hint="default"/>
-      </w:rPr>
-    </w:lvl>
-    <w:lvl w:ilvl="3">
-      <w:start w:val="1"/>
-      <w:numFmt w:val="bullet"/>
-      <w:lvlText w:val=""/>
-      <w:lvlJc w:val="left"/>
-      <w:pPr>
-        <w:tabs>
-          <w:tab w:val="num" w:pos="1800"/>
-        </w:tabs>
-        <w:ind w:left="1800" w:hanging="360"/>
-      </w:pPr>
-      <w:rPr>
-        <w:rFonts w:ascii="Symbol" w:hAnsi="Symbol" w:cs="Symbol" w:hint="default"/>
-      </w:rPr>
-    </w:lvl>
-    <w:lvl w:ilvl="4">
-      <w:start w:val="1"/>
-      <w:numFmt w:val="bullet"/>
-      <w:lvlText w:val="◦"/>
-      <w:lvlJc w:val="left"/>
-      <w:pPr>
-        <w:tabs>
-          <w:tab w:val="num" w:pos="2160"/>
-        </w:tabs>
-        <w:ind w:left="2160" w:hanging="360"/>
-      </w:pPr>
-      <w:rPr>
-        <w:rFonts w:ascii="OpenSymbol" w:hAnsi="OpenSymbol" w:cs="OpenSymbol" w:hint="default"/>
-      </w:rPr>
-    </w:lvl>
-    <w:lvl w:ilvl="5">
-      <w:start w:val="1"/>
-      <w:numFmt w:val="bullet"/>
-      <w:lvlText w:val="▪"/>
-      <w:lvlJc w:val="left"/>
-      <w:pPr>
-        <w:tabs>
-          <w:tab w:val="num" w:pos="2520"/>
-        </w:tabs>
-        <w:ind w:left="2520" w:hanging="360"/>
-      </w:pPr>
-      <w:rPr>
-        <w:rFonts w:ascii="OpenSymbol" w:hAnsi="OpenSymbol" w:cs="OpenSymbol" w:hint="default"/>
-      </w:rPr>
-    </w:lvl>
-    <w:lvl w:ilvl="6">
-      <w:start w:val="1"/>
-      <w:numFmt w:val="bullet"/>
-      <w:lvlText w:val=""/>
-      <w:lvlJc w:val="left"/>
-      <w:pPr>
-        <w:tabs>
-          <w:tab w:val="num" w:pos="2880"/>
-        </w:tabs>
-        <w:ind w:left="2880" w:hanging="360"/>
-      </w:pPr>
-      <w:rPr>
-        <w:rFonts w:ascii="Symbol" w:hAnsi="Symbol" w:cs="Symbol" w:hint="default"/>
-      </w:rPr>
-    </w:lvl>
-    <w:lvl w:ilvl="7">
-      <w:start w:val="1"/>
-      <w:numFmt w:val="bullet"/>
-      <w:lvlText w:val="◦"/>
-      <w:lvlJc w:val="left"/>
-      <w:pPr>
-        <w:tabs>
-          <w:tab w:val="num" w:pos="3240"/>
-        </w:tabs>
-        <w:ind w:left="3240" w:hanging="360"/>
-      </w:pPr>
-      <w:rPr>
-        <w:rFonts w:ascii="OpenSymbol" w:hAnsi="OpenSymbol" w:cs="OpenSymbol" w:hint="default"/>
-      </w:rPr>
-    </w:lvl>
-    <w:lvl w:ilvl="8">
-      <w:start w:val="1"/>
-      <w:numFmt w:val="bullet"/>
-      <w:lvlText w:val="▪"/>
-      <w:lvlJc w:val="left"/>
-      <w:pPr>
-        <w:tabs>
-          <w:tab w:val="num" w:pos="3600"/>
-        </w:tabs>
-        <w:ind w:left="3600" w:hanging="360"/>
-      </w:pPr>
-      <w:rPr>
-        <w:rFonts w:ascii="OpenSymbol" w:hAnsi="OpenSymbol" w:cs="OpenSymbol" w:hint="default"/>
+        <w:rFonts w:ascii="Calibri" w:hAnsi="Calibri" w:cs="Calibri"/>
       </w:rPr>
     </w:lvl>
   </w:abstractNum>
-  <w:abstractNum w:abstractNumId="1" w15:restartNumberingAfterBreak="0">
-    <w:nsid w:val="3E7C515B"/>
-    <w:multiLevelType w:val="multilevel"/>
-    <w:tmpl w:val="B4B8829C"/>
-    <w:lvl w:ilvl="0">
-      <w:start w:val="1"/>
-      <w:numFmt w:val="bullet"/>
-      <w:lvlText w:val=""/>
-      <w:lvlJc w:val="left"/>
-      <w:pPr>
-        <w:tabs>
-          <w:tab w:val="num" w:pos="720"/>
-        </w:tabs>
-        <w:ind w:left="720" w:hanging="360"/>
-      </w:pPr>
-      <w:rPr>
-        <w:rFonts w:ascii="Symbol" w:hAnsi="Symbol" w:hint="default"/>
-        <w:sz w:val="20"/>
-      </w:rPr>
-    </w:lvl>
-    <w:lvl w:ilvl="1" w:tentative="1">
-      <w:start w:val="1"/>
-      <w:numFmt w:val="bullet"/>
-      <w:lvlText w:val="o"/>
-      <w:lvlJc w:val="left"/>
-      <w:pPr>
-        <w:tabs>
-          <w:tab w:val="num" w:pos="1440"/>
-        </w:tabs>
-        <w:ind w:left="1440" w:hanging="360"/>
-      </w:pPr>
-      <w:rPr>
-        <w:rFonts w:ascii="Courier New" w:hAnsi="Courier New" w:hint="default"/>
-        <w:sz w:val="20"/>
-      </w:rPr>
-    </w:lvl>
-    <w:lvl w:ilvl="2" w:tentative="1">
-      <w:start w:val="1"/>
-      <w:numFmt w:val="bullet"/>
-      <w:lvlText w:val=""/>
-      <w:lvlJc w:val="left"/>
-      <w:pPr>
-        <w:tabs>
-          <w:tab w:val="num" w:pos="2160"/>
-        </w:tabs>
-        <w:ind w:left="2160" w:hanging="360"/>
-      </w:pPr>
-      <w:rPr>
-        <w:rFonts w:ascii="Wingdings" w:hAnsi="Wingdings" w:hint="default"/>
-        <w:sz w:val="20"/>
-      </w:rPr>
-    </w:lvl>
-    <w:lvl w:ilvl="3" w:tentative="1">
-      <w:start w:val="1"/>
-      <w:numFmt w:val="bullet"/>
-      <w:lvlText w:val=""/>
-      <w:lvlJc w:val="left"/>
-      <w:pPr>
-        <w:tabs>
-          <w:tab w:val="num" w:pos="2880"/>
-        </w:tabs>
-        <w:ind w:left="2880" w:hanging="360"/>
-      </w:pPr>
-      <w:rPr>
-        <w:rFonts w:ascii="Wingdings" w:hAnsi="Wingdings" w:hint="default"/>
-        <w:sz w:val="20"/>
-      </w:rPr>
-    </w:lvl>
-    <w:lvl w:ilvl="4" w:tentative="1">
-      <w:start w:val="1"/>
-      <w:numFmt w:val="bullet"/>
-      <w:lvlText w:val=""/>
-      <w:lvlJc w:val="left"/>
-      <w:pPr>
-        <w:tabs>
-          <w:tab w:val="num" w:pos="3600"/>
-        </w:tabs>
-        <w:ind w:left="3600" w:hanging="360"/>
-      </w:pPr>
-      <w:rPr>
-        <w:rFonts w:ascii="Wingdings" w:hAnsi="Wingdings" w:hint="default"/>
-        <w:sz w:val="20"/>
-      </w:rPr>
-    </w:lvl>
-    <w:lvl w:ilvl="5" w:tentative="1">
-      <w:start w:val="1"/>
-      <w:numFmt w:val="bullet"/>
-      <w:lvlText w:val=""/>
-      <w:lvlJc w:val="left"/>
-      <w:pPr>
-        <w:tabs>
-          <w:tab w:val="num" w:pos="4320"/>
-        </w:tabs>
-        <w:ind w:left="4320" w:hanging="360"/>
-      </w:pPr>
-      <w:rPr>
-        <w:rFonts w:ascii="Wingdings" w:hAnsi="Wingdings" w:hint="default"/>
-        <w:sz w:val="20"/>
-      </w:rPr>
-    </w:lvl>
-    <w:lvl w:ilvl="6" w:tentative="1">
-      <w:start w:val="1"/>
-      <w:numFmt w:val="bullet"/>
-      <w:lvlText w:val=""/>
-      <w:lvlJc w:val="left"/>
-      <w:pPr>
-        <w:tabs>
-          <w:tab w:val="num" w:pos="5040"/>
-        </w:tabs>
-        <w:ind w:left="5040" w:hanging="360"/>
-      </w:pPr>
-      <w:rPr>
-        <w:rFonts w:ascii="Wingdings" w:hAnsi="Wingdings" w:hint="default"/>
-        <w:sz w:val="20"/>
-      </w:rPr>
-    </w:lvl>
-    <w:lvl w:ilvl="7" w:tentative="1">
-      <w:start w:val="1"/>
-      <w:numFmt w:val="bullet"/>
-      <w:lvlText w:val=""/>
-      <w:lvlJc w:val="left"/>
-      <w:pPr>
-        <w:tabs>
-          <w:tab w:val="num" w:pos="5760"/>
-        </w:tabs>
-        <w:ind w:left="5760" w:hanging="360"/>
-      </w:pPr>
-      <w:rPr>
-        <w:rFonts w:ascii="Wingdings" w:hAnsi="Wingdings" w:hint="default"/>
-        <w:sz w:val="20"/>
-      </w:rPr>
-    </w:lvl>
-    <w:lvl w:ilvl="8" w:tentative="1">
-      <w:start w:val="1"/>
-      <w:numFmt w:val="bullet"/>
-      <w:lvlText w:val=""/>
-      <w:lvlJc w:val="left"/>
-      <w:pPr>
-        <w:tabs>
-          <w:tab w:val="num" w:pos="6480"/>
-        </w:tabs>
-        <w:ind w:left="6480" w:hanging="360"/>
-      </w:pPr>
-      <w:rPr>
-        <w:rFonts w:ascii="Wingdings" w:hAnsi="Wingdings" w:hint="default"/>
-        <w:sz w:val="20"/>
-      </w:rPr>
-    </w:lvl>
-  </w:abstractNum>
-  <w:abstractNum w:abstractNumId="2" w15:restartNumberingAfterBreak="0">
-    <w:nsid w:val="40CC21AA"/>
-    <w:multiLevelType w:val="multilevel"/>
-    <w:tmpl w:val="803601A4"/>
-    <w:lvl w:ilvl="0">
-      <w:start w:val="1"/>
-      <w:numFmt w:val="bullet"/>
-      <w:lvlText w:val=""/>
-      <w:lvlJc w:val="left"/>
-      <w:pPr>
-        <w:tabs>
-          <w:tab w:val="num" w:pos="720"/>
-        </w:tabs>
-        <w:ind w:left="720" w:hanging="360"/>
-      </w:pPr>
-      <w:rPr>
-        <w:rFonts w:ascii="Symbol" w:hAnsi="Symbol" w:hint="default"/>
-        <w:sz w:val="20"/>
-      </w:rPr>
-    </w:lvl>
-    <w:lvl w:ilvl="1" w:tentative="1">
-      <w:start w:val="1"/>
-      <w:numFmt w:val="bullet"/>
-      <w:lvlText w:val="o"/>
-      <w:lvlJc w:val="left"/>
-      <w:pPr>
-        <w:tabs>
-          <w:tab w:val="num" w:pos="1440"/>
-        </w:tabs>
-        <w:ind w:left="1440" w:hanging="360"/>
-      </w:pPr>
-      <w:rPr>
-        <w:rFonts w:ascii="Courier New" w:hAnsi="Courier New" w:hint="default"/>
-        <w:sz w:val="20"/>
-      </w:rPr>
-    </w:lvl>
-    <w:lvl w:ilvl="2" w:tentative="1">
-      <w:start w:val="1"/>
-      <w:numFmt w:val="bullet"/>
-      <w:lvlText w:val=""/>
-      <w:lvlJc w:val="left"/>
-      <w:pPr>
-        <w:tabs>
-          <w:tab w:val="num" w:pos="2160"/>
-        </w:tabs>
-        <w:ind w:left="2160" w:hanging="360"/>
-      </w:pPr>
-      <w:rPr>
-        <w:rFonts w:ascii="Wingdings" w:hAnsi="Wingdings" w:hint="default"/>
-        <w:sz w:val="20"/>
-      </w:rPr>
-    </w:lvl>
-    <w:lvl w:ilvl="3" w:tentative="1">
-      <w:start w:val="1"/>
-      <w:numFmt w:val="bullet"/>
-      <w:lvlText w:val=""/>
-      <w:lvlJc w:val="left"/>
-      <w:pPr>
-        <w:tabs>
-          <w:tab w:val="num" w:pos="2880"/>
-        </w:tabs>
-        <w:ind w:left="2880" w:hanging="360"/>
-      </w:pPr>
-      <w:rPr>
-        <w:rFonts w:ascii="Wingdings" w:hAnsi="Wingdings" w:hint="default"/>
-        <w:sz w:val="20"/>
-      </w:rPr>
-    </w:lvl>
-    <w:lvl w:ilvl="4" w:tentative="1">
-      <w:start w:val="1"/>
-      <w:numFmt w:val="bullet"/>
-      <w:lvlText w:val=""/>
-      <w:lvlJc w:val="left"/>
-      <w:pPr>
-        <w:tabs>
-          <w:tab w:val="num" w:pos="3600"/>
-        </w:tabs>
-        <w:ind w:left="3600" w:hanging="360"/>
-      </w:pPr>
-      <w:rPr>
-        <w:rFonts w:ascii="Wingdings" w:hAnsi="Wingdings" w:hint="default"/>
-        <w:sz w:val="20"/>
-      </w:rPr>
-    </w:lvl>
-    <w:lvl w:ilvl="5" w:tentative="1">
-      <w:start w:val="1"/>
-      <w:numFmt w:val="bullet"/>
-      <w:lvlText w:val=""/>
-      <w:lvlJc w:val="left"/>
-      <w:pPr>
-        <w:tabs>
-          <w:tab w:val="num" w:pos="4320"/>
-        </w:tabs>
-        <w:ind w:left="4320" w:hanging="360"/>
-      </w:pPr>
-      <w:rPr>
-        <w:rFonts w:ascii="Wingdings" w:hAnsi="Wingdings" w:hint="default"/>
-        <w:sz w:val="20"/>
-      </w:rPr>
-    </w:lvl>
-    <w:lvl w:ilvl="6" w:tentative="1">
-      <w:start w:val="1"/>
-      <w:numFmt w:val="bullet"/>
-      <w:lvlText w:val=""/>
-      <w:lvlJc w:val="left"/>
-      <w:pPr>
-        <w:tabs>
-          <w:tab w:val="num" w:pos="5040"/>
-        </w:tabs>
-        <w:ind w:left="5040" w:hanging="360"/>
-      </w:pPr>
-      <w:rPr>
-        <w:rFonts w:ascii="Wingdings" w:hAnsi="Wingdings" w:hint="default"/>
-        <w:sz w:val="20"/>
-      </w:rPr>
-    </w:lvl>
-    <w:lvl w:ilvl="7" w:tentative="1">
-      <w:start w:val="1"/>
-      <w:numFmt w:val="bullet"/>
-      <w:lvlText w:val=""/>
-      <w:lvlJc w:val="left"/>
-      <w:pPr>
-        <w:tabs>
-          <w:tab w:val="num" w:pos="5760"/>
-        </w:tabs>
-        <w:ind w:left="5760" w:hanging="360"/>
-      </w:pPr>
-      <w:rPr>
-        <w:rFonts w:ascii="Wingdings" w:hAnsi="Wingdings" w:hint="default"/>
-        <w:sz w:val="20"/>
-      </w:rPr>
-    </w:lvl>
-    <w:lvl w:ilvl="8" w:tentative="1">
-      <w:start w:val="1"/>
-      <w:numFmt w:val="bullet"/>
-      <w:lvlText w:val=""/>
-      <w:lvlJc w:val="left"/>
-      <w:pPr>
-        <w:tabs>
-          <w:tab w:val="num" w:pos="6480"/>
-        </w:tabs>
-        <w:ind w:left="6480" w:hanging="360"/>
-      </w:pPr>
-      <w:rPr>
-        <w:rFonts w:ascii="Wingdings" w:hAnsi="Wingdings" w:hint="default"/>
-        <w:sz w:val="20"/>
-      </w:rPr>
-    </w:lvl>
-  </w:abstractNum>
-  <w:abstractNum w:abstractNumId="3" w15:restartNumberingAfterBreak="0">
-    <w:nsid w:val="417C6D6D"/>
-    <w:multiLevelType w:val="multilevel"/>
-    <w:tmpl w:val="46105D44"/>
-    <w:lvl w:ilvl="0">
-      <w:start w:val="1"/>
-      <w:numFmt w:val="bullet"/>
-      <w:lvlText w:val=""/>
-      <w:lvlJc w:val="left"/>
-      <w:pPr>
-        <w:tabs>
-          <w:tab w:val="num" w:pos="1440"/>
-        </w:tabs>
-        <w:ind w:left="1440" w:hanging="360"/>
-      </w:pPr>
-      <w:rPr>
-        <w:rFonts w:ascii="Symbol" w:hAnsi="Symbol" w:cs="Symbol" w:hint="default"/>
-      </w:rPr>
-    </w:lvl>
-    <w:lvl w:ilvl="1">
-      <w:start w:val="1"/>
-      <w:numFmt w:val="bullet"/>
-      <w:lvlText w:val="◦"/>
-      <w:lvlJc w:val="left"/>
-      <w:pPr>
-        <w:tabs>
-          <w:tab w:val="num" w:pos="1800"/>
-        </w:tabs>
-        <w:ind w:left="1800" w:hanging="360"/>
-      </w:pPr>
-      <w:rPr>
-        <w:rFonts w:ascii="OpenSymbol" w:hAnsi="OpenSymbol" w:cs="OpenSymbol" w:hint="default"/>
-      </w:rPr>
-    </w:lvl>
-    <w:lvl w:ilvl="2">
-      <w:start w:val="1"/>
-      <w:numFmt w:val="bullet"/>
-      <w:lvlText w:val="▪"/>
-      <w:lvlJc w:val="left"/>
-      <w:pPr>
-        <w:tabs>
-          <w:tab w:val="num" w:pos="2160"/>
-        </w:tabs>
-        <w:ind w:left="2160" w:hanging="360"/>
-      </w:pPr>
-      <w:rPr>
-        <w:rFonts w:ascii="OpenSymbol" w:hAnsi="OpenSymbol" w:cs="OpenSymbol" w:hint="default"/>
-      </w:rPr>
-    </w:lvl>
-    <w:lvl w:ilvl="3">
-      <w:start w:val="1"/>
-      <w:numFmt w:val="bullet"/>
-      <w:lvlText w:val=""/>
-      <w:lvlJc w:val="left"/>
-      <w:pPr>
-        <w:tabs>
-          <w:tab w:val="num" w:pos="2520"/>
-        </w:tabs>
-        <w:ind w:left="2520" w:hanging="360"/>
-      </w:pPr>
-      <w:rPr>
-        <w:rFonts w:ascii="Symbol" w:hAnsi="Symbol" w:cs="Symbol" w:hint="default"/>
-      </w:rPr>
-    </w:lvl>
-    <w:lvl w:ilvl="4">
-      <w:start w:val="1"/>
-      <w:numFmt w:val="bullet"/>
-      <w:lvlText w:val="◦"/>
-      <w:lvlJc w:val="left"/>
-      <w:pPr>
-        <w:tabs>
-          <w:tab w:val="num" w:pos="2880"/>
-        </w:tabs>
-        <w:ind w:left="2880" w:hanging="360"/>
-      </w:pPr>
-      <w:rPr>
-        <w:rFonts w:ascii="OpenSymbol" w:hAnsi="OpenSymbol" w:cs="OpenSymbol" w:hint="default"/>
-      </w:rPr>
-    </w:lvl>
-    <w:lvl w:ilvl="5">
-      <w:start w:val="1"/>
-      <w:numFmt w:val="bullet"/>
-      <w:lvlText w:val="▪"/>
-      <w:lvlJc w:val="left"/>
-      <w:pPr>
-        <w:tabs>
-          <w:tab w:val="num" w:pos="3240"/>
-        </w:tabs>
-        <w:ind w:left="3240" w:hanging="360"/>
-      </w:pPr>
-      <w:rPr>
-        <w:rFonts w:ascii="OpenSymbol" w:hAnsi="OpenSymbol" w:cs="OpenSymbol" w:hint="default"/>
-      </w:rPr>
-    </w:lvl>
-    <w:lvl w:ilvl="6">
-      <w:start w:val="1"/>
-      <w:numFmt w:val="bullet"/>
-      <w:lvlText w:val=""/>
-      <w:lvlJc w:val="left"/>
-      <w:pPr>
-        <w:tabs>
-          <w:tab w:val="num" w:pos="3600"/>
-        </w:tabs>
-        <w:ind w:left="3600" w:hanging="360"/>
-      </w:pPr>
-      <w:rPr>
-        <w:rFonts w:ascii="Symbol" w:hAnsi="Symbol" w:cs="Symbol" w:hint="default"/>
-      </w:rPr>
-    </w:lvl>
-    <w:lvl w:ilvl="7">
-      <w:start w:val="1"/>
-      <w:numFmt w:val="bullet"/>
-      <w:lvlText w:val="◦"/>
-      <w:lvlJc w:val="left"/>
-      <w:pPr>
-        <w:tabs>
-          <w:tab w:val="num" w:pos="3960"/>
-        </w:tabs>
-        <w:ind w:left="3960" w:hanging="360"/>
-      </w:pPr>
-      <w:rPr>
-        <w:rFonts w:ascii="OpenSymbol" w:hAnsi="OpenSymbol" w:cs="OpenSymbol" w:hint="default"/>
-      </w:rPr>
-    </w:lvl>
-    <w:lvl w:ilvl="8">
-      <w:start w:val="1"/>
-      <w:numFmt w:val="bullet"/>
-      <w:lvlText w:val="▪"/>
-      <w:lvlJc w:val="left"/>
-      <w:pPr>
-        <w:tabs>
-          <w:tab w:val="num" w:pos="4320"/>
-        </w:tabs>
-        <w:ind w:left="4320" w:hanging="360"/>
-      </w:pPr>
-      <w:rPr>
-        <w:rFonts w:ascii="OpenSymbol" w:hAnsi="OpenSymbol" w:cs="OpenSymbol" w:hint="default"/>
-      </w:rPr>
-    </w:lvl>
-  </w:abstractNum>
-  <w:abstractNum w:abstractNumId="4" w15:restartNumberingAfterBreak="0">
-    <w:nsid w:val="4B6E0746"/>
-    <w:multiLevelType w:val="multilevel"/>
-    <w:tmpl w:val="4C782AAC"/>
-    <w:lvl w:ilvl="0">
-      <w:start w:val="1"/>
-      <w:numFmt w:val="none"/>
-      <w:suff w:val="nothing"/>
-      <w:lvlText w:val=""/>
-      <w:lvlJc w:val="left"/>
-      <w:pPr>
-        <w:tabs>
-          <w:tab w:val="num" w:pos="0"/>
-        </w:tabs>
-        <w:ind w:left="0" w:firstLine="0"/>
-      </w:pPr>
-    </w:lvl>
-    <w:lvl w:ilvl="1">
-      <w:start w:val="1"/>
-      <w:numFmt w:val="none"/>
-      <w:suff w:val="nothing"/>
-      <w:lvlText w:val=""/>
-      <w:lvlJc w:val="left"/>
-      <w:pPr>
-        <w:tabs>
-          <w:tab w:val="num" w:pos="0"/>
-        </w:tabs>
-        <w:ind w:left="0" w:firstLine="0"/>
-      </w:pPr>
-    </w:lvl>
-    <w:lvl w:ilvl="2">
-      <w:start w:val="1"/>
-      <w:numFmt w:val="none"/>
-      <w:suff w:val="nothing"/>
-      <w:lvlText w:val=""/>
-      <w:lvlJc w:val="left"/>
-      <w:pPr>
-        <w:tabs>
-          <w:tab w:val="num" w:pos="0"/>
-        </w:tabs>
-        <w:ind w:left="0" w:firstLine="0"/>
-      </w:pPr>
-    </w:lvl>
-    <w:lvl w:ilvl="3">
-      <w:start w:val="1"/>
-      <w:numFmt w:val="none"/>
-      <w:suff w:val="nothing"/>
-      <w:lvlText w:val=""/>
-      <w:lvlJc w:val="left"/>
-      <w:pPr>
-        <w:tabs>
-          <w:tab w:val="num" w:pos="0"/>
-        </w:tabs>
-        <w:ind w:left="0" w:firstLine="0"/>
-      </w:pPr>
-    </w:lvl>
-    <w:lvl w:ilvl="4">
-      <w:start w:val="1"/>
-      <w:numFmt w:val="none"/>
-      <w:suff w:val="nothing"/>
-      <w:lvlText w:val=""/>
-      <w:lvlJc w:val="left"/>
-      <w:pPr>
-        <w:tabs>
-          <w:tab w:val="num" w:pos="0"/>
-        </w:tabs>
-        <w:ind w:left="0" w:firstLine="0"/>
-      </w:pPr>
-    </w:lvl>
-    <w:lvl w:ilvl="5">
-      <w:start w:val="1"/>
-      <w:numFmt w:val="none"/>
-      <w:suff w:val="nothing"/>
-      <w:lvlText w:val=""/>
-      <w:lvlJc w:val="left"/>
-      <w:pPr>
-        <w:tabs>
-          <w:tab w:val="num" w:pos="0"/>
-        </w:tabs>
-        <w:ind w:left="0" w:firstLine="0"/>
-      </w:pPr>
-    </w:lvl>
-    <w:lvl w:ilvl="6">
-      <w:start w:val="1"/>
-      <w:numFmt w:val="none"/>
-      <w:suff w:val="nothing"/>
-      <w:lvlText w:val=""/>
-      <w:lvlJc w:val="left"/>
-      <w:pPr>
-        <w:tabs>
-          <w:tab w:val="num" w:pos="0"/>
-        </w:tabs>
-        <w:ind w:left="0" w:firstLine="0"/>
-      </w:pPr>
-    </w:lvl>
-    <w:lvl w:ilvl="7">
-      <w:start w:val="1"/>
-      <w:numFmt w:val="none"/>
-      <w:suff w:val="nothing"/>
-      <w:lvlText w:val=""/>
-      <w:lvlJc w:val="left"/>
-      <w:pPr>
-        <w:tabs>
-          <w:tab w:val="num" w:pos="0"/>
-        </w:tabs>
-        <w:ind w:left="0" w:firstLine="0"/>
-      </w:pPr>
-    </w:lvl>
-    <w:lvl w:ilvl="8">
-      <w:start w:val="1"/>
-      <w:numFmt w:val="none"/>
-      <w:suff w:val="nothing"/>
-      <w:lvlText w:val=""/>
-      <w:lvlJc w:val="left"/>
-      <w:pPr>
-        <w:tabs>
-          <w:tab w:val="num" w:pos="0"/>
-        </w:tabs>
-        <w:ind w:left="0" w:firstLine="0"/>
-      </w:pPr>
-    </w:lvl>
-  </w:abstractNum>
-  <w:num w:numId="1" w16cid:durableId="1043554138">
-    <w:abstractNumId w:val="3"/>
-  </w:num>
-  <w:num w:numId="2" w16cid:durableId="1943680968">
+  <w:num w:numId="1" w16cid:durableId="532426226">
     <w:abstractNumId w:val="0"/>
   </w:num>
-  <w:num w:numId="3" w16cid:durableId="694424286">
-    <w:abstractNumId w:val="4"/>
+  <w:num w:numId="2" w16cid:durableId="1506092395">
+    <w:abstractNumId w:val="1"/>
   </w:num>
-  <w:num w:numId="4" w16cid:durableId="854272894">
-    <w:abstractNumId w:val="2"/>
-  </w:num>
-  <w:num w:numId="5" w16cid:durableId="116409114">
-    <w:abstractNumId w:val="1"/>
+  <w:num w:numId="90">
+    <w:abstractNumId w:val="90"/>
   </w:num>
 </w:numbering>
 </file>
 
 <file path=word/styles.xml><?xml version="1.0" encoding="utf-8"?>
-<w:styles xmlns:mc="http://schemas.openxmlformats.org/markup-compatibility/2006" xmlns:r="http://schemas.openxmlformats.org/officeDocument/2006/relationships" xmlns:w="http://schemas.openxmlformats.org/wordprocessingml/2006/main" xmlns:w14="http://schemas.microsoft.com/office/word/2010/wordml" xmlns:w15="http://schemas.microsoft.com/office/word/2012/wordml" xmlns:w16cex="http://schemas.microsoft.com/office/word/2018/wordml/cex" xmlns:w16cid="http://schemas.microsoft.com/office/word/2016/wordml/cid" xmlns:w16="http://schemas.microsoft.com/office/word/2018/wordml" xmlns:w16du="http://schemas.microsoft.com/office/word/2023/wordml/word16du" xmlns:w16sdtdh="http://schemas.microsoft.com/office/word/2020/wordml/sdtdatahash" xmlns:w16sdtfl="http://schemas.microsoft.com/office/word/2024/wordml/sdtformatlock" xmlns:w16se="http://schemas.microsoft.com/office/word/2015/wordml/symex" mc:Ignorable="w14 w15 w16se w16cid w16 w16cex w16sdtdh w16sdtfl w16du">
+<w:styles xmlns:mc="http://schemas.openxmlformats.org/markup-compatibility/2006" xmlns:r="http://schemas.openxmlformats.org/officeDocument/2006/relationships" xmlns:w="http://schemas.openxmlformats.org/wordprocessingml/2006/main" xmlns:w14="http://schemas.microsoft.com/office/word/2010/wordml" xmlns:w15="http://schemas.microsoft.com/office/word/2012/wordml" xmlns:w16cex="http://schemas.microsoft.com/office/word/2018/wordml/cex" xmlns:w16cid="http://schemas.microsoft.com/office/word/2016/wordml/cid" xmlns:w16="http://schemas.microsoft.com/office/word/2018/wordml" xmlns:w16sdtdh="http://schemas.microsoft.com/office/word/2020/wordml/sdtdatahash" xmlns:w16se="http://schemas.microsoft.com/office/word/2015/wordml/symex" mc:Ignorable="w14 w15 w16se w16cid w16 w16cex w16sdtdh">
   <w:docDefaults>
     <w:rPrDefault>
       <w:rPr>
@@ -1925,7 +5419,7 @@
     </w:rPrDefault>
     <w:pPrDefault>
       <w:pPr>
-        <w:suppressAutoHyphens/>
+        <w:spacing w:after="160" w:line="278" w:lineRule="auto"/>
       </w:pPr>
     </w:pPrDefault>
   </w:docDefaults>
@@ -2310,9 +5804,6 @@
   <w:style w:type="paragraph" w:default="1" w:styleId="Normal">
     <w:name w:val="Normal"/>
     <w:qFormat/>
-    <w:pPr>
-      <w:spacing w:after="160" w:line="276" w:lineRule="auto"/>
-    </w:pPr>
   </w:style>
   <w:style w:type="paragraph" w:styleId="Heading1">
     <w:name w:val="heading 1"/>
@@ -2515,6 +6006,7 @@
   <w:style w:type="character" w:default="1" w:styleId="DefaultParagraphFont">
     <w:name w:val="Default Paragraph Font"/>
     <w:uiPriority w:val="1"/>
+    <w:semiHidden/>
     <w:unhideWhenUsed/>
   </w:style>
   <w:style w:type="table" w:default="1" w:styleId="TableNormal">
@@ -2543,7 +6035,6 @@
     <w:basedOn w:val="DefaultParagraphFont"/>
     <w:link w:val="Heading1"/>
     <w:uiPriority w:val="9"/>
-    <w:qFormat/>
     <w:rsid w:val="00486BED"/>
     <w:rPr>
       <w:rFonts w:asciiTheme="majorHAnsi" w:eastAsiaTheme="majorEastAsia" w:hAnsiTheme="majorHAnsi" w:cstheme="majorBidi"/>
@@ -2558,7 +6049,6 @@
     <w:link w:val="Heading2"/>
     <w:uiPriority w:val="9"/>
     <w:semiHidden/>
-    <w:qFormat/>
     <w:rsid w:val="00486BED"/>
     <w:rPr>
       <w:rFonts w:asciiTheme="majorHAnsi" w:eastAsiaTheme="majorEastAsia" w:hAnsiTheme="majorHAnsi" w:cstheme="majorBidi"/>
@@ -2573,7 +6063,6 @@
     <w:link w:val="Heading3"/>
     <w:uiPriority w:val="9"/>
     <w:semiHidden/>
-    <w:qFormat/>
     <w:rsid w:val="00486BED"/>
     <w:rPr>
       <w:rFonts w:eastAsiaTheme="majorEastAsia" w:cstheme="majorBidi"/>
@@ -2587,7 +6076,6 @@
     <w:basedOn w:val="DefaultParagraphFont"/>
     <w:link w:val="Heading4"/>
     <w:uiPriority w:val="9"/>
-    <w:qFormat/>
     <w:rsid w:val="00486BED"/>
     <w:rPr>
       <w:rFonts w:eastAsiaTheme="majorEastAsia" w:cstheme="majorBidi"/>
@@ -2602,7 +6090,6 @@
     <w:link w:val="Heading5"/>
     <w:uiPriority w:val="9"/>
     <w:semiHidden/>
-    <w:qFormat/>
     <w:rsid w:val="00486BED"/>
     <w:rPr>
       <w:rFonts w:eastAsiaTheme="majorEastAsia" w:cstheme="majorBidi"/>
@@ -2615,7 +6102,6 @@
     <w:link w:val="Heading6"/>
     <w:uiPriority w:val="9"/>
     <w:semiHidden/>
-    <w:qFormat/>
     <w:rsid w:val="00486BED"/>
     <w:rPr>
       <w:rFonts w:eastAsiaTheme="majorEastAsia" w:cstheme="majorBidi"/>
@@ -2630,7 +6116,6 @@
     <w:link w:val="Heading7"/>
     <w:uiPriority w:val="9"/>
     <w:semiHidden/>
-    <w:qFormat/>
     <w:rsid w:val="00486BED"/>
     <w:rPr>
       <w:rFonts w:eastAsiaTheme="majorEastAsia" w:cstheme="majorBidi"/>
@@ -2643,7 +6128,6 @@
     <w:link w:val="Heading8"/>
     <w:uiPriority w:val="9"/>
     <w:semiHidden/>
-    <w:qFormat/>
     <w:rsid w:val="00486BED"/>
     <w:rPr>
       <w:rFonts w:eastAsiaTheme="majorEastAsia" w:cstheme="majorBidi"/>
@@ -2658,205 +6142,10 @@
     <w:link w:val="Heading9"/>
     <w:uiPriority w:val="9"/>
     <w:semiHidden/>
-    <w:qFormat/>
     <w:rsid w:val="00486BED"/>
     <w:rPr>
       <w:rFonts w:eastAsiaTheme="majorEastAsia" w:cstheme="majorBidi"/>
       <w:color w:val="272727" w:themeColor="text1" w:themeTint="D8"/>
-    </w:rPr>
-  </w:style>
-  <w:style w:type="character" w:customStyle="1" w:styleId="TitleChar">
-    <w:name w:val="Title Char"/>
-    <w:basedOn w:val="DefaultParagraphFont"/>
-    <w:link w:val="Title"/>
-    <w:uiPriority w:val="10"/>
-    <w:qFormat/>
-    <w:rsid w:val="00486BED"/>
-    <w:rPr>
-      <w:rFonts w:asciiTheme="majorHAnsi" w:eastAsiaTheme="majorEastAsia" w:hAnsiTheme="majorHAnsi" w:cstheme="majorBidi"/>
-      <w:spacing w:val="-10"/>
-      <w:kern w:val="2"/>
-      <w:sz w:val="56"/>
-      <w:szCs w:val="56"/>
-    </w:rPr>
-  </w:style>
-  <w:style w:type="character" w:customStyle="1" w:styleId="SubtitleChar">
-    <w:name w:val="Subtitle Char"/>
-    <w:basedOn w:val="DefaultParagraphFont"/>
-    <w:link w:val="Subtitle"/>
-    <w:uiPriority w:val="11"/>
-    <w:qFormat/>
-    <w:rsid w:val="00486BED"/>
-    <w:rPr>
-      <w:rFonts w:eastAsiaTheme="majorEastAsia" w:cstheme="majorBidi"/>
-      <w:color w:val="595959" w:themeColor="text1" w:themeTint="A6"/>
-      <w:spacing w:val="15"/>
-      <w:sz w:val="28"/>
-      <w:szCs w:val="28"/>
-    </w:rPr>
-  </w:style>
-  <w:style w:type="character" w:customStyle="1" w:styleId="QuoteChar">
-    <w:name w:val="Quote Char"/>
-    <w:basedOn w:val="DefaultParagraphFont"/>
-    <w:link w:val="Quote"/>
-    <w:uiPriority w:val="29"/>
-    <w:qFormat/>
-    <w:rsid w:val="00486BED"/>
-    <w:rPr>
-      <w:i/>
-      <w:iCs/>
-      <w:color w:val="404040" w:themeColor="text1" w:themeTint="BF"/>
-    </w:rPr>
-  </w:style>
-  <w:style w:type="character" w:styleId="IntenseEmphasis">
-    <w:name w:val="Intense Emphasis"/>
-    <w:basedOn w:val="DefaultParagraphFont"/>
-    <w:uiPriority w:val="21"/>
-    <w:qFormat/>
-    <w:rsid w:val="00486BED"/>
-    <w:rPr>
-      <w:i/>
-      <w:iCs/>
-      <w:color w:val="0F4761" w:themeColor="accent1" w:themeShade="BF"/>
-    </w:rPr>
-  </w:style>
-  <w:style w:type="character" w:customStyle="1" w:styleId="IntenseQuoteChar">
-    <w:name w:val="Intense Quote Char"/>
-    <w:basedOn w:val="DefaultParagraphFont"/>
-    <w:link w:val="IntenseQuote"/>
-    <w:uiPriority w:val="30"/>
-    <w:qFormat/>
-    <w:rsid w:val="00486BED"/>
-    <w:rPr>
-      <w:i/>
-      <w:iCs/>
-      <w:color w:val="0F4761" w:themeColor="accent1" w:themeShade="BF"/>
-    </w:rPr>
-  </w:style>
-  <w:style w:type="character" w:styleId="IntenseReference">
-    <w:name w:val="Intense Reference"/>
-    <w:basedOn w:val="DefaultParagraphFont"/>
-    <w:uiPriority w:val="32"/>
-    <w:qFormat/>
-    <w:rsid w:val="00486BED"/>
-    <w:rPr>
-      <w:b/>
-      <w:bCs/>
-      <w:smallCaps/>
-      <w:color w:val="0F4761" w:themeColor="accent1" w:themeShade="BF"/>
-      <w:spacing w:val="5"/>
-    </w:rPr>
-  </w:style>
-  <w:style w:type="character" w:customStyle="1" w:styleId="HeaderChar">
-    <w:name w:val="Header Char"/>
-    <w:basedOn w:val="DefaultParagraphFont"/>
-    <w:link w:val="Header"/>
-    <w:uiPriority w:val="99"/>
-    <w:qFormat/>
-    <w:rsid w:val="00486BED"/>
-  </w:style>
-  <w:style w:type="character" w:customStyle="1" w:styleId="FooterChar">
-    <w:name w:val="Footer Char"/>
-    <w:basedOn w:val="DefaultParagraphFont"/>
-    <w:link w:val="Footer"/>
-    <w:uiPriority w:val="99"/>
-    <w:qFormat/>
-    <w:rsid w:val="00486BED"/>
-  </w:style>
-  <w:style w:type="character" w:styleId="PlaceholderText">
-    <w:name w:val="Placeholder Text"/>
-    <w:basedOn w:val="DefaultParagraphFont"/>
-    <w:uiPriority w:val="99"/>
-    <w:semiHidden/>
-    <w:qFormat/>
-    <w:rsid w:val="006C1698"/>
-    <w:rPr>
-      <w:color w:val="666666"/>
-    </w:rPr>
-  </w:style>
-  <w:style w:type="character" w:styleId="Hyperlink">
-    <w:name w:val="Hyperlink"/>
-    <w:basedOn w:val="DefaultParagraphFont"/>
-    <w:uiPriority w:val="99"/>
-    <w:unhideWhenUsed/>
-    <w:rsid w:val="00B44CAE"/>
-    <w:rPr>
-      <w:color w:val="467886" w:themeColor="hyperlink"/>
-      <w:u w:val="single"/>
-    </w:rPr>
-  </w:style>
-  <w:style w:type="character" w:styleId="UnresolvedMention">
-    <w:name w:val="Unresolved Mention"/>
-    <w:basedOn w:val="DefaultParagraphFont"/>
-    <w:uiPriority w:val="99"/>
-    <w:semiHidden/>
-    <w:unhideWhenUsed/>
-    <w:qFormat/>
-    <w:rsid w:val="00B44CAE"/>
-    <w:rPr>
-      <w:color w:val="605E5C"/>
-      <w:shd w:val="clear" w:color="auto" w:fill="E1DFDD"/>
-    </w:rPr>
-  </w:style>
-  <w:style w:type="character" w:customStyle="1" w:styleId="Bullets">
-    <w:name w:val="Bullets"/>
-    <w:qFormat/>
-    <w:rPr>
-      <w:rFonts w:ascii="OpenSymbol" w:eastAsia="OpenSymbol" w:hAnsi="OpenSymbol" w:cs="OpenSymbol"/>
-    </w:rPr>
-  </w:style>
-  <w:style w:type="paragraph" w:customStyle="1" w:styleId="Heading">
-    <w:name w:val="Heading"/>
-    <w:basedOn w:val="Normal"/>
-    <w:next w:val="BodyText"/>
-    <w:qFormat/>
-    <w:pPr>
-      <w:keepNext/>
-      <w:spacing w:before="240" w:after="120"/>
-    </w:pPr>
-    <w:rPr>
-      <w:rFonts w:ascii="Liberation Sans" w:eastAsia="Noto Sans CJK SC" w:hAnsi="Liberation Sans" w:cs="Lohit Devanagari"/>
-      <w:sz w:val="28"/>
-      <w:szCs w:val="28"/>
-    </w:rPr>
-  </w:style>
-  <w:style w:type="paragraph" w:styleId="BodyText">
-    <w:name w:val="Body Text"/>
-    <w:basedOn w:val="Normal"/>
-    <w:pPr>
-      <w:spacing w:after="140"/>
-    </w:pPr>
-  </w:style>
-  <w:style w:type="paragraph" w:styleId="List">
-    <w:name w:val="List"/>
-    <w:basedOn w:val="BodyText"/>
-    <w:rPr>
-      <w:rFonts w:cs="Lohit Devanagari"/>
-    </w:rPr>
-  </w:style>
-  <w:style w:type="paragraph" w:styleId="Caption">
-    <w:name w:val="caption"/>
-    <w:basedOn w:val="Normal"/>
-    <w:qFormat/>
-    <w:pPr>
-      <w:suppressLineNumbers/>
-      <w:spacing w:before="120" w:after="120"/>
-    </w:pPr>
-    <w:rPr>
-      <w:rFonts w:cs="Lohit Devanagari"/>
-      <w:i/>
-      <w:iCs/>
-    </w:rPr>
-  </w:style>
-  <w:style w:type="paragraph" w:customStyle="1" w:styleId="Index">
-    <w:name w:val="Index"/>
-    <w:basedOn w:val="Normal"/>
-    <w:qFormat/>
-    <w:pPr>
-      <w:suppressLineNumbers/>
-    </w:pPr>
-    <w:rPr>
-      <w:rFonts w:cs="Lohit Devanagari"/>
     </w:rPr>
   </w:style>
   <w:style w:type="paragraph" w:styleId="Title">
@@ -2874,6 +6163,21 @@
     <w:rPr>
       <w:rFonts w:asciiTheme="majorHAnsi" w:eastAsiaTheme="majorEastAsia" w:hAnsiTheme="majorHAnsi" w:cstheme="majorBidi"/>
       <w:spacing w:val="-10"/>
+      <w:kern w:val="28"/>
+      <w:sz w:val="56"/>
+      <w:szCs w:val="56"/>
+    </w:rPr>
+  </w:style>
+  <w:style w:type="character" w:customStyle="1" w:styleId="TitleChar">
+    <w:name w:val="Title Char"/>
+    <w:basedOn w:val="DefaultParagraphFont"/>
+    <w:link w:val="Title"/>
+    <w:uiPriority w:val="10"/>
+    <w:rsid w:val="00486BED"/>
+    <w:rPr>
+      <w:rFonts w:asciiTheme="majorHAnsi" w:eastAsiaTheme="majorEastAsia" w:hAnsiTheme="majorHAnsi" w:cstheme="majorBidi"/>
+      <w:spacing w:val="-10"/>
+      <w:kern w:val="28"/>
       <w:sz w:val="56"/>
       <w:szCs w:val="56"/>
     </w:rPr>
@@ -2885,6 +6189,25 @@
     <w:link w:val="SubtitleChar"/>
     <w:uiPriority w:val="11"/>
     <w:qFormat/>
+    <w:rsid w:val="00486BED"/>
+    <w:pPr>
+      <w:numPr>
+        <w:ilvl w:val="1"/>
+      </w:numPr>
+    </w:pPr>
+    <w:rPr>
+      <w:rFonts w:eastAsiaTheme="majorEastAsia" w:cstheme="majorBidi"/>
+      <w:color w:val="595959" w:themeColor="text1" w:themeTint="A6"/>
+      <w:spacing w:val="15"/>
+      <w:sz w:val="28"/>
+      <w:szCs w:val="28"/>
+    </w:rPr>
+  </w:style>
+  <w:style w:type="character" w:customStyle="1" w:styleId="SubtitleChar">
+    <w:name w:val="Subtitle Char"/>
+    <w:basedOn w:val="DefaultParagraphFont"/>
+    <w:link w:val="Subtitle"/>
+    <w:uiPriority w:val="11"/>
     <w:rsid w:val="00486BED"/>
     <w:rPr>
       <w:rFonts w:eastAsiaTheme="majorEastAsia" w:cstheme="majorBidi"/>
@@ -2912,6 +6235,18 @@
       <w:color w:val="404040" w:themeColor="text1" w:themeTint="BF"/>
     </w:rPr>
   </w:style>
+  <w:style w:type="character" w:customStyle="1" w:styleId="QuoteChar">
+    <w:name w:val="Quote Char"/>
+    <w:basedOn w:val="DefaultParagraphFont"/>
+    <w:link w:val="Quote"/>
+    <w:uiPriority w:val="29"/>
+    <w:rsid w:val="00486BED"/>
+    <w:rPr>
+      <w:i/>
+      <w:iCs/>
+      <w:color w:val="404040" w:themeColor="text1" w:themeTint="BF"/>
+    </w:rPr>
+  </w:style>
   <w:style w:type="paragraph" w:styleId="ListParagraph">
     <w:name w:val="List Paragraph"/>
     <w:basedOn w:val="Normal"/>
@@ -2923,6 +6258,18 @@
       <w:contextualSpacing/>
     </w:pPr>
   </w:style>
+  <w:style w:type="character" w:styleId="IntenseEmphasis">
+    <w:name w:val="Intense Emphasis"/>
+    <w:basedOn w:val="DefaultParagraphFont"/>
+    <w:uiPriority w:val="21"/>
+    <w:qFormat/>
+    <w:rsid w:val="00486BED"/>
+    <w:rPr>
+      <w:i/>
+      <w:iCs/>
+      <w:color w:val="0F4761" w:themeColor="accent1" w:themeShade="BF"/>
+    </w:rPr>
+  </w:style>
   <w:style w:type="paragraph" w:styleId="IntenseQuote">
     <w:name w:val="Intense Quote"/>
     <w:basedOn w:val="Normal"/>
@@ -2933,8 +6280,8 @@
     <w:rsid w:val="00486BED"/>
     <w:pPr>
       <w:pBdr>
-        <w:top w:val="single" w:sz="4" w:space="10" w:color="0F4761"/>
-        <w:bottom w:val="single" w:sz="4" w:space="10" w:color="0F4761"/>
+        <w:top w:val="single" w:sz="4" w:space="10" w:color="0F4761" w:themeColor="accent1" w:themeShade="BF"/>
+        <w:bottom w:val="single" w:sz="4" w:space="10" w:color="0F4761" w:themeColor="accent1" w:themeShade="BF"/>
       </w:pBdr>
       <w:spacing w:before="360" w:after="360"/>
       <w:ind w:left="864" w:right="864"/>
@@ -2946,10 +6293,31 @@
       <w:color w:val="0F4761" w:themeColor="accent1" w:themeShade="BF"/>
     </w:rPr>
   </w:style>
-  <w:style w:type="paragraph" w:customStyle="1" w:styleId="HeaderandFooter">
-    <w:name w:val="Header and Footer"/>
-    <w:basedOn w:val="Normal"/>
+  <w:style w:type="character" w:customStyle="1" w:styleId="IntenseQuoteChar">
+    <w:name w:val="Intense Quote Char"/>
+    <w:basedOn w:val="DefaultParagraphFont"/>
+    <w:link w:val="IntenseQuote"/>
+    <w:uiPriority w:val="30"/>
+    <w:rsid w:val="00486BED"/>
+    <w:rPr>
+      <w:i/>
+      <w:iCs/>
+      <w:color w:val="0F4761" w:themeColor="accent1" w:themeShade="BF"/>
+    </w:rPr>
+  </w:style>
+  <w:style w:type="character" w:styleId="IntenseReference">
+    <w:name w:val="Intense Reference"/>
+    <w:basedOn w:val="DefaultParagraphFont"/>
+    <w:uiPriority w:val="32"/>
     <w:qFormat/>
+    <w:rsid w:val="00486BED"/>
+    <w:rPr>
+      <w:b/>
+      <w:bCs/>
+      <w:smallCaps/>
+      <w:color w:val="0F4761" w:themeColor="accent1" w:themeShade="BF"/>
+      <w:spacing w:val="5"/>
+    </w:rPr>
   </w:style>
   <w:style w:type="paragraph" w:styleId="Header">
     <w:name w:val="header"/>
@@ -2966,6 +6334,13 @@
       <w:spacing w:after="0" w:line="240" w:lineRule="auto"/>
     </w:pPr>
   </w:style>
+  <w:style w:type="character" w:customStyle="1" w:styleId="HeaderChar">
+    <w:name w:val="Header Char"/>
+    <w:basedOn w:val="DefaultParagraphFont"/>
+    <w:link w:val="Header"/>
+    <w:uiPriority w:val="99"/>
+    <w:rsid w:val="00486BED"/>
+  </w:style>
   <w:style w:type="paragraph" w:styleId="Footer">
     <w:name w:val="footer"/>
     <w:basedOn w:val="Normal"/>
@@ -2981,17 +6356,21 @@
       <w:spacing w:after="0" w:line="240" w:lineRule="auto"/>
     </w:pPr>
   </w:style>
-  <w:style w:type="paragraph" w:styleId="NoSpacing">
-    <w:name w:val="No Spacing"/>
-    <w:uiPriority w:val="1"/>
-    <w:qFormat/>
-    <w:rsid w:val="00745E23"/>
+  <w:style w:type="character" w:customStyle="1" w:styleId="FooterChar">
+    <w:name w:val="Footer Char"/>
+    <w:basedOn w:val="DefaultParagraphFont"/>
+    <w:link w:val="Footer"/>
+    <w:uiPriority w:val="99"/>
+    <w:rsid w:val="00486BED"/>
   </w:style>
   <w:style w:type="table" w:styleId="TableGrid">
     <w:name w:val="Table Grid"/>
     <w:basedOn w:val="TableNormal"/>
     <w:uiPriority w:val="39"/>
     <w:rsid w:val="00486BED"/>
+    <w:pPr>
+      <w:spacing w:after="0" w:line="240" w:lineRule="auto"/>
+    </w:pPr>
     <w:tblPr>
       <w:tblBorders>
         <w:top w:val="single" w:sz="4" w:space="0" w:color="auto"/>
@@ -3002,6 +6381,48 @@
         <w:insideV w:val="single" w:sz="4" w:space="0" w:color="auto"/>
       </w:tblBorders>
     </w:tblPr>
+  </w:style>
+  <w:style w:type="character" w:styleId="PlaceholderText">
+    <w:name w:val="Placeholder Text"/>
+    <w:basedOn w:val="DefaultParagraphFont"/>
+    <w:uiPriority w:val="99"/>
+    <w:semiHidden/>
+    <w:rsid w:val="006C1698"/>
+    <w:rPr>
+      <w:color w:val="666666"/>
+    </w:rPr>
+  </w:style>
+  <w:style w:type="character" w:styleId="Hyperlink">
+    <w:name w:val="Hyperlink"/>
+    <w:basedOn w:val="DefaultParagraphFont"/>
+    <w:uiPriority w:val="99"/>
+    <w:unhideWhenUsed/>
+    <w:rsid w:val="00B44CAE"/>
+    <w:rPr>
+      <w:color w:val="467886" w:themeColor="hyperlink"/>
+      <w:u w:val="single"/>
+    </w:rPr>
+  </w:style>
+  <w:style w:type="character" w:styleId="UnresolvedMention">
+    <w:name w:val="Unresolved Mention"/>
+    <w:basedOn w:val="DefaultParagraphFont"/>
+    <w:uiPriority w:val="99"/>
+    <w:semiHidden/>
+    <w:unhideWhenUsed/>
+    <w:rsid w:val="00B44CAE"/>
+    <w:rPr>
+      <w:color w:val="605E5C"/>
+      <w:shd w:val="clear" w:color="auto" w:fill="E1DFDD"/>
+    </w:rPr>
+  </w:style>
+  <w:style w:type="paragraph" w:styleId="NoSpacing">
+    <w:name w:val="No Spacing"/>
+    <w:uiPriority w:val="1"/>
+    <w:qFormat/>
+    <w:rsid w:val="00745E23"/>
+    <w:pPr>
+      <w:spacing w:after="0" w:line="240" w:lineRule="auto"/>
+    </w:pPr>
   </w:style>
 </w:styles>
 </file>
